--- a/klagomål/A 7583-2026 FSC-klagomål.docx
+++ b/klagomål/A 7583-2026 FSC-klagomål.docx
@@ -1029,7 +1029,7 @@
     <w:r>
       <w:tab/>
       <w:tab/>
-      <w:t>2026-02-28</w:t>
+      <w:t>2026-03-01</w:t>
       <w:br/>
       <w:br/>
     </w:r>

--- a/klagomål/A 7583-2026 FSC-klagomål.docx
+++ b/klagomål/A 7583-2026 FSC-klagomål.docx
@@ -1029,7 +1029,7 @@
     <w:r>
       <w:tab/>
       <w:tab/>
-      <w:t>2026-03-01</w:t>
+      <w:t>2026-03-02</w:t>
       <w:br/>
       <w:br/>
     </w:r>

--- a/klagomål/A 7583-2026 FSC-klagomål.docx
+++ b/klagomål/A 7583-2026 FSC-klagomål.docx
@@ -1029,7 +1029,7 @@
     <w:r>
       <w:tab/>
       <w:tab/>
-      <w:t>2026-03-02</w:t>
+      <w:t>2026-03-03</w:t>
       <w:br/>
       <w:br/>
     </w:r>

--- a/klagomål/A 7583-2026 FSC-klagomål.docx
+++ b/klagomål/A 7583-2026 FSC-klagomål.docx
@@ -1029,7 +1029,7 @@
     <w:r>
       <w:tab/>
       <w:tab/>
-      <w:t>2026-03-03</w:t>
+      <w:t>2026-03-04</w:t>
       <w:br/>
       <w:br/>
     </w:r>

--- a/klagomål/A 7583-2026 FSC-klagomål.docx
+++ b/klagomål/A 7583-2026 FSC-klagomål.docx
@@ -168,7 +168,7 @@
     </w:p>
     <w:p>
       <w:r>
-        <w:t>Detta dokument behandlar höga naturvärden i avverkningsanmälan A 7583-2026 i Arvika kommun. Denna avverkningsanmälan inkom 2026-02-08 16:33:24 och omfattar 3,3 ha.</w:t>
+        <w:t>Detta dokument behandlar höga naturvärden i avverkningsanmälan A 7583-2026 i Arvika kommun. Denna avverkningsanmälan inkom 2026-02-08 00:00:00 och omfattar 3,3 ha.</w:t>
       </w:r>
     </w:p>
     <w:p>
@@ -1029,7 +1029,7 @@
     <w:r>
       <w:tab/>
       <w:tab/>
-      <w:t>2026-03-04</w:t>
+      <w:t>2026-03-05</w:t>
       <w:br/>
       <w:br/>
     </w:r>

--- a/klagomål/A 7583-2026 FSC-klagomål.docx
+++ b/klagomål/A 7583-2026 FSC-klagomål.docx
@@ -1029,7 +1029,7 @@
     <w:r>
       <w:tab/>
       <w:tab/>
-      <w:t>2026-03-05</w:t>
+      <w:t>2026-03-06</w:t>
       <w:br/>
       <w:br/>
     </w:r>

--- a/klagomål/A 7583-2026 FSC-klagomål.docx
+++ b/klagomål/A 7583-2026 FSC-klagomål.docx
@@ -1029,7 +1029,7 @@
     <w:r>
       <w:tab/>
       <w:tab/>
-      <w:t>2026-03-06</w:t>
+      <w:t>2026-03-07</w:t>
       <w:br/>
       <w:br/>
     </w:r>

--- a/klagomål/A 7583-2026 FSC-klagomål.docx
+++ b/klagomål/A 7583-2026 FSC-klagomål.docx
@@ -1029,7 +1029,7 @@
     <w:r>
       <w:tab/>
       <w:tab/>
-      <w:t>2026-03-07</w:t>
+      <w:t>2026-03-08</w:t>
       <w:br/>
       <w:br/>
     </w:r>

--- a/klagomål/A 7583-2026 FSC-klagomål.docx
+++ b/klagomål/A 7583-2026 FSC-klagomål.docx
@@ -1029,7 +1029,7 @@
     <w:r>
       <w:tab/>
       <w:tab/>
-      <w:t>2026-03-08</w:t>
+      <w:t>2026-03-09</w:t>
       <w:br/>
       <w:br/>
     </w:r>

--- a/klagomål/A 7583-2026 FSC-klagomål.docx
+++ b/klagomål/A 7583-2026 FSC-klagomål.docx
@@ -1029,7 +1029,7 @@
     <w:r>
       <w:tab/>
       <w:tab/>
-      <w:t>2026-03-09</w:t>
+      <w:t>2026-03-10</w:t>
       <w:br/>
       <w:br/>
     </w:r>

--- a/klagomål/A 7583-2026 FSC-klagomål.docx
+++ b/klagomål/A 7583-2026 FSC-klagomål.docx
@@ -281,7 +281,7 @@
         <w:t>Spillkråka (NT, §4)</w:t>
       </w:r>
       <w:r>
-        <w:t xml:space="preserve"> är rödlistad som nära hotad och ingår i bilaga 1 i EU:s fågeldirektiv. Den minskar i population på grund av minskad tillgång på lämpliga bo- och födoträd och minskad födotillgång. Spillkråkans minskningstakt har uppgått till 19 (24–10) % under de senaste 15 åren. Minskningstakten för den svenska populationen bedöms vara nära gränsvärdet för Sårbar (VU) (A2bc). Skogsbruk med korta omloppstider och täta, homogena ungskogar utgör det största hotet. Spillkråka är typisk art för </w:t>
+        <w:t xml:space="preserve"> är rödlistad som nära hotad och ingår i bilaga 1 i EU:s fågeldirektiv. Den minskar i population på grund av minskad tillgång på lämpliga bo- och födoträd och minskad födotillgång. Spillkråkans minskningstakt har uppgått till 19 (24–10) % under de senaste 15 åren och bedöms vara nära gränsvärdet för Sårbar (VU) (A2bc). Spillkråka är en nyckelart i skogliga miljöer vars övergivna bohål utnyttjas av flera andra hålhäckande fågelarter och fladdermöss. Den behöver grova träd, främst tall, asp och bok som boträd. Skogsbruk med korta omloppstider och täta, homogena ungskogar utgör det största hotet. Spillkråka är typisk art för </w:t>
       </w:r>
       <w:r>
         <w:rPr>
@@ -299,7 +299,7 @@
         <w:t xml:space="preserve"> 9740 Skogsbevuxen myr </w:t>
       </w:r>
       <w:r>
-        <w:t>(SLU Artdatabanken, 2023).</w:t>
+        <w:t>(SLU Artdatabanken, 2025; Skogsstyrelsen 2016).</w:t>
       </w:r>
     </w:p>
     <w:p>
@@ -670,7 +670,7 @@
         <w:t xml:space="preserve"> 9740 Skogsbevuxen myr</w:t>
       </w:r>
       <w:r>
-        <w:t xml:space="preserve"> och ingår i bilaga 1 i EU:s fågeldirektiv. Spillkråka lever i både barr- och blandskog liksom i ren lövskog. De tätaste populationerna tenderar att finnas i äldre, variationsrik blandskog med gott om död ved och gamla träd.</w:t>
+        <w:t xml:space="preserve"> och ingår i bilaga 1 i EU:s fågeldirektiv. Spillkråka lever i både barr- och blandskog liksom i ren lövskog. De tätaste populationerna tenderar att finnas i äldre, variationsrik blandskog med gott om död ved och gamla träd. Spillkråka är en nyckelart i skogliga miljöer vars övergivna bohål utnyttjas av flera andra hålhäckande fågelarter och fladdermöss (SLU Artdatabanken, 2023; Skogsstyrelsen 2016).</w:t>
       </w:r>
     </w:p>
     <w:p>
@@ -688,7 +688,21 @@
     </w:p>
     <w:p>
       <w:r>
-        <w:t xml:space="preserve">SLU Artdatabanken, 2021. </w:t>
+        <w:t xml:space="preserve">Skogsstyrelsen, 2016. </w:t>
+      </w:r>
+      <w:r>
+        <w:rPr>
+          <w:i/>
+        </w:rPr>
+        <w:t xml:space="preserve">Vägledning för hänsyn till spillkråka. </w:t>
+      </w:r>
+      <w:r>
+        <w:t>Vägledningar och kunskapsstöd artskydd – Skogsstyrelsen.</w:t>
+      </w:r>
+    </w:p>
+    <w:p>
+      <w:r>
+        <w:t xml:space="preserve">SLU Artdatabanken, 2023. </w:t>
       </w:r>
       <w:r>
         <w:rPr>
@@ -1029,7 +1043,7 @@
     <w:r>
       <w:tab/>
       <w:tab/>
-      <w:t>2026-03-10</w:t>
+      <w:t>2026-03-11</w:t>
       <w:br/>
       <w:br/>
     </w:r>

--- a/klagomål/A 7583-2026 FSC-klagomål.docx
+++ b/klagomål/A 7583-2026 FSC-klagomål.docx
@@ -1043,7 +1043,7 @@
     <w:r>
       <w:tab/>
       <w:tab/>
-      <w:t>2026-03-11</w:t>
+      <w:t>2026-03-12</w:t>
       <w:br/>
       <w:br/>
     </w:r>

--- a/klagomål/A 7583-2026 FSC-klagomål.docx
+++ b/klagomål/A 7583-2026 FSC-klagomål.docx
@@ -1043,7 +1043,7 @@
     <w:r>
       <w:tab/>
       <w:tab/>
-      <w:t>2026-03-12</w:t>
+      <w:t>2026-03-13</w:t>
       <w:br/>
       <w:br/>
     </w:r>

--- a/klagomål/A 7583-2026 FSC-klagomål.docx
+++ b/klagomål/A 7583-2026 FSC-klagomål.docx
@@ -1043,7 +1043,7 @@
     <w:r>
       <w:tab/>
       <w:tab/>
-      <w:t>2026-03-13</w:t>
+      <w:t>2026-03-16</w:t>
       <w:br/>
       <w:br/>
     </w:r>

--- a/klagomål/A 7583-2026 FSC-klagomål.docx
+++ b/klagomål/A 7583-2026 FSC-klagomål.docx
@@ -1043,7 +1043,7 @@
     <w:r>
       <w:tab/>
       <w:tab/>
-      <w:t>2026-03-16</w:t>
+      <w:t>2026-03-17</w:t>
       <w:br/>
       <w:br/>
     </w:r>

--- a/klagomål/A 7583-2026 FSC-klagomål.docx
+++ b/klagomål/A 7583-2026 FSC-klagomål.docx
@@ -1043,7 +1043,7 @@
     <w:r>
       <w:tab/>
       <w:tab/>
-      <w:t>2026-03-17</w:t>
+      <w:t>2026-03-18</w:t>
       <w:br/>
       <w:br/>
     </w:r>

--- a/klagomål/A 7583-2026 FSC-klagomål.docx
+++ b/klagomål/A 7583-2026 FSC-klagomål.docx
@@ -1043,7 +1043,7 @@
     <w:r>
       <w:tab/>
       <w:tab/>
-      <w:t>2026-03-18</w:t>
+      <w:t>2026-03-19</w:t>
       <w:br/>
       <w:br/>
     </w:r>

--- a/klagomål/A 7583-2026 FSC-klagomål.docx
+++ b/klagomål/A 7583-2026 FSC-klagomål.docx
@@ -1043,7 +1043,7 @@
     <w:r>
       <w:tab/>
       <w:tab/>
-      <w:t>2026-03-19</w:t>
+      <w:t>2026-03-20</w:t>
       <w:br/>
       <w:br/>
     </w:r>

--- a/klagomål/A 7583-2026 FSC-klagomål.docx
+++ b/klagomål/A 7583-2026 FSC-klagomål.docx
@@ -1043,7 +1043,7 @@
     <w:r>
       <w:tab/>
       <w:tab/>
-      <w:t>2026-03-20</w:t>
+      <w:t>2026-03-21</w:t>
       <w:br/>
       <w:br/>
     </w:r>

--- a/klagomål/A 7583-2026 FSC-klagomål.docx
+++ b/klagomål/A 7583-2026 FSC-klagomål.docx
@@ -1043,7 +1043,7 @@
     <w:r>
       <w:tab/>
       <w:tab/>
-      <w:t>2026-03-21</w:t>
+      <w:t>2026-03-22</w:t>
       <w:br/>
       <w:br/>
     </w:r>

--- a/klagomål/A 7583-2026 FSC-klagomål.docx
+++ b/klagomål/A 7583-2026 FSC-klagomål.docx
@@ -1043,7 +1043,7 @@
     <w:r>
       <w:tab/>
       <w:tab/>
-      <w:t>2026-03-22</w:t>
+      <w:t>2026-03-23</w:t>
       <w:br/>
       <w:br/>
     </w:r>

--- a/klagomål/A 7583-2026 FSC-klagomål.docx
+++ b/klagomål/A 7583-2026 FSC-klagomål.docx
@@ -1043,7 +1043,7 @@
     <w:r>
       <w:tab/>
       <w:tab/>
-      <w:t>2026-03-23</w:t>
+      <w:t>2026-03-24</w:t>
       <w:br/>
       <w:br/>
     </w:r>

--- a/klagomål/A 7583-2026 FSC-klagomål.docx
+++ b/klagomål/A 7583-2026 FSC-klagomål.docx
@@ -1043,7 +1043,7 @@
     <w:r>
       <w:tab/>
       <w:tab/>
-      <w:t>2026-03-24</w:t>
+      <w:t>2026-03-25</w:t>
       <w:br/>
       <w:br/>
     </w:r>

--- a/klagomål/A 7583-2026 FSC-klagomål.docx
+++ b/klagomål/A 7583-2026 FSC-klagomål.docx
@@ -1043,7 +1043,7 @@
     <w:r>
       <w:tab/>
       <w:tab/>
-      <w:t>2026-03-25</w:t>
+      <w:t>2026-03-26</w:t>
       <w:br/>
       <w:br/>
     </w:r>

--- a/klagomål/A 7583-2026 FSC-klagomål.docx
+++ b/klagomål/A 7583-2026 FSC-klagomål.docx
@@ -1043,7 +1043,7 @@
     <w:r>
       <w:tab/>
       <w:tab/>
-      <w:t>2026-03-26</w:t>
+      <w:t>2026-03-27</w:t>
       <w:br/>
       <w:br/>
     </w:r>

--- a/klagomål/A 7583-2026 FSC-klagomål.docx
+++ b/klagomål/A 7583-2026 FSC-klagomål.docx
@@ -1043,7 +1043,7 @@
     <w:r>
       <w:tab/>
       <w:tab/>
-      <w:t>2026-03-27</w:t>
+      <w:t>2026-03-28</w:t>
       <w:br/>
       <w:br/>
     </w:r>

--- a/klagomål/A 7583-2026 FSC-klagomål.docx
+++ b/klagomål/A 7583-2026 FSC-klagomål.docx
@@ -1043,7 +1043,7 @@
     <w:r>
       <w:tab/>
       <w:tab/>
-      <w:t>2026-03-28</w:t>
+      <w:t>2026-03-29</w:t>
       <w:br/>
       <w:br/>
     </w:r>

--- a/klagomål/A 7583-2026 FSC-klagomål.docx
+++ b/klagomål/A 7583-2026 FSC-klagomål.docx
@@ -1043,7 +1043,7 @@
     <w:r>
       <w:tab/>
       <w:tab/>
-      <w:t>2026-03-29</w:t>
+      <w:t>2026-03-30</w:t>
       <w:br/>
       <w:br/>
     </w:r>

--- a/klagomål/A 7583-2026 FSC-klagomål.docx
+++ b/klagomål/A 7583-2026 FSC-klagomål.docx
@@ -1043,7 +1043,7 @@
     <w:r>
       <w:tab/>
       <w:tab/>
-      <w:t>2026-03-30</w:t>
+      <w:t>2026-03-31</w:t>
       <w:br/>
       <w:br/>
     </w:r>

--- a/klagomål/A 7583-2026 FSC-klagomål.docx
+++ b/klagomål/A 7583-2026 FSC-klagomål.docx
@@ -1043,7 +1043,7 @@
     <w:r>
       <w:tab/>
       <w:tab/>
-      <w:t>2026-03-31</w:t>
+      <w:t>2026-04-01</w:t>
       <w:br/>
       <w:br/>
     </w:r>

--- a/klagomål/A 7583-2026 FSC-klagomål.docx
+++ b/klagomål/A 7583-2026 FSC-klagomål.docx
@@ -1043,7 +1043,7 @@
     <w:r>
       <w:tab/>
       <w:tab/>
-      <w:t>2026-04-01</w:t>
+      <w:t>2026-04-02</w:t>
       <w:br/>
       <w:br/>
     </w:r>

--- a/klagomål/A 7583-2026 FSC-klagomål.docx
+++ b/klagomål/A 7583-2026 FSC-klagomål.docx
@@ -1043,7 +1043,7 @@
     <w:r>
       <w:tab/>
       <w:tab/>
-      <w:t>2026-04-02</w:t>
+      <w:t>2026-04-03</w:t>
       <w:br/>
       <w:br/>
     </w:r>

--- a/klagomål/A 7583-2026 FSC-klagomål.docx
+++ b/klagomål/A 7583-2026 FSC-klagomål.docx
@@ -1043,7 +1043,7 @@
     <w:r>
       <w:tab/>
       <w:tab/>
-      <w:t>2026-04-03</w:t>
+      <w:t>2026-04-04</w:t>
       <w:br/>
       <w:br/>
     </w:r>

--- a/klagomål/A 7583-2026 FSC-klagomål.docx
+++ b/klagomål/A 7583-2026 FSC-klagomål.docx
@@ -1043,7 +1043,7 @@
     <w:r>
       <w:tab/>
       <w:tab/>
-      <w:t>2026-04-04</w:t>
+      <w:t>2026-04-05</w:t>
       <w:br/>
       <w:br/>
     </w:r>

--- a/klagomål/A 7583-2026 FSC-klagomål.docx
+++ b/klagomål/A 7583-2026 FSC-klagomål.docx
@@ -1043,7 +1043,7 @@
     <w:r>
       <w:tab/>
       <w:tab/>
-      <w:t>2026-04-05</w:t>
+      <w:t>2026-04-06</w:t>
       <w:br/>
       <w:br/>
     </w:r>

--- a/klagomål/A 7583-2026 FSC-klagomål.docx
+++ b/klagomål/A 7583-2026 FSC-klagomål.docx
@@ -278,10 +278,10 @@
         <w:rPr>
           <w:b/>
         </w:rPr>
-        <w:t>Spillkråka (NT, §4)</w:t>
-      </w:r>
-      <w:r>
-        <w:t xml:space="preserve"> är rödlistad som nära hotad och ingår i bilaga 1 i EU:s fågeldirektiv. Den minskar i population på grund av minskad tillgång på lämpliga bo- och födoträd och minskad födotillgång. Spillkråkans minskningstakt har uppgått till 19 (24–10) % under de senaste 15 åren och bedöms vara nära gränsvärdet för Sårbar (VU) (A2bc). Spillkråka är en nyckelart i skogliga miljöer vars övergivna bohål utnyttjas av flera andra hålhäckande fågelarter och fladdermöss. Den behöver grova träd, främst tall, asp och bok som boträd. Skogsbruk med korta omloppstider och täta, homogena ungskogar utgör det största hotet. Spillkråka är typisk art för </w:t>
+        <w:t>Spillkråka (§4)</w:t>
+      </w:r>
+      <w:r>
+        <w:t xml:space="preserve"> omfattas av bilaga 1 i EU:s fågeldirektiv och är typisk art för </w:t>
       </w:r>
       <w:r>
         <w:rPr>
@@ -296,10 +296,10 @@
         <w:rPr>
           <w:i/>
         </w:rPr>
-        <w:t xml:space="preserve"> 9740 Skogsbevuxen myr </w:t>
-      </w:r>
-      <w:r>
-        <w:t>(SLU Artdatabanken, 2025; Skogsstyrelsen 2016).</w:t>
+        <w:t xml:space="preserve"> 9740 Skogsbevuxen myr</w:t>
+      </w:r>
+      <w:r>
+        <w:t>. Den behöver grova träd, främst tall, asp och bok som boträd. Skogsbruk med korta omloppstider och täta, homogena ungskogar utgör det största hotet. Spillkråka är en nyckelart i skogliga miljöer vars övergivna bohål utnyttjas av flera andra hålhäckande fågelarter och fladdermöss, däribland pärluggla (EN, §4), knipa (§4), salskrake (§4) och skogsduva (§4). Hökuggla (VU, §4) och slaguggla (§4) häckar ofta i högstubbar som brutits av i höjd med ett gammalt spillkråkebo (SLU Artdatabanken, 2026; Skogsstyrelsen, 2016).</w:t>
       </w:r>
     </w:p>
     <w:p>
@@ -652,7 +652,7 @@
     </w:p>
     <w:p>
       <w:r>
-        <w:t xml:space="preserve">Spillkråka (NT) är rödlistad som nära hotad, fridlyst enligt §4 Artskyddsförordningen, typisk art för </w:t>
+        <w:t xml:space="preserve">Spillkråka (§4) ingår i bilaga 1 EU:s fågeldirektiv och är typisk art för </w:t>
       </w:r>
       <w:r>
         <w:rPr>
@@ -670,12 +670,12 @@
         <w:t xml:space="preserve"> 9740 Skogsbevuxen myr</w:t>
       </w:r>
       <w:r>
-        <w:t xml:space="preserve"> och ingår i bilaga 1 i EU:s fågeldirektiv. Spillkråka lever i både barr- och blandskog liksom i ren lövskog. De tätaste populationerna tenderar att finnas i äldre, variationsrik blandskog med gott om död ved och gamla träd. Spillkråka är en nyckelart i skogliga miljöer vars övergivna bohål utnyttjas av flera andra hålhäckande fågelarter och fladdermöss (SLU Artdatabanken, 2023; Skogsstyrelsen 2016).</w:t>
+        <w:t>. Den lever i både barr- och blandskog liksom i ren lövskog. De tätaste populationerna tenderar att finnas i äldre, variationsrik blandskog med gott om död ved och gamla träd. Varje par utnyttjar 400–1000 hektar skog beroende på skogens kvalitet. Skogsbruk med korta omloppstider och täta, homogena ungskogar utgör det största hotet (SLU Artdatabanken, 2026).</w:t>
       </w:r>
     </w:p>
     <w:p>
       <w:r>
-        <w:t>Varje par utnyttjar 400–1000 hektar skog beroende på skogens kvalitet. En minskning av populationen pågår på grund av minskad tillgång på lämpliga bo- och födoträd och minskad födotillgång. Spillkråkans minskningstakt har uppgått till 19 (24–10) % under de senaste 15 åren. Minskningstakten för den svenska populationen bedöms vara nära gränsvärdet för Sårbar (VU) (A2bc). Skogsbruk med korta omloppstider och täta, homogena ungskogar utgör det största hotet (SLU Artdatabanken 2023).</w:t>
+        <w:t>Spillkråka är en nyckelart i skogliga miljöer vars övergivna bohål utnyttjas av flera andra hålhäckande fågelarter och fladdermöss, däribland pärluggla (EN, §4), knipa (§4), salskrake (§4) och skogsduva (§4). Hökuggla (VU, §4) och slaguggla (§4) häckar ofta i högstubbar som brutits av i höjd med ett gammalt spillkråkebo (Skogsstyrelsen, 2016).</w:t>
       </w:r>
     </w:p>
     <w:p>
@@ -702,7 +702,7 @@
     </w:p>
     <w:p>
       <w:r>
-        <w:t xml:space="preserve">SLU Artdatabanken, 2023. </w:t>
+        <w:t xml:space="preserve">SLU Artdatabanken, 2026. </w:t>
       </w:r>
       <w:r>
         <w:rPr>
@@ -711,7 +711,7 @@
         <w:t xml:space="preserve">Artfaktablad. Naturvård – artfakta. </w:t>
       </w:r>
       <w:r>
-        <w:t>SLU Artdatabanken, Uppsala</w:t>
+        <w:t>SLU Artdatabanken, Uppsala.</w:t>
       </w:r>
     </w:p>
     <w:p>
@@ -1043,7 +1043,7 @@
     <w:r>
       <w:tab/>
       <w:tab/>
-      <w:t>2026-04-06</w:t>
+      <w:t>2026-04-07</w:t>
       <w:br/>
       <w:br/>
     </w:r>

--- a/klagomål/A 7583-2026 FSC-klagomål.docx
+++ b/klagomål/A 7583-2026 FSC-klagomål.docx
@@ -1043,7 +1043,7 @@
     <w:r>
       <w:tab/>
       <w:tab/>
-      <w:t>2026-04-07</w:t>
+      <w:t>2026-04-08</w:t>
       <w:br/>
       <w:br/>
     </w:r>

--- a/klagomål/A 7583-2026 FSC-klagomål.docx
+++ b/klagomål/A 7583-2026 FSC-klagomål.docx
@@ -1043,7 +1043,7 @@
     <w:r>
       <w:tab/>
       <w:tab/>
-      <w:t>2026-04-08</w:t>
+      <w:t>2026-04-09</w:t>
       <w:br/>
       <w:br/>
     </w:r>

--- a/klagomål/A 7583-2026 FSC-klagomål.docx
+++ b/klagomål/A 7583-2026 FSC-klagomål.docx
@@ -1043,7 +1043,7 @@
     <w:r>
       <w:tab/>
       <w:tab/>
-      <w:t>2026-04-09</w:t>
+      <w:t>2026-04-10</w:t>
       <w:br/>
       <w:br/>
     </w:r>

--- a/klagomål/A 7583-2026 FSC-klagomål.docx
+++ b/klagomål/A 7583-2026 FSC-klagomål.docx
@@ -1043,7 +1043,7 @@
     <w:r>
       <w:tab/>
       <w:tab/>
-      <w:t>2026-04-10</w:t>
+      <w:t>2026-04-11</w:t>
       <w:br/>
       <w:br/>
     </w:r>

--- a/klagomål/A 7583-2026 FSC-klagomål.docx
+++ b/klagomål/A 7583-2026 FSC-klagomål.docx
@@ -1043,7 +1043,7 @@
     <w:r>
       <w:tab/>
       <w:tab/>
-      <w:t>2026-04-11</w:t>
+      <w:t>2026-04-12</w:t>
       <w:br/>
       <w:br/>
     </w:r>

--- a/klagomål/A 7583-2026 FSC-klagomål.docx
+++ b/klagomål/A 7583-2026 FSC-klagomål.docx
@@ -1043,7 +1043,7 @@
     <w:r>
       <w:tab/>
       <w:tab/>
-      <w:t>2026-04-14</w:t>
+      <w:t>2026-04-15</w:t>
       <w:br/>
       <w:br/>
     </w:r>

--- a/klagomål/A 7583-2026 FSC-klagomål.docx
+++ b/klagomål/A 7583-2026 FSC-klagomål.docx
@@ -1043,7 +1043,7 @@
     <w:r>
       <w:tab/>
       <w:tab/>
-      <w:t>2026-04-15</w:t>
+      <w:t>2026-04-16</w:t>
       <w:br/>
       <w:br/>
     </w:r>

--- a/klagomål/A 7583-2026 FSC-klagomål.docx
+++ b/klagomål/A 7583-2026 FSC-klagomål.docx
@@ -1043,7 +1043,7 @@
     <w:r>
       <w:tab/>
       <w:tab/>
-      <w:t>2026-04-16</w:t>
+      <w:t>2026-04-17</w:t>
       <w:br/>
       <w:br/>
     </w:r>

--- a/klagomål/A 7583-2026 FSC-klagomål.docx
+++ b/klagomål/A 7583-2026 FSC-klagomål.docx
@@ -1043,7 +1043,7 @@
     <w:r>
       <w:tab/>
       <w:tab/>
-      <w:t>2026-04-17</w:t>
+      <w:t>2026-04-18</w:t>
       <w:br/>
       <w:br/>
     </w:r>

--- a/klagomål/A 7583-2026 FSC-klagomål.docx
+++ b/klagomål/A 7583-2026 FSC-klagomål.docx
@@ -1043,7 +1043,7 @@
     <w:r>
       <w:tab/>
       <w:tab/>
-      <w:t>2026-04-18</w:t>
+      <w:t>2026-04-19</w:t>
       <w:br/>
       <w:br/>
     </w:r>

--- a/klagomål/A 7583-2026 FSC-klagomål.docx
+++ b/klagomål/A 7583-2026 FSC-klagomål.docx
@@ -1043,7 +1043,7 @@
     <w:r>
       <w:tab/>
       <w:tab/>
-      <w:t>2026-04-19</w:t>
+      <w:t>2026-04-20</w:t>
       <w:br/>
       <w:br/>
     </w:r>

--- a/klagomål/A 7583-2026 FSC-klagomål.docx
+++ b/klagomål/A 7583-2026 FSC-klagomål.docx
@@ -1043,7 +1043,7 @@
     <w:r>
       <w:tab/>
       <w:tab/>
-      <w:t>2026-04-20</w:t>
+      <w:t>2026-04-21</w:t>
       <w:br/>
       <w:br/>
     </w:r>

--- a/klagomål/A 7583-2026 FSC-klagomål.docx
+++ b/klagomål/A 7583-2026 FSC-klagomål.docx
@@ -1043,7 +1043,7 @@
     <w:r>
       <w:tab/>
       <w:tab/>
-      <w:t>2026-04-21</w:t>
+      <w:t>2026-04-22</w:t>
       <w:br/>
       <w:br/>
     </w:r>

--- a/klagomål/A 7583-2026 FSC-klagomål.docx
+++ b/klagomål/A 7583-2026 FSC-klagomål.docx
@@ -1043,7 +1043,7 @@
     <w:r>
       <w:tab/>
       <w:tab/>
-      <w:t>2026-04-22</w:t>
+      <w:t>2026-04-23</w:t>
       <w:br/>
       <w:br/>
     </w:r>

--- a/klagomål/A 7583-2026 FSC-klagomål.docx
+++ b/klagomål/A 7583-2026 FSC-klagomål.docx
@@ -1043,7 +1043,7 @@
     <w:r>
       <w:tab/>
       <w:tab/>
-      <w:t>2026-04-23</w:t>
+      <w:t>2026-04-24</w:t>
       <w:br/>
       <w:br/>
     </w:r>

--- a/klagomål/A 7583-2026 FSC-klagomål.docx
+++ b/klagomål/A 7583-2026 FSC-klagomål.docx
@@ -1043,7 +1043,7 @@
     <w:r>
       <w:tab/>
       <w:tab/>
-      <w:t>2026-04-24</w:t>
+      <w:t>2026-04-25</w:t>
       <w:br/>
       <w:br/>
     </w:r>

--- a/klagomål/A 7583-2026 FSC-klagomål.docx
+++ b/klagomål/A 7583-2026 FSC-klagomål.docx
@@ -1043,7 +1043,7 @@
     <w:r>
       <w:tab/>
       <w:tab/>
-      <w:t>2026-04-25</w:t>
+      <w:t>2026-04-26</w:t>
       <w:br/>
       <w:br/>
     </w:r>

--- a/klagomål/A 7583-2026 FSC-klagomål.docx
+++ b/klagomål/A 7583-2026 FSC-klagomål.docx
@@ -1043,7 +1043,7 @@
     <w:r>
       <w:tab/>
       <w:tab/>
-      <w:t>2026-04-26</w:t>
+      <w:t>2026-04-27</w:t>
       <w:br/>
       <w:br/>
     </w:r>

--- a/klagomål/A 7583-2026 FSC-klagomål.docx
+++ b/klagomål/A 7583-2026 FSC-klagomål.docx
@@ -1043,7 +1043,7 @@
     <w:r>
       <w:tab/>
       <w:tab/>
-      <w:t>2026-04-27</w:t>
+      <w:t>2026-04-28</w:t>
       <w:br/>
       <w:br/>
     </w:r>

--- a/klagomål/A 7583-2026 FSC-klagomål.docx
+++ b/klagomål/A 7583-2026 FSC-klagomål.docx
@@ -1043,7 +1043,7 @@
     <w:r>
       <w:tab/>
       <w:tab/>
-      <w:t>2026-04-28</w:t>
+      <w:t>2026-04-29</w:t>
       <w:br/>
       <w:br/>
     </w:r>

--- a/klagomål/A 7583-2026 FSC-klagomål.docx
+++ b/klagomål/A 7583-2026 FSC-klagomål.docx
@@ -1043,7 +1043,7 @@
     <w:r>
       <w:tab/>
       <w:tab/>
-      <w:t>2026-04-29</w:t>
+      <w:t>2026-04-30</w:t>
       <w:br/>
       <w:br/>
     </w:r>

--- a/klagomål/A 7583-2026 FSC-klagomål.docx
+++ b/klagomål/A 7583-2026 FSC-klagomål.docx
@@ -1043,7 +1043,7 @@
     <w:r>
       <w:tab/>
       <w:tab/>
-      <w:t>2026-04-30</w:t>
+      <w:t>2026-05-01</w:t>
       <w:br/>
       <w:br/>
     </w:r>

--- a/klagomål/A 7583-2026 FSC-klagomål.docx
+++ b/klagomål/A 7583-2026 FSC-klagomål.docx
@@ -1043,7 +1043,7 @@
     <w:r>
       <w:tab/>
       <w:tab/>
-      <w:t>2026-05-01</w:t>
+      <w:t>2026-05-02</w:t>
       <w:br/>
       <w:br/>
     </w:r>

--- a/klagomål/A 7583-2026 FSC-klagomål.docx
+++ b/klagomål/A 7583-2026 FSC-klagomål.docx
@@ -1043,7 +1043,7 @@
     <w:r>
       <w:tab/>
       <w:tab/>
-      <w:t>2026-05-02</w:t>
+      <w:t>2026-05-03</w:t>
       <w:br/>
       <w:br/>
     </w:r>

--- a/klagomål/A 7583-2026 FSC-klagomål.docx
+++ b/klagomål/A 7583-2026 FSC-klagomål.docx
@@ -1043,7 +1043,7 @@
     <w:r>
       <w:tab/>
       <w:tab/>
-      <w:t>2026-05-16</w:t>
+      <w:t>2026-05-17</w:t>
       <w:br/>
       <w:br/>
     </w:r>

--- a/klagomål/A 7583-2026 FSC-klagomål.docx
+++ b/klagomål/A 7583-2026 FSC-klagomål.docx
@@ -1043,7 +1043,7 @@
     <w:r>
       <w:tab/>
       <w:tab/>
-      <w:t>2026-05-17</w:t>
+      <w:t>2026-05-18</w:t>
       <w:br/>
       <w:br/>
     </w:r>

--- a/klagomål/A 7583-2026 FSC-klagomål.docx
+++ b/klagomål/A 7583-2026 FSC-klagomål.docx
@@ -1043,7 +1043,7 @@
     <w:r>
       <w:tab/>
       <w:tab/>
-      <w:t>2026-05-18</w:t>
+      <w:t>2026-05-19</w:t>
       <w:br/>
       <w:br/>
     </w:r>

--- a/klagomål/A 7583-2026 FSC-klagomål.docx
+++ b/klagomål/A 7583-2026 FSC-klagomål.docx
@@ -1043,7 +1043,7 @@
     <w:r>
       <w:tab/>
       <w:tab/>
-      <w:t>2026-05-19</w:t>
+      <w:t>2026-05-20</w:t>
       <w:br/>
       <w:br/>
     </w:r>

--- a/klagomål/A 7583-2026 FSC-klagomål.docx
+++ b/klagomål/A 7583-2026 FSC-klagomål.docx
@@ -1043,7 +1043,7 @@
     <w:r>
       <w:tab/>
       <w:tab/>
-      <w:t>2026-05-20</w:t>
+      <w:t>2026-05-21</w:t>
       <w:br/>
       <w:br/>
     </w:r>

--- a/klagomål/A 7583-2026 FSC-klagomål.docx
+++ b/klagomål/A 7583-2026 FSC-klagomål.docx
@@ -1043,7 +1043,7 @@
     <w:r>
       <w:tab/>
       <w:tab/>
-      <w:t>2026-05-21</w:t>
+      <w:t>2026-05-22</w:t>
       <w:br/>
       <w:br/>
     </w:r>

--- a/klagomål/A 7583-2026 FSC-klagomål.docx
+++ b/klagomål/A 7583-2026 FSC-klagomål.docx
@@ -1043,7 +1043,7 @@
     <w:r>
       <w:tab/>
       <w:tab/>
-      <w:t>2026-05-22</w:t>
+      <w:t>2026-05-23</w:t>
       <w:br/>
       <w:br/>
     </w:r>

--- a/klagomål/A 7583-2026 FSC-klagomål.docx
+++ b/klagomål/A 7583-2026 FSC-klagomål.docx
@@ -1043,7 +1043,7 @@
     <w:r>
       <w:tab/>
       <w:tab/>
-      <w:t>2026-05-23</w:t>
+      <w:t>2026-05-24</w:t>
       <w:br/>
       <w:br/>
     </w:r>

--- a/klagomål/A 7583-2026 FSC-klagomål.docx
+++ b/klagomål/A 7583-2026 FSC-klagomål.docx
@@ -1043,7 +1043,7 @@
     <w:r>
       <w:tab/>
       <w:tab/>
-      <w:t>2026-05-24</w:t>
+      <w:t>2026-05-25</w:t>
       <w:br/>
       <w:br/>
     </w:r>

--- a/klagomål/A 7583-2026 FSC-klagomål.docx
+++ b/klagomål/A 7583-2026 FSC-klagomål.docx
@@ -1043,7 +1043,7 @@
     <w:r>
       <w:tab/>
       <w:tab/>
-      <w:t>2026-05-25</w:t>
+      <w:t>2026-05-26</w:t>
       <w:br/>
       <w:br/>
     </w:r>

--- a/klagomål/A 7583-2026 FSC-klagomål.docx
+++ b/klagomål/A 7583-2026 FSC-klagomål.docx
@@ -1043,7 +1043,7 @@
     <w:r>
       <w:tab/>
       <w:tab/>
-      <w:t>2026-05-26</w:t>
+      <w:t>2026-05-27</w:t>
       <w:br/>
       <w:br/>
     </w:r>

--- a/klagomål/A 7583-2026 FSC-klagomål.docx
+++ b/klagomål/A 7583-2026 FSC-klagomål.docx
@@ -1043,7 +1043,7 @@
     <w:r>
       <w:tab/>
       <w:tab/>
-      <w:t>2026-05-27</w:t>
+      <w:t>2026-05-28</w:t>
       <w:br/>
       <w:br/>
     </w:r>

--- a/klagomål/A 7583-2026 FSC-klagomål.docx
+++ b/klagomål/A 7583-2026 FSC-klagomål.docx
@@ -1043,7 +1043,7 @@
     <w:r>
       <w:tab/>
       <w:tab/>
-      <w:t>2026-05-28</w:t>
+      <w:t>2026-05-29</w:t>
       <w:br/>
       <w:br/>
     </w:r>

--- a/klagomål/A 7583-2026 FSC-klagomål.docx
+++ b/klagomål/A 7583-2026 FSC-klagomål.docx
@@ -1043,7 +1043,7 @@
     <w:r>
       <w:tab/>
       <w:tab/>
-      <w:t>2026-05-29</w:t>
+      <w:t>2026-05-30</w:t>
       <w:br/>
       <w:br/>
     </w:r>

--- a/klagomål/A 7583-2026 FSC-klagomål.docx
+++ b/klagomål/A 7583-2026 FSC-klagomål.docx
@@ -1043,7 +1043,7 @@
     <w:r>
       <w:tab/>
       <w:tab/>
-      <w:t>2026-05-30</w:t>
+      <w:t>2026-05-31</w:t>
       <w:br/>
       <w:br/>
     </w:r>

--- a/klagomål/A 7583-2026 FSC-klagomål.docx
+++ b/klagomål/A 7583-2026 FSC-klagomål.docx
@@ -1043,7 +1043,7 @@
     <w:r>
       <w:tab/>
       <w:tab/>
-      <w:t>2026-05-31</w:t>
+      <w:t>2026-06-01</w:t>
       <w:br/>
       <w:br/>
     </w:r>

--- a/klagomål/A 7583-2026 FSC-klagomål.docx
+++ b/klagomål/A 7583-2026 FSC-klagomål.docx
@@ -1043,7 +1043,7 @@
     <w:r>
       <w:tab/>
       <w:tab/>
-      <w:t>2026-06-01</w:t>
+      <w:t>2026-06-02</w:t>
       <w:br/>
       <w:br/>
     </w:r>

--- a/klagomål/A 7583-2026 FSC-klagomål.docx
+++ b/klagomål/A 7583-2026 FSC-klagomål.docx
@@ -1043,7 +1043,7 @@
     <w:r>
       <w:tab/>
       <w:tab/>
-      <w:t>2026-06-02</w:t>
+      <w:t>2026-06-03</w:t>
       <w:br/>
       <w:br/>
     </w:r>

--- a/klagomål/A 7583-2026 FSC-klagomål.docx
+++ b/klagomål/A 7583-2026 FSC-klagomål.docx
@@ -1043,7 +1043,7 @@
     <w:r>
       <w:tab/>
       <w:tab/>
-      <w:t>2026-06-03</w:t>
+      <w:t>2026-06-04</w:t>
       <w:br/>
       <w:br/>
     </w:r>

--- a/klagomål/A 7583-2026 FSC-klagomål.docx
+++ b/klagomål/A 7583-2026 FSC-klagomål.docx
@@ -1043,7 +1043,7 @@
     <w:r>
       <w:tab/>
       <w:tab/>
-      <w:t>2026-06-04</w:t>
+      <w:t>2026-06-05</w:t>
       <w:br/>
       <w:br/>
     </w:r>

--- a/klagomål/A 7583-2026 FSC-klagomål.docx
+++ b/klagomål/A 7583-2026 FSC-klagomål.docx
@@ -1043,7 +1043,7 @@
     <w:r>
       <w:tab/>
       <w:tab/>
-      <w:t>2026-06-05</w:t>
+      <w:t>2026-06-06</w:t>
       <w:br/>
       <w:br/>
     </w:r>

--- a/klagomål/A 7583-2026 FSC-klagomål.docx
+++ b/klagomål/A 7583-2026 FSC-klagomål.docx
@@ -1043,7 +1043,7 @@
     <w:r>
       <w:tab/>
       <w:tab/>
-      <w:t>2026-06-06</w:t>
+      <w:t>2026-06-07</w:t>
       <w:br/>
       <w:br/>
     </w:r>

--- a/klagomål/A 7583-2026 FSC-klagomål.docx
+++ b/klagomål/A 7583-2026 FSC-klagomål.docx
@@ -1043,7 +1043,7 @@
     <w:r>
       <w:tab/>
       <w:tab/>
-      <w:t>2026-06-07</w:t>
+      <w:t>2026-06-08</w:t>
       <w:br/>
       <w:br/>
     </w:r>

--- a/klagomål/A 7583-2026 FSC-klagomål.docx
+++ b/klagomål/A 7583-2026 FSC-klagomål.docx
@@ -1043,7 +1043,7 @@
     <w:r>
       <w:tab/>
       <w:tab/>
-      <w:t>2026-06-08</w:t>
+      <w:t>2026-06-09</w:t>
       <w:br/>
       <w:br/>
     </w:r>

--- a/klagomål/A 7583-2026 FSC-klagomål.docx
+++ b/klagomål/A 7583-2026 FSC-klagomål.docx
@@ -1043,7 +1043,7 @@
     <w:r>
       <w:tab/>
       <w:tab/>
-      <w:t>2026-06-09</w:t>
+      <w:t>2026-06-10</w:t>
       <w:br/>
       <w:br/>
     </w:r>

--- a/klagomål/A 7583-2026 FSC-klagomål.docx
+++ b/klagomål/A 7583-2026 FSC-klagomål.docx
@@ -1043,7 +1043,7 @@
     <w:r>
       <w:tab/>
       <w:tab/>
-      <w:t>2026-06-10</w:t>
+      <w:t>2026-06-11</w:t>
       <w:br/>
       <w:br/>
     </w:r>

--- a/klagomål/A 7583-2026 FSC-klagomål.docx
+++ b/klagomål/A 7583-2026 FSC-klagomål.docx
@@ -1043,7 +1043,7 @@
     <w:r>
       <w:tab/>
       <w:tab/>
-      <w:t>2026-06-11</w:t>
+      <w:t>2026-06-12</w:t>
       <w:br/>
       <w:br/>
     </w:r>

--- a/klagomål/A 7583-2026 FSC-klagomål.docx
+++ b/klagomål/A 7583-2026 FSC-klagomål.docx
@@ -1043,7 +1043,7 @@
     <w:r>
       <w:tab/>
       <w:tab/>
-      <w:t>2026-06-12</w:t>
+      <w:t>2026-06-13</w:t>
       <w:br/>
       <w:br/>
     </w:r>

--- a/klagomål/A 7583-2026 FSC-klagomål.docx
+++ b/klagomål/A 7583-2026 FSC-klagomål.docx
@@ -1043,7 +1043,7 @@
     <w:r>
       <w:tab/>
       <w:tab/>
-      <w:t>2026-06-15</w:t>
+      <w:t>2026-06-16</w:t>
       <w:br/>
       <w:br/>
     </w:r>

--- a/klagomål/A 7583-2026 FSC-klagomål.docx
+++ b/klagomål/A 7583-2026 FSC-klagomål.docx
@@ -1043,7 +1043,7 @@
     <w:r>
       <w:tab/>
       <w:tab/>
-      <w:t>2026-06-16</w:t>
+      <w:t>2026-06-17</w:t>
       <w:br/>
       <w:br/>
     </w:r>

--- a/klagomål/A 7583-2026 FSC-klagomål.docx
+++ b/klagomål/A 7583-2026 FSC-klagomål.docx
@@ -1,6 +1,6 @@
 
 <file path=word/document.xml><?xml version="1.0" encoding="utf-8"?>
-<w:document xmlns:wpc="http://schemas.microsoft.com/office/word/2010/wordprocessingCanvas" xmlns:cx="http://schemas.microsoft.com/office/drawing/2014/chartex" xmlns:cx1="http://schemas.microsoft.com/office/drawing/2015/9/8/chartex" xmlns:cx2="http://schemas.microsoft.com/office/drawing/2015/10/21/chartex" xmlns:cx3="http://schemas.microsoft.com/office/drawing/2016/5/9/chartex" xmlns:cx4="http://schemas.microsoft.com/office/drawing/2016/5/10/chartex" xmlns:cx5="http://schemas.microsoft.com/office/drawing/2016/5/11/chartex" xmlns:cx6="http://schemas.microsoft.com/office/drawing/2016/5/12/chartex" xmlns:cx7="http://schemas.microsoft.com/office/drawing/2016/5/13/chartex" xmlns:cx8="http://schemas.microsoft.com/office/drawing/2016/5/14/chartex" xmlns:mc="http://schemas.openxmlformats.org/markup-compatibility/2006" xmlns:aink="http://schemas.microsoft.com/office/drawing/2016/ink" xmlns:am3d="http://schemas.microsoft.com/office/drawing/2017/model3d" xmlns:o="urn:schemas-microsoft-com:office:office" xmlns:oel="http://schemas.microsoft.com/office/2019/extlst" xmlns:r="http://schemas.openxmlformats.org/officeDocument/2006/relationships" xmlns:m="http://schemas.openxmlformats.org/officeDocument/2006/math" xmlns:v="urn:schemas-microsoft-com:vml" xmlns:wp14="http://schemas.microsoft.com/office/word/2010/wordprocessingDrawing" xmlns:wp="http://schemas.openxmlformats.org/drawingml/2006/wordprocessingDrawing" xmlns:w10="urn:schemas-microsoft-com:office:word" xmlns:w="http://schemas.openxmlformats.org/wordprocessingml/2006/main" xmlns:w14="http://schemas.microsoft.com/office/word/2010/wordml" xmlns:w15="http://schemas.microsoft.com/office/word/2012/wordml" xmlns:w16cex="http://schemas.microsoft.com/office/word/2018/wordml/cex" xmlns:w16cid="http://schemas.microsoft.com/office/word/2016/wordml/cid" xmlns:w16="http://schemas.microsoft.com/office/word/2018/wordml" xmlns:w16sdtdh="http://schemas.microsoft.com/office/word/2020/wordml/sdtdatahash" xmlns:w16se="http://schemas.microsoft.com/office/word/2015/wordml/symex" xmlns:wpg="http://schemas.microsoft.com/office/word/2010/wordprocessingGroup" xmlns:wpi="http://schemas.microsoft.com/office/word/2010/wordprocessingInk" xmlns:wne="http://schemas.microsoft.com/office/word/2006/wordml" xmlns:wps="http://schemas.microsoft.com/office/word/2010/wordprocessingShape" mc:Ignorable="w14 w15 w16se w16cid w16 w16cex w16sdtdh wp14">
+<w:document xmlns:wpc="http://schemas.microsoft.com/office/word/2010/wordprocessingCanvas" xmlns:cx="http://schemas.microsoft.com/office/drawing/2014/chartex" xmlns:cx1="http://schemas.microsoft.com/office/drawing/2015/9/8/chartex" xmlns:cx2="http://schemas.microsoft.com/office/drawing/2015/10/21/chartex" xmlns:cx3="http://schemas.microsoft.com/office/drawing/2016/5/9/chartex" xmlns:cx4="http://schemas.microsoft.com/office/drawing/2016/5/10/chartex" xmlns:cx5="http://schemas.microsoft.com/office/drawing/2016/5/11/chartex" xmlns:cx6="http://schemas.microsoft.com/office/drawing/2016/5/12/chartex" xmlns:cx7="http://schemas.microsoft.com/office/drawing/2016/5/13/chartex" xmlns:cx8="http://schemas.microsoft.com/office/drawing/2016/5/14/chartex" xmlns:mc="http://schemas.openxmlformats.org/markup-compatibility/2006" xmlns:aink="http://schemas.microsoft.com/office/drawing/2016/ink" xmlns:am3d="http://schemas.microsoft.com/office/drawing/2017/model3d" xmlns:o="urn:schemas-microsoft-com:office:office" xmlns:oel="http://schemas.microsoft.com/office/2019/extlst" xmlns:r="http://schemas.openxmlformats.org/officeDocument/2006/relationships" xmlns:m="http://schemas.openxmlformats.org/officeDocument/2006/math" xmlns:v="urn:schemas-microsoft-com:vml" xmlns:wp14="http://schemas.microsoft.com/office/word/2010/wordprocessingDrawing" xmlns:wp="http://schemas.openxmlformats.org/drawingml/2006/wordprocessingDrawing" xmlns:w10="urn:schemas-microsoft-com:office:word" xmlns:w="http://schemas.openxmlformats.org/wordprocessingml/2006/main" xmlns:w14="http://schemas.microsoft.com/office/word/2010/wordml" xmlns:w15="http://schemas.microsoft.com/office/word/2012/wordml" xmlns:w16cex="http://schemas.microsoft.com/office/word/2018/wordml/cex" xmlns:w16cid="http://schemas.microsoft.com/office/word/2016/wordml/cid" xmlns:w16="http://schemas.microsoft.com/office/word/2018/wordml" xmlns:w16du="http://schemas.microsoft.com/office/word/2023/wordml/word16du" xmlns:w16sdtdh="http://schemas.microsoft.com/office/word/2020/wordml/sdtdatahash" xmlns:w16sdtfl="http://schemas.microsoft.com/office/word/2024/wordml/sdtformatlock" xmlns:w16se="http://schemas.microsoft.com/office/word/2015/wordml/symex" xmlns:wpg="http://schemas.microsoft.com/office/word/2010/wordprocessingGroup" xmlns:wpi="http://schemas.microsoft.com/office/word/2010/wordprocessingInk" xmlns:wne="http://schemas.microsoft.com/office/word/2006/wordml" xmlns:wps="http://schemas.microsoft.com/office/word/2010/wordprocessingShape" mc:Ignorable="w14 w15 w16se w16cid w16 w16cex w16sdtdh w16sdtfl w16du wp14">
   <w:body>
     <w:p>
       <w:r>
@@ -168,7 +168,7 @@
     </w:p>
     <w:p>
       <w:r>
-        <w:t>Detta dokument behandlar höga naturvärden i avverkningsanmälan A 7583-2026 i Arvika kommun. Denna avverkningsanmälan inkom 2026-02-08 00:00:00 och omfattar 3,3 ha.</w:t>
+        <w:t>Detta dokument behandlar höga naturvärden i avverkningsanmälan A 7583-2026 i Arvika kommun som inkom 2026-02-08 och omfattar 3,3 ha.</w:t>
       </w:r>
     </w:p>
     <w:p>
@@ -191,12 +191,15 @@
     </w:p>
     <w:p>
       <w:r>
-        <w:t>I avverkningsanmälan har följande 3 naturvårdsarter hittats: spillkråka (NT, §4), tretåig hackspett (NT, §4) och orre (§4). Av dessa är 2 rödlistade. För rödlistade arter har rödlistekategorin angivits inom parentes. För fridlysta arter anges även paragrafen i Artskyddsförordningen som arten är fridlyst enligt.</w:t>
+        <w:t>I avverkningsanmälan har följande 3 naturvårdsarter hittats: tretåig hackspett (NT, T, §4), spillkråka (T, §4) och orre (§4). Av dessa är 1 rödlistade. För rödlistade arter har rödlistekategorin angivits inom parentes. Typiska arter inom Natura 2000 som är kopplade till skogsekosystem har markerats med (T). För fridlysta arter anges även paragrafen i Artskyddsförordningen som arten är fridlyst enligt.</w:t>
       </w:r>
     </w:p>
     <w:p>
       <w:r>
-        <w:t>De påträffade naturvårdsarterna är ett tydligt kvitto på att detta rör sig om en skog med höga naturvärden. I Figur 1 visas en karta över det avverkningsanmälda området, där samtliga fyndplatser för naturvårdsarter som finns registrerade på Artportalen har markerats.</w:t>
+        <w:t>De påträffade naturvårdsarterna är ett tydligt kvitto på att det rör sig om en skog med höga naturvärden.</w:t>
+      </w:r>
+      <w:r>
+        <w:t xml:space="preserve"> I Figur 1 visas fyndplatser för naturvårdsarter i området, som finns registrerade på Artportalen.</w:t>
       </w:r>
     </w:p>
     <w:p>
@@ -206,7 +209,7 @@
       <w:r>
         <w:drawing>
           <wp:inline xmlns:a="http://schemas.openxmlformats.org/drawingml/2006/main" xmlns:pic="http://schemas.openxmlformats.org/drawingml/2006/picture">
-            <wp:extent cx="5486400" cy="3345774"/>
+            <wp:extent cx="5486400" cy="4419286"/>
             <wp:docPr id="1" name="Picture 1"/>
             <wp:cNvGraphicFramePr>
               <a:graphicFrameLocks noChangeAspect="1"/>
@@ -227,7 +230,7 @@
                   <pic:spPr>
                     <a:xfrm>
                       <a:off x="0" y="0"/>
-                      <a:ext cx="5486400" cy="3345774"/>
+                      <a:ext cx="5486400" cy="4419286"/>
                     </a:xfrm>
                     <a:prstGeom prst="rect"/>
                   </pic:spPr>
@@ -241,9 +244,100 @@
     <w:p>
       <w:pPr>
         <w:pStyle w:val="Caption"/>
+        <w:spacing w:after="240"/>
       </w:pPr>
       <w:r>
-        <w:t>Figur 1. Fyndplatser för naturvårdsarter i det avverkningsanmälda området (röd linje). Markörer utan svart kant är placerade på fyndplatsen. Markörer med svart kant är placerade vid sidan av fyndplatsen och har ett svart streck som visar fyndplatsens exakta position. Kartans mittpunktskoordinat är N 6626041, E 372851 i SWEREF 99 TM.</w:t>
+        <w:t>Figur 1. Fyndplatser för naturvårdsarter i avverkningsanmälan (röd linje). Markörer utan svart kant är placerade på fyndplatsen. Markörer med svart kant är placerade vid sidan av fyndplatsen och har ett svart streck som visar fyndplatsens exakta position. Kartans mittpunktskoordinat är N 6626041, E 372851 i SWEREF 99 TM.</w:t>
+      </w:r>
+    </w:p>
+    <w:p>
+      <w:pPr>
+        <w:pStyle w:val="Heading2"/>
+      </w:pPr>
+      <w:r>
+        <w:t>Fridlysta arter</w:t>
+      </w:r>
+    </w:p>
+    <w:p>
+      <w:r>
+        <w:t>Följande fridlysta arter har sina livsmiljöer och växtplatser i den avverkningsanmälda skogen: tretåig hackspett (NT, T, §4), spillkråka (T, §4) och orre (§4).</w:t>
+      </w:r>
+    </w:p>
+    <w:p>
+      <w:r>
+        <w:t xml:space="preserve">Observera att medlemsländerna är skyldiga att agera i enlighet med EU:s fågeldirektiv där det uttryckligen står att direktivet gäller för fåglar samt för deras ägg, bon och </w:t>
+      </w:r>
+      <w:r>
+        <w:rPr>
+          <w:b/>
+        </w:rPr>
+        <w:t xml:space="preserve">livsmiljöer </w:t>
+      </w:r>
+      <w:r>
+        <w:t>(artikel 1). Vidare att de åtgärder som vidtas inte får leda till en försämring av den nuvarande situationen beträffande bevarandet av de fågelarter som avses i artikel 1 (artikel 13). Fågeldirektivet är styrande för tillsynsansvariga myndigheters ärendehantering, ställningstaganden och beslutsfattande.</w:t>
+      </w:r>
+    </w:p>
+    <w:p>
+      <w:r>
+        <w:rPr>
+          <w:b/>
+        </w:rPr>
+        <w:t>Spillkråka (§4)</w:t>
+      </w:r>
+      <w:r>
+        <w:t xml:space="preserve"> omfattas av bilaga 1 i EU:s fågeldirektiv och är typisk art för </w:t>
+      </w:r>
+      <w:r>
+        <w:rPr>
+          <w:i/>
+        </w:rPr>
+        <w:t xml:space="preserve">9010 Taiga </w:t>
+      </w:r>
+      <w:r>
+        <w:t>och</w:t>
+      </w:r>
+      <w:r>
+        <w:rPr>
+          <w:i/>
+        </w:rPr>
+        <w:t xml:space="preserve"> 9740 Skogsbevuxen myr</w:t>
+      </w:r>
+      <w:r>
+        <w:t>. Den behöver grova träd, främst tall, asp och bok som boträd. Skogsbruk med korta omloppstider och täta, homogena ungskogar utgör det största hotet. Spillkråka är en nyckelart i skogliga miljöer vars övergivna bohål utnyttjas av flera andra hålhäckande fågelarter och fladdermöss, däribland pärluggla (EN, §4), knipa (§4), salskrake (§4) och skogsduva (§4). Hökuggla (VU, §4) och slaguggla (§4) häckar ofta i högstubbar som brutits av i höjd med ett gammalt spillkråkebo (SLU Artdatabanken, 2026; Skogsstyrelsen, 2016).</w:t>
+      </w:r>
+    </w:p>
+    <w:p>
+      <w:r>
+        <w:rPr>
+          <w:b/>
+        </w:rPr>
+        <w:t>Tretåig hackspett (NT, §4)</w:t>
+      </w:r>
+      <w:r>
+        <w:t xml:space="preserve"> är rödlistad som nära hotad och ingår i bilaga 1 i EU:s fågeldirektiv. Tretåig hackspett är för sin överlevnad beroende av kontinuerlig tillförsel av äldre döende och död ved, som sker genom naturliga självgallringsprocesser i äldre grannaturskogar och barrblandade naturskogar. Om en skog genom skogsbruk gallras eller glesas ur så upphör och uteblir i stort sett den naturliga självgallringsprocessen för mycket lång tid framöver vilket omöjliggör upprätthållandet av den kontinuerliga ekologiska funktionen i ett område. Det finns studier som visar att naturskogens självgallringsprocess som den tretåiga hackspetten är beroende av, inte kan ersättas med efterlämnad hänsyn i skogsbruket (Imbeau &amp; Desrochers, 2002). Storleken på häckningsreviret varierar med skogstypen, förekomsten av död ved och graden av fragmentering, men är i allmänhet i storleksordningen 25–100 hektar. Vintertid krävs ofta betydligt större områden och det finns studier som antyder att arten behöver minst 100 hektar äldre skog. I områden med låg bonitet kan det behövas över 200 hektar lämpligt habitat för att ett par ska kunna reproducera sig. Områden med dokumenterad permanent förekomst i naturskogsmiljöer har vanligen så stora naturvärden att skogsbruk är olämpligt. Tretåig hackspett är typisk art för </w:t>
+      </w:r>
+      <w:r>
+        <w:rPr>
+          <w:i/>
+        </w:rPr>
+        <w:t xml:space="preserve">9010 Taiga, 9740 Skogsbevuxen myr, 9030 Landhöjningsskog </w:t>
+      </w:r>
+      <w:r>
+        <w:t xml:space="preserve">och </w:t>
+      </w:r>
+      <w:r>
+        <w:rPr>
+          <w:i/>
+        </w:rPr>
+        <w:t>9040 Fjällbjörkskog</w:t>
+      </w:r>
+      <w:r>
+        <w:t xml:space="preserve"> (Skogsstyrelsen, 2016; SLU Artdatabanken, 2024).</w:t>
+      </w:r>
+    </w:p>
+    <w:p>
+      <w:r>
+        <w:t>I BILAGA 1 finns mer detaljerad information om ekologi samt krav på livsmiljö hos fridlysta arter.</w:t>
       </w:r>
     </w:p>
     <w:p>
@@ -251,96 +345,6 @@
         <w:pStyle w:val="Heading1"/>
       </w:pPr>
       <w:r>
-        <w:t>Fridlysta arter</w:t>
-      </w:r>
-    </w:p>
-    <w:p>
-      <w:r>
-        <w:t>Följande fridlysta arter har sina livsmiljöer och växtplatser i den avverkningsanmälda skogen: spillkråka (NT, §4), tretåig hackspett (NT, §4) och orre (§4).</w:t>
-      </w:r>
-    </w:p>
-    <w:p>
-      <w:r>
-        <w:t xml:space="preserve">Observera att medlemsländerna är skyldiga att agera i enlighet med EU:s fågeldirektiv där det uttryckligen står att direktivet gäller för fåglar samt för deras ägg, bon och </w:t>
-      </w:r>
-      <w:r>
-        <w:rPr>
-          <w:b/>
-        </w:rPr>
-        <w:t xml:space="preserve">livsmiljöer </w:t>
-      </w:r>
-      <w:r>
-        <w:t>(artikel 1). Vidare att de åtgärder som vidtas inte får leda till en försämring av den nuvarande situationen beträffande bevarandet av de fågelarter som avses i artikel 1 (artikel 13). Fågeldirektivet är styrande för tillsynsansvariga myndigheters ärendehantering, ställningstaganden och beslutsfattande.</w:t>
-      </w:r>
-    </w:p>
-    <w:p>
-      <w:r>
-        <w:rPr>
-          <w:b/>
-        </w:rPr>
-        <w:t>Spillkråka (§4)</w:t>
-      </w:r>
-      <w:r>
-        <w:t xml:space="preserve"> omfattas av bilaga 1 i EU:s fågeldirektiv och är typisk art för </w:t>
-      </w:r>
-      <w:r>
-        <w:rPr>
-          <w:i/>
-        </w:rPr>
-        <w:t xml:space="preserve">9010 Taiga </w:t>
-      </w:r>
-      <w:r>
-        <w:t>och</w:t>
-      </w:r>
-      <w:r>
-        <w:rPr>
-          <w:i/>
-        </w:rPr>
-        <w:t xml:space="preserve"> 9740 Skogsbevuxen myr</w:t>
-      </w:r>
-      <w:r>
-        <w:t>. Den behöver grova träd, främst tall, asp och bok som boträd. Skogsbruk med korta omloppstider och täta, homogena ungskogar utgör det största hotet. Spillkråka är en nyckelart i skogliga miljöer vars övergivna bohål utnyttjas av flera andra hålhäckande fågelarter och fladdermöss, däribland pärluggla (EN, §4), knipa (§4), salskrake (§4) och skogsduva (§4). Hökuggla (VU, §4) och slaguggla (§4) häckar ofta i högstubbar som brutits av i höjd med ett gammalt spillkråkebo (SLU Artdatabanken, 2026; Skogsstyrelsen, 2016).</w:t>
-      </w:r>
-    </w:p>
-    <w:p>
-      <w:r>
-        <w:rPr>
-          <w:b/>
-        </w:rPr>
-        <w:t>Tretåig hackspett (NT, §4)</w:t>
-      </w:r>
-      <w:r>
-        <w:t xml:space="preserve"> är rödlistad som nära hotad och ingår i bilaga 1 i EU:s fågeldirektiv. Tretåig hackspett är för sin överlevnad beroende av kontinuerlig tillförsel av äldre döende och död ved, som sker genom naturliga självgallringsprocesser i äldre grannaturskogar och barrblandade naturskogar. Om en skog genom skogsbruk gallras eller glesas ur så upphör och uteblir i stort sett den naturliga självgallringsprocessen för mycket lång tid framöver vilket omöjliggör upprätthållandet av den kontinuerliga ekologiska funktionen i ett område. Det finns studier som visar att naturskogens självgallringsprocess som den tretåiga hackspetten är beroende av, inte kan ersättas med efterlämnad hänsyn i skogsbruket (Imbeau &amp; Desrochers, 2002). Storleken på häckningsreviret varierar med skogstypen, förekomsten av död ved och graden av fragmentering, men är i allmänhet i storleksordningen 25–100 hektar. Vintertid krävs ofta betydligt större områden och det finns studier som antyder att arten behöver minst 100 hektar äldre skog. I områden med låg bonitet kan det behövas över 200 hektar lämpligt habitat för att ett par ska kunna reproducera sig. Områden med dokumenterad permanent förekomst i naturskogsmiljöer har vanligen så stora naturvärden att skogsbruk är olämpligt. Tretåig hackspett är typisk art för </w:t>
-      </w:r>
-      <w:r>
-        <w:rPr>
-          <w:i/>
-        </w:rPr>
-        <w:t xml:space="preserve">9010 Taiga, 9740 Skogsbevuxen myr, 9030 Landhöjningsskog </w:t>
-      </w:r>
-      <w:r>
-        <w:t xml:space="preserve">och </w:t>
-      </w:r>
-      <w:r>
-        <w:rPr>
-          <w:i/>
-        </w:rPr>
-        <w:t>9040 Fjällbjörkskog</w:t>
-      </w:r>
-      <w:r>
-        <w:t xml:space="preserve"> (Skogsstyrelsen, 2016; SLU Artdatabanken, 2024).</w:t>
-      </w:r>
-    </w:p>
-    <w:p>
-      <w:r>
-        <w:t>I BILAGA 1 finns mer detaljerad information om ekologi samt krav på livsmiljö hos fridlysta arter.</w:t>
-      </w:r>
-    </w:p>
-    <w:p>
-      <w:pPr>
-        <w:pStyle w:val="Heading1"/>
-      </w:pPr>
-      <w:r>
         <w:t>Certifiering</w:t>
       </w:r>
     </w:p>
@@ -442,7 +446,7 @@
         <w:rPr>
           <w:i/>
         </w:rPr>
-        <w:t>I det avverkningsanmälda skogsområdet har 3 naturvårdsarter varav 2 rödlistade arter sina livsmiljöer och växtplatser.</w:t>
+        <w:t>I det avverkningsanmälda skogsområdet har 3 naturvårdsarter varav 1 rödlistade arter sina livsmiljöer och växtplatser.</w:t>
       </w:r>
     </w:p>
     <w:p>
@@ -933,7 +937,7 @@
 </file>
 
 <file path=word/endnotes.xml><?xml version="1.0" encoding="utf-8"?>
-<w:endnotes xmlns:wpc="http://schemas.microsoft.com/office/word/2010/wordprocessingCanvas" xmlns:cx="http://schemas.microsoft.com/office/drawing/2014/chartex" xmlns:cx1="http://schemas.microsoft.com/office/drawing/2015/9/8/chartex" xmlns:cx2="http://schemas.microsoft.com/office/drawing/2015/10/21/chartex" xmlns:cx3="http://schemas.microsoft.com/office/drawing/2016/5/9/chartex" xmlns:cx4="http://schemas.microsoft.com/office/drawing/2016/5/10/chartex" xmlns:cx5="http://schemas.microsoft.com/office/drawing/2016/5/11/chartex" xmlns:cx6="http://schemas.microsoft.com/office/drawing/2016/5/12/chartex" xmlns:cx7="http://schemas.microsoft.com/office/drawing/2016/5/13/chartex" xmlns:cx8="http://schemas.microsoft.com/office/drawing/2016/5/14/chartex" xmlns:mc="http://schemas.openxmlformats.org/markup-compatibility/2006" xmlns:aink="http://schemas.microsoft.com/office/drawing/2016/ink" xmlns:am3d="http://schemas.microsoft.com/office/drawing/2017/model3d" xmlns:o="urn:schemas-microsoft-com:office:office" xmlns:oel="http://schemas.microsoft.com/office/2019/extlst" xmlns:r="http://schemas.openxmlformats.org/officeDocument/2006/relationships" xmlns:m="http://schemas.openxmlformats.org/officeDocument/2006/math" xmlns:v="urn:schemas-microsoft-com:vml" xmlns:wp14="http://schemas.microsoft.com/office/word/2010/wordprocessingDrawing" xmlns:wp="http://schemas.openxmlformats.org/drawingml/2006/wordprocessingDrawing" xmlns:w10="urn:schemas-microsoft-com:office:word" xmlns:w="http://schemas.openxmlformats.org/wordprocessingml/2006/main" xmlns:w14="http://schemas.microsoft.com/office/word/2010/wordml" xmlns:w15="http://schemas.microsoft.com/office/word/2012/wordml" xmlns:w16cex="http://schemas.microsoft.com/office/word/2018/wordml/cex" xmlns:w16cid="http://schemas.microsoft.com/office/word/2016/wordml/cid" xmlns:w16="http://schemas.microsoft.com/office/word/2018/wordml" xmlns:w16sdtdh="http://schemas.microsoft.com/office/word/2020/wordml/sdtdatahash" xmlns:w16se="http://schemas.microsoft.com/office/word/2015/wordml/symex" xmlns:wpg="http://schemas.microsoft.com/office/word/2010/wordprocessingGroup" xmlns:wpi="http://schemas.microsoft.com/office/word/2010/wordprocessingInk" xmlns:wne="http://schemas.microsoft.com/office/word/2006/wordml" xmlns:wps="http://schemas.microsoft.com/office/word/2010/wordprocessingShape" mc:Ignorable="w14 w15 w16se w16cid w16 w16cex w16sdtdh wp14">
+<w:endnotes xmlns:wpc="http://schemas.microsoft.com/office/word/2010/wordprocessingCanvas" xmlns:cx="http://schemas.microsoft.com/office/drawing/2014/chartex" xmlns:cx1="http://schemas.microsoft.com/office/drawing/2015/9/8/chartex" xmlns:cx2="http://schemas.microsoft.com/office/drawing/2015/10/21/chartex" xmlns:cx3="http://schemas.microsoft.com/office/drawing/2016/5/9/chartex" xmlns:cx4="http://schemas.microsoft.com/office/drawing/2016/5/10/chartex" xmlns:cx5="http://schemas.microsoft.com/office/drawing/2016/5/11/chartex" xmlns:cx6="http://schemas.microsoft.com/office/drawing/2016/5/12/chartex" xmlns:cx7="http://schemas.microsoft.com/office/drawing/2016/5/13/chartex" xmlns:cx8="http://schemas.microsoft.com/office/drawing/2016/5/14/chartex" xmlns:mc="http://schemas.openxmlformats.org/markup-compatibility/2006" xmlns:aink="http://schemas.microsoft.com/office/drawing/2016/ink" xmlns:am3d="http://schemas.microsoft.com/office/drawing/2017/model3d" xmlns:o="urn:schemas-microsoft-com:office:office" xmlns:oel="http://schemas.microsoft.com/office/2019/extlst" xmlns:r="http://schemas.openxmlformats.org/officeDocument/2006/relationships" xmlns:m="http://schemas.openxmlformats.org/officeDocument/2006/math" xmlns:v="urn:schemas-microsoft-com:vml" xmlns:wp14="http://schemas.microsoft.com/office/word/2010/wordprocessingDrawing" xmlns:wp="http://schemas.openxmlformats.org/drawingml/2006/wordprocessingDrawing" xmlns:w10="urn:schemas-microsoft-com:office:word" xmlns:w="http://schemas.openxmlformats.org/wordprocessingml/2006/main" xmlns:w14="http://schemas.microsoft.com/office/word/2010/wordml" xmlns:w15="http://schemas.microsoft.com/office/word/2012/wordml" xmlns:w16cex="http://schemas.microsoft.com/office/word/2018/wordml/cex" xmlns:w16cid="http://schemas.microsoft.com/office/word/2016/wordml/cid" xmlns:w16="http://schemas.microsoft.com/office/word/2018/wordml" xmlns:w16du="http://schemas.microsoft.com/office/word/2023/wordml/word16du" xmlns:w16sdtdh="http://schemas.microsoft.com/office/word/2020/wordml/sdtdatahash" xmlns:w16sdtfl="http://schemas.microsoft.com/office/word/2024/wordml/sdtformatlock" xmlns:w16se="http://schemas.microsoft.com/office/word/2015/wordml/symex" xmlns:wpg="http://schemas.microsoft.com/office/word/2010/wordprocessingGroup" xmlns:wpi="http://schemas.microsoft.com/office/word/2010/wordprocessingInk" xmlns:wne="http://schemas.microsoft.com/office/word/2006/wordml" xmlns:wps="http://schemas.microsoft.com/office/word/2010/wordprocessingShape" mc:Ignorable="w14 w15 w16se w16cid w16 w16cex w16sdtdh w16sdtfl w16du wp14">
   <w:endnote w:type="separator" w:id="-1">
     <w:p>
       <w:pPr>
@@ -958,7 +962,7 @@
 </file>
 
 <file path=word/footer1.xml><?xml version="1.0" encoding="utf-8"?>
-<w:ftr xmlns:wpc="http://schemas.microsoft.com/office/word/2010/wordprocessingCanvas" xmlns:cx="http://schemas.microsoft.com/office/drawing/2014/chartex" xmlns:cx1="http://schemas.microsoft.com/office/drawing/2015/9/8/chartex" xmlns:cx2="http://schemas.microsoft.com/office/drawing/2015/10/21/chartex" xmlns:cx3="http://schemas.microsoft.com/office/drawing/2016/5/9/chartex" xmlns:cx4="http://schemas.microsoft.com/office/drawing/2016/5/10/chartex" xmlns:cx5="http://schemas.microsoft.com/office/drawing/2016/5/11/chartex" xmlns:cx6="http://schemas.microsoft.com/office/drawing/2016/5/12/chartex" xmlns:cx7="http://schemas.microsoft.com/office/drawing/2016/5/13/chartex" xmlns:cx8="http://schemas.microsoft.com/office/drawing/2016/5/14/chartex" xmlns:mc="http://schemas.openxmlformats.org/markup-compatibility/2006" xmlns:aink="http://schemas.microsoft.com/office/drawing/2016/ink" xmlns:am3d="http://schemas.microsoft.com/office/drawing/2017/model3d" xmlns:o="urn:schemas-microsoft-com:office:office" xmlns:oel="http://schemas.microsoft.com/office/2019/extlst" xmlns:r="http://schemas.openxmlformats.org/officeDocument/2006/relationships" xmlns:m="http://schemas.openxmlformats.org/officeDocument/2006/math" xmlns:v="urn:schemas-microsoft-com:vml" xmlns:wp14="http://schemas.microsoft.com/office/word/2010/wordprocessingDrawing" xmlns:wp="http://schemas.openxmlformats.org/drawingml/2006/wordprocessingDrawing" xmlns:w10="urn:schemas-microsoft-com:office:word" xmlns:w="http://schemas.openxmlformats.org/wordprocessingml/2006/main" xmlns:w14="http://schemas.microsoft.com/office/word/2010/wordml" xmlns:w15="http://schemas.microsoft.com/office/word/2012/wordml" xmlns:w16cex="http://schemas.microsoft.com/office/word/2018/wordml/cex" xmlns:w16cid="http://schemas.microsoft.com/office/word/2016/wordml/cid" xmlns:w16="http://schemas.microsoft.com/office/word/2018/wordml" xmlns:w16sdtdh="http://schemas.microsoft.com/office/word/2020/wordml/sdtdatahash" xmlns:w16se="http://schemas.microsoft.com/office/word/2015/wordml/symex" xmlns:wpg="http://schemas.microsoft.com/office/word/2010/wordprocessingGroup" xmlns:wpi="http://schemas.microsoft.com/office/word/2010/wordprocessingInk" xmlns:wne="http://schemas.microsoft.com/office/word/2006/wordml" xmlns:wps="http://schemas.microsoft.com/office/word/2010/wordprocessingShape" mc:Ignorable="w14 w15 w16se w16cid w16 w16cex w16sdtdh wp14">
+<w:ftr xmlns:wpc="http://schemas.microsoft.com/office/word/2010/wordprocessingCanvas" xmlns:cx="http://schemas.microsoft.com/office/drawing/2014/chartex" xmlns:cx1="http://schemas.microsoft.com/office/drawing/2015/9/8/chartex" xmlns:cx2="http://schemas.microsoft.com/office/drawing/2015/10/21/chartex" xmlns:cx3="http://schemas.microsoft.com/office/drawing/2016/5/9/chartex" xmlns:cx4="http://schemas.microsoft.com/office/drawing/2016/5/10/chartex" xmlns:cx5="http://schemas.microsoft.com/office/drawing/2016/5/11/chartex" xmlns:cx6="http://schemas.microsoft.com/office/drawing/2016/5/12/chartex" xmlns:cx7="http://schemas.microsoft.com/office/drawing/2016/5/13/chartex" xmlns:cx8="http://schemas.microsoft.com/office/drawing/2016/5/14/chartex" xmlns:mc="http://schemas.openxmlformats.org/markup-compatibility/2006" xmlns:aink="http://schemas.microsoft.com/office/drawing/2016/ink" xmlns:am3d="http://schemas.microsoft.com/office/drawing/2017/model3d" xmlns:o="urn:schemas-microsoft-com:office:office" xmlns:oel="http://schemas.microsoft.com/office/2019/extlst" xmlns:r="http://schemas.openxmlformats.org/officeDocument/2006/relationships" xmlns:m="http://schemas.openxmlformats.org/officeDocument/2006/math" xmlns:v="urn:schemas-microsoft-com:vml" xmlns:wp14="http://schemas.microsoft.com/office/word/2010/wordprocessingDrawing" xmlns:wp="http://schemas.openxmlformats.org/drawingml/2006/wordprocessingDrawing" xmlns:w10="urn:schemas-microsoft-com:office:word" xmlns:w="http://schemas.openxmlformats.org/wordprocessingml/2006/main" xmlns:w14="http://schemas.microsoft.com/office/word/2010/wordml" xmlns:w15="http://schemas.microsoft.com/office/word/2012/wordml" xmlns:w16cex="http://schemas.microsoft.com/office/word/2018/wordml/cex" xmlns:w16cid="http://schemas.microsoft.com/office/word/2016/wordml/cid" xmlns:w16="http://schemas.microsoft.com/office/word/2018/wordml" xmlns:w16du="http://schemas.microsoft.com/office/word/2023/wordml/word16du" xmlns:w16sdtdh="http://schemas.microsoft.com/office/word/2020/wordml/sdtdatahash" xmlns:w16sdtfl="http://schemas.microsoft.com/office/word/2024/wordml/sdtformatlock" xmlns:w16se="http://schemas.microsoft.com/office/word/2015/wordml/symex" xmlns:wpg="http://schemas.microsoft.com/office/word/2010/wordprocessingGroup" xmlns:wpi="http://schemas.microsoft.com/office/word/2010/wordprocessingInk" xmlns:wne="http://schemas.microsoft.com/office/word/2006/wordml" xmlns:wps="http://schemas.microsoft.com/office/word/2010/wordprocessingShape" mc:Ignorable="w14 w15 w16se w16cid w16 w16cex w16sdtdh w16sdtfl w16du wp14">
   <w:p>
     <w:pPr>
       <w:pStyle w:val="Footer"/>
@@ -968,7 +972,7 @@
 </file>
 
 <file path=word/footer2.xml><?xml version="1.0" encoding="utf-8"?>
-<w:ftr xmlns:wpc="http://schemas.microsoft.com/office/word/2010/wordprocessingCanvas" xmlns:cx="http://schemas.microsoft.com/office/drawing/2014/chartex" xmlns:cx1="http://schemas.microsoft.com/office/drawing/2015/9/8/chartex" xmlns:cx2="http://schemas.microsoft.com/office/drawing/2015/10/21/chartex" xmlns:cx3="http://schemas.microsoft.com/office/drawing/2016/5/9/chartex" xmlns:cx4="http://schemas.microsoft.com/office/drawing/2016/5/10/chartex" xmlns:cx5="http://schemas.microsoft.com/office/drawing/2016/5/11/chartex" xmlns:cx6="http://schemas.microsoft.com/office/drawing/2016/5/12/chartex" xmlns:cx7="http://schemas.microsoft.com/office/drawing/2016/5/13/chartex" xmlns:cx8="http://schemas.microsoft.com/office/drawing/2016/5/14/chartex" xmlns:mc="http://schemas.openxmlformats.org/markup-compatibility/2006" xmlns:aink="http://schemas.microsoft.com/office/drawing/2016/ink" xmlns:am3d="http://schemas.microsoft.com/office/drawing/2017/model3d" xmlns:o="urn:schemas-microsoft-com:office:office" xmlns:oel="http://schemas.microsoft.com/office/2019/extlst" xmlns:r="http://schemas.openxmlformats.org/officeDocument/2006/relationships" xmlns:m="http://schemas.openxmlformats.org/officeDocument/2006/math" xmlns:v="urn:schemas-microsoft-com:vml" xmlns:wp14="http://schemas.microsoft.com/office/word/2010/wordprocessingDrawing" xmlns:wp="http://schemas.openxmlformats.org/drawingml/2006/wordprocessingDrawing" xmlns:w10="urn:schemas-microsoft-com:office:word" xmlns:w="http://schemas.openxmlformats.org/wordprocessingml/2006/main" xmlns:w14="http://schemas.microsoft.com/office/word/2010/wordml" xmlns:w15="http://schemas.microsoft.com/office/word/2012/wordml" xmlns:w16cex="http://schemas.microsoft.com/office/word/2018/wordml/cex" xmlns:w16cid="http://schemas.microsoft.com/office/word/2016/wordml/cid" xmlns:w16="http://schemas.microsoft.com/office/word/2018/wordml" xmlns:w16sdtdh="http://schemas.microsoft.com/office/word/2020/wordml/sdtdatahash" xmlns:w16se="http://schemas.microsoft.com/office/word/2015/wordml/symex" xmlns:wpg="http://schemas.microsoft.com/office/word/2010/wordprocessingGroup" xmlns:wpi="http://schemas.microsoft.com/office/word/2010/wordprocessingInk" xmlns:wne="http://schemas.microsoft.com/office/word/2006/wordml" xmlns:wps="http://schemas.microsoft.com/office/word/2010/wordprocessingShape" mc:Ignorable="w14 w15 w16se w16cid w16 w16cex w16sdtdh wp14">
+<w:ftr xmlns:wpc="http://schemas.microsoft.com/office/word/2010/wordprocessingCanvas" xmlns:cx="http://schemas.microsoft.com/office/drawing/2014/chartex" xmlns:cx1="http://schemas.microsoft.com/office/drawing/2015/9/8/chartex" xmlns:cx2="http://schemas.microsoft.com/office/drawing/2015/10/21/chartex" xmlns:cx3="http://schemas.microsoft.com/office/drawing/2016/5/9/chartex" xmlns:cx4="http://schemas.microsoft.com/office/drawing/2016/5/10/chartex" xmlns:cx5="http://schemas.microsoft.com/office/drawing/2016/5/11/chartex" xmlns:cx6="http://schemas.microsoft.com/office/drawing/2016/5/12/chartex" xmlns:cx7="http://schemas.microsoft.com/office/drawing/2016/5/13/chartex" xmlns:cx8="http://schemas.microsoft.com/office/drawing/2016/5/14/chartex" xmlns:mc="http://schemas.openxmlformats.org/markup-compatibility/2006" xmlns:aink="http://schemas.microsoft.com/office/drawing/2016/ink" xmlns:am3d="http://schemas.microsoft.com/office/drawing/2017/model3d" xmlns:o="urn:schemas-microsoft-com:office:office" xmlns:oel="http://schemas.microsoft.com/office/2019/extlst" xmlns:r="http://schemas.openxmlformats.org/officeDocument/2006/relationships" xmlns:m="http://schemas.openxmlformats.org/officeDocument/2006/math" xmlns:v="urn:schemas-microsoft-com:vml" xmlns:wp14="http://schemas.microsoft.com/office/word/2010/wordprocessingDrawing" xmlns:wp="http://schemas.openxmlformats.org/drawingml/2006/wordprocessingDrawing" xmlns:w10="urn:schemas-microsoft-com:office:word" xmlns:w="http://schemas.openxmlformats.org/wordprocessingml/2006/main" xmlns:w14="http://schemas.microsoft.com/office/word/2010/wordml" xmlns:w15="http://schemas.microsoft.com/office/word/2012/wordml" xmlns:w16cex="http://schemas.microsoft.com/office/word/2018/wordml/cex" xmlns:w16cid="http://schemas.microsoft.com/office/word/2016/wordml/cid" xmlns:w16="http://schemas.microsoft.com/office/word/2018/wordml" xmlns:w16du="http://schemas.microsoft.com/office/word/2023/wordml/word16du" xmlns:w16sdtdh="http://schemas.microsoft.com/office/word/2020/wordml/sdtdatahash" xmlns:w16sdtfl="http://schemas.microsoft.com/office/word/2024/wordml/sdtformatlock" xmlns:w16se="http://schemas.microsoft.com/office/word/2015/wordml/symex" xmlns:wpg="http://schemas.microsoft.com/office/word/2010/wordprocessingGroup" xmlns:wpi="http://schemas.microsoft.com/office/word/2010/wordprocessingInk" xmlns:wne="http://schemas.microsoft.com/office/word/2006/wordml" xmlns:wps="http://schemas.microsoft.com/office/word/2010/wordprocessingShape" mc:Ignorable="w14 w15 w16se w16cid w16 w16cex w16sdtdh w16sdtfl w16du wp14">
   <w:p>
     <w:pPr>
       <w:pStyle w:val="Footer"/>
@@ -978,7 +982,7 @@
 </file>
 
 <file path=word/footer3.xml><?xml version="1.0" encoding="utf-8"?>
-<w:ftr xmlns:wpc="http://schemas.microsoft.com/office/word/2010/wordprocessingCanvas" xmlns:cx="http://schemas.microsoft.com/office/drawing/2014/chartex" xmlns:cx1="http://schemas.microsoft.com/office/drawing/2015/9/8/chartex" xmlns:cx2="http://schemas.microsoft.com/office/drawing/2015/10/21/chartex" xmlns:cx3="http://schemas.microsoft.com/office/drawing/2016/5/9/chartex" xmlns:cx4="http://schemas.microsoft.com/office/drawing/2016/5/10/chartex" xmlns:cx5="http://schemas.microsoft.com/office/drawing/2016/5/11/chartex" xmlns:cx6="http://schemas.microsoft.com/office/drawing/2016/5/12/chartex" xmlns:cx7="http://schemas.microsoft.com/office/drawing/2016/5/13/chartex" xmlns:cx8="http://schemas.microsoft.com/office/drawing/2016/5/14/chartex" xmlns:mc="http://schemas.openxmlformats.org/markup-compatibility/2006" xmlns:aink="http://schemas.microsoft.com/office/drawing/2016/ink" xmlns:am3d="http://schemas.microsoft.com/office/drawing/2017/model3d" xmlns:o="urn:schemas-microsoft-com:office:office" xmlns:oel="http://schemas.microsoft.com/office/2019/extlst" xmlns:r="http://schemas.openxmlformats.org/officeDocument/2006/relationships" xmlns:m="http://schemas.openxmlformats.org/officeDocument/2006/math" xmlns:v="urn:schemas-microsoft-com:vml" xmlns:wp14="http://schemas.microsoft.com/office/word/2010/wordprocessingDrawing" xmlns:wp="http://schemas.openxmlformats.org/drawingml/2006/wordprocessingDrawing" xmlns:w10="urn:schemas-microsoft-com:office:word" xmlns:w="http://schemas.openxmlformats.org/wordprocessingml/2006/main" xmlns:w14="http://schemas.microsoft.com/office/word/2010/wordml" xmlns:w15="http://schemas.microsoft.com/office/word/2012/wordml" xmlns:w16cex="http://schemas.microsoft.com/office/word/2018/wordml/cex" xmlns:w16cid="http://schemas.microsoft.com/office/word/2016/wordml/cid" xmlns:w16="http://schemas.microsoft.com/office/word/2018/wordml" xmlns:w16sdtdh="http://schemas.microsoft.com/office/word/2020/wordml/sdtdatahash" xmlns:w16se="http://schemas.microsoft.com/office/word/2015/wordml/symex" xmlns:wpg="http://schemas.microsoft.com/office/word/2010/wordprocessingGroup" xmlns:wpi="http://schemas.microsoft.com/office/word/2010/wordprocessingInk" xmlns:wne="http://schemas.microsoft.com/office/word/2006/wordml" xmlns:wps="http://schemas.microsoft.com/office/word/2010/wordprocessingShape" mc:Ignorable="w14 w15 w16se w16cid w16 w16cex w16sdtdh wp14">
+<w:ftr xmlns:wpc="http://schemas.microsoft.com/office/word/2010/wordprocessingCanvas" xmlns:cx="http://schemas.microsoft.com/office/drawing/2014/chartex" xmlns:cx1="http://schemas.microsoft.com/office/drawing/2015/9/8/chartex" xmlns:cx2="http://schemas.microsoft.com/office/drawing/2015/10/21/chartex" xmlns:cx3="http://schemas.microsoft.com/office/drawing/2016/5/9/chartex" xmlns:cx4="http://schemas.microsoft.com/office/drawing/2016/5/10/chartex" xmlns:cx5="http://schemas.microsoft.com/office/drawing/2016/5/11/chartex" xmlns:cx6="http://schemas.microsoft.com/office/drawing/2016/5/12/chartex" xmlns:cx7="http://schemas.microsoft.com/office/drawing/2016/5/13/chartex" xmlns:cx8="http://schemas.microsoft.com/office/drawing/2016/5/14/chartex" xmlns:mc="http://schemas.openxmlformats.org/markup-compatibility/2006" xmlns:aink="http://schemas.microsoft.com/office/drawing/2016/ink" xmlns:am3d="http://schemas.microsoft.com/office/drawing/2017/model3d" xmlns:o="urn:schemas-microsoft-com:office:office" xmlns:oel="http://schemas.microsoft.com/office/2019/extlst" xmlns:r="http://schemas.openxmlformats.org/officeDocument/2006/relationships" xmlns:m="http://schemas.openxmlformats.org/officeDocument/2006/math" xmlns:v="urn:schemas-microsoft-com:vml" xmlns:wp14="http://schemas.microsoft.com/office/word/2010/wordprocessingDrawing" xmlns:wp="http://schemas.openxmlformats.org/drawingml/2006/wordprocessingDrawing" xmlns:w10="urn:schemas-microsoft-com:office:word" xmlns:w="http://schemas.openxmlformats.org/wordprocessingml/2006/main" xmlns:w14="http://schemas.microsoft.com/office/word/2010/wordml" xmlns:w15="http://schemas.microsoft.com/office/word/2012/wordml" xmlns:w16cex="http://schemas.microsoft.com/office/word/2018/wordml/cex" xmlns:w16cid="http://schemas.microsoft.com/office/word/2016/wordml/cid" xmlns:w16="http://schemas.microsoft.com/office/word/2018/wordml" xmlns:w16du="http://schemas.microsoft.com/office/word/2023/wordml/word16du" xmlns:w16sdtdh="http://schemas.microsoft.com/office/word/2020/wordml/sdtdatahash" xmlns:w16sdtfl="http://schemas.microsoft.com/office/word/2024/wordml/sdtformatlock" xmlns:w16se="http://schemas.microsoft.com/office/word/2015/wordml/symex" xmlns:wpg="http://schemas.microsoft.com/office/word/2010/wordprocessingGroup" xmlns:wpi="http://schemas.microsoft.com/office/word/2010/wordprocessingInk" xmlns:wne="http://schemas.microsoft.com/office/word/2006/wordml" xmlns:wps="http://schemas.microsoft.com/office/word/2010/wordprocessingShape" mc:Ignorable="w14 w15 w16se w16cid w16 w16cex w16sdtdh w16sdtfl w16du wp14">
   <w:p>
     <w:pPr>
       <w:pStyle w:val="Footer"/>
@@ -988,7 +992,7 @@
 </file>
 
 <file path=word/footnotes.xml><?xml version="1.0" encoding="utf-8"?>
-<w:footnotes xmlns:wpc="http://schemas.microsoft.com/office/word/2010/wordprocessingCanvas" xmlns:cx="http://schemas.microsoft.com/office/drawing/2014/chartex" xmlns:cx1="http://schemas.microsoft.com/office/drawing/2015/9/8/chartex" xmlns:cx2="http://schemas.microsoft.com/office/drawing/2015/10/21/chartex" xmlns:cx3="http://schemas.microsoft.com/office/drawing/2016/5/9/chartex" xmlns:cx4="http://schemas.microsoft.com/office/drawing/2016/5/10/chartex" xmlns:cx5="http://schemas.microsoft.com/office/drawing/2016/5/11/chartex" xmlns:cx6="http://schemas.microsoft.com/office/drawing/2016/5/12/chartex" xmlns:cx7="http://schemas.microsoft.com/office/drawing/2016/5/13/chartex" xmlns:cx8="http://schemas.microsoft.com/office/drawing/2016/5/14/chartex" xmlns:mc="http://schemas.openxmlformats.org/markup-compatibility/2006" xmlns:aink="http://schemas.microsoft.com/office/drawing/2016/ink" xmlns:am3d="http://schemas.microsoft.com/office/drawing/2017/model3d" xmlns:o="urn:schemas-microsoft-com:office:office" xmlns:oel="http://schemas.microsoft.com/office/2019/extlst" xmlns:r="http://schemas.openxmlformats.org/officeDocument/2006/relationships" xmlns:m="http://schemas.openxmlformats.org/officeDocument/2006/math" xmlns:v="urn:schemas-microsoft-com:vml" xmlns:wp14="http://schemas.microsoft.com/office/word/2010/wordprocessingDrawing" xmlns:wp="http://schemas.openxmlformats.org/drawingml/2006/wordprocessingDrawing" xmlns:w10="urn:schemas-microsoft-com:office:word" xmlns:w="http://schemas.openxmlformats.org/wordprocessingml/2006/main" xmlns:w14="http://schemas.microsoft.com/office/word/2010/wordml" xmlns:w15="http://schemas.microsoft.com/office/word/2012/wordml" xmlns:w16cex="http://schemas.microsoft.com/office/word/2018/wordml/cex" xmlns:w16cid="http://schemas.microsoft.com/office/word/2016/wordml/cid" xmlns:w16="http://schemas.microsoft.com/office/word/2018/wordml" xmlns:w16sdtdh="http://schemas.microsoft.com/office/word/2020/wordml/sdtdatahash" xmlns:w16se="http://schemas.microsoft.com/office/word/2015/wordml/symex" xmlns:wpg="http://schemas.microsoft.com/office/word/2010/wordprocessingGroup" xmlns:wpi="http://schemas.microsoft.com/office/word/2010/wordprocessingInk" xmlns:wne="http://schemas.microsoft.com/office/word/2006/wordml" xmlns:wps="http://schemas.microsoft.com/office/word/2010/wordprocessingShape" mc:Ignorable="w14 w15 w16se w16cid w16 w16cex w16sdtdh wp14">
+<w:footnotes xmlns:wpc="http://schemas.microsoft.com/office/word/2010/wordprocessingCanvas" xmlns:cx="http://schemas.microsoft.com/office/drawing/2014/chartex" xmlns:cx1="http://schemas.microsoft.com/office/drawing/2015/9/8/chartex" xmlns:cx2="http://schemas.microsoft.com/office/drawing/2015/10/21/chartex" xmlns:cx3="http://schemas.microsoft.com/office/drawing/2016/5/9/chartex" xmlns:cx4="http://schemas.microsoft.com/office/drawing/2016/5/10/chartex" xmlns:cx5="http://schemas.microsoft.com/office/drawing/2016/5/11/chartex" xmlns:cx6="http://schemas.microsoft.com/office/drawing/2016/5/12/chartex" xmlns:cx7="http://schemas.microsoft.com/office/drawing/2016/5/13/chartex" xmlns:cx8="http://schemas.microsoft.com/office/drawing/2016/5/14/chartex" xmlns:mc="http://schemas.openxmlformats.org/markup-compatibility/2006" xmlns:aink="http://schemas.microsoft.com/office/drawing/2016/ink" xmlns:am3d="http://schemas.microsoft.com/office/drawing/2017/model3d" xmlns:o="urn:schemas-microsoft-com:office:office" xmlns:oel="http://schemas.microsoft.com/office/2019/extlst" xmlns:r="http://schemas.openxmlformats.org/officeDocument/2006/relationships" xmlns:m="http://schemas.openxmlformats.org/officeDocument/2006/math" xmlns:v="urn:schemas-microsoft-com:vml" xmlns:wp14="http://schemas.microsoft.com/office/word/2010/wordprocessingDrawing" xmlns:wp="http://schemas.openxmlformats.org/drawingml/2006/wordprocessingDrawing" xmlns:w10="urn:schemas-microsoft-com:office:word" xmlns:w="http://schemas.openxmlformats.org/wordprocessingml/2006/main" xmlns:w14="http://schemas.microsoft.com/office/word/2010/wordml" xmlns:w15="http://schemas.microsoft.com/office/word/2012/wordml" xmlns:w16cex="http://schemas.microsoft.com/office/word/2018/wordml/cex" xmlns:w16cid="http://schemas.microsoft.com/office/word/2016/wordml/cid" xmlns:w16="http://schemas.microsoft.com/office/word/2018/wordml" xmlns:w16du="http://schemas.microsoft.com/office/word/2023/wordml/word16du" xmlns:w16sdtdh="http://schemas.microsoft.com/office/word/2020/wordml/sdtdatahash" xmlns:w16sdtfl="http://schemas.microsoft.com/office/word/2024/wordml/sdtformatlock" xmlns:w16se="http://schemas.microsoft.com/office/word/2015/wordml/symex" xmlns:wpg="http://schemas.microsoft.com/office/word/2010/wordprocessingGroup" xmlns:wpi="http://schemas.microsoft.com/office/word/2010/wordprocessingInk" xmlns:wne="http://schemas.microsoft.com/office/word/2006/wordml" xmlns:wps="http://schemas.microsoft.com/office/word/2010/wordprocessingShape" mc:Ignorable="w14 w15 w16se w16cid w16 w16cex w16sdtdh w16sdtfl w16du wp14">
   <w:footnote w:type="separator" w:id="-1">
     <w:p>
       <w:pPr>
@@ -1013,7 +1017,7 @@
 </file>
 
 <file path=word/header1.xml><?xml version="1.0" encoding="utf-8"?>
-<w:hdr xmlns:wpc="http://schemas.microsoft.com/office/word/2010/wordprocessingCanvas" xmlns:cx="http://schemas.microsoft.com/office/drawing/2014/chartex" xmlns:cx1="http://schemas.microsoft.com/office/drawing/2015/9/8/chartex" xmlns:cx2="http://schemas.microsoft.com/office/drawing/2015/10/21/chartex" xmlns:cx3="http://schemas.microsoft.com/office/drawing/2016/5/9/chartex" xmlns:cx4="http://schemas.microsoft.com/office/drawing/2016/5/10/chartex" xmlns:cx5="http://schemas.microsoft.com/office/drawing/2016/5/11/chartex" xmlns:cx6="http://schemas.microsoft.com/office/drawing/2016/5/12/chartex" xmlns:cx7="http://schemas.microsoft.com/office/drawing/2016/5/13/chartex" xmlns:cx8="http://schemas.microsoft.com/office/drawing/2016/5/14/chartex" xmlns:mc="http://schemas.openxmlformats.org/markup-compatibility/2006" xmlns:aink="http://schemas.microsoft.com/office/drawing/2016/ink" xmlns:am3d="http://schemas.microsoft.com/office/drawing/2017/model3d" xmlns:o="urn:schemas-microsoft-com:office:office" xmlns:oel="http://schemas.microsoft.com/office/2019/extlst" xmlns:r="http://schemas.openxmlformats.org/officeDocument/2006/relationships" xmlns:m="http://schemas.openxmlformats.org/officeDocument/2006/math" xmlns:v="urn:schemas-microsoft-com:vml" xmlns:wp14="http://schemas.microsoft.com/office/word/2010/wordprocessingDrawing" xmlns:wp="http://schemas.openxmlformats.org/drawingml/2006/wordprocessingDrawing" xmlns:w10="urn:schemas-microsoft-com:office:word" xmlns:w="http://schemas.openxmlformats.org/wordprocessingml/2006/main" xmlns:w14="http://schemas.microsoft.com/office/word/2010/wordml" xmlns:w15="http://schemas.microsoft.com/office/word/2012/wordml" xmlns:w16cex="http://schemas.microsoft.com/office/word/2018/wordml/cex" xmlns:w16cid="http://schemas.microsoft.com/office/word/2016/wordml/cid" xmlns:w16="http://schemas.microsoft.com/office/word/2018/wordml" xmlns:w16sdtdh="http://schemas.microsoft.com/office/word/2020/wordml/sdtdatahash" xmlns:w16se="http://schemas.microsoft.com/office/word/2015/wordml/symex" xmlns:wpg="http://schemas.microsoft.com/office/word/2010/wordprocessingGroup" xmlns:wpi="http://schemas.microsoft.com/office/word/2010/wordprocessingInk" xmlns:wne="http://schemas.microsoft.com/office/word/2006/wordml" xmlns:wps="http://schemas.microsoft.com/office/word/2010/wordprocessingShape" mc:Ignorable="w14 w15 w16se w16cid w16 w16cex w16sdtdh wp14">
+<w:hdr xmlns:wpc="http://schemas.microsoft.com/office/word/2010/wordprocessingCanvas" xmlns:cx="http://schemas.microsoft.com/office/drawing/2014/chartex" xmlns:cx1="http://schemas.microsoft.com/office/drawing/2015/9/8/chartex" xmlns:cx2="http://schemas.microsoft.com/office/drawing/2015/10/21/chartex" xmlns:cx3="http://schemas.microsoft.com/office/drawing/2016/5/9/chartex" xmlns:cx4="http://schemas.microsoft.com/office/drawing/2016/5/10/chartex" xmlns:cx5="http://schemas.microsoft.com/office/drawing/2016/5/11/chartex" xmlns:cx6="http://schemas.microsoft.com/office/drawing/2016/5/12/chartex" xmlns:cx7="http://schemas.microsoft.com/office/drawing/2016/5/13/chartex" xmlns:cx8="http://schemas.microsoft.com/office/drawing/2016/5/14/chartex" xmlns:mc="http://schemas.openxmlformats.org/markup-compatibility/2006" xmlns:aink="http://schemas.microsoft.com/office/drawing/2016/ink" xmlns:am3d="http://schemas.microsoft.com/office/drawing/2017/model3d" xmlns:o="urn:schemas-microsoft-com:office:office" xmlns:oel="http://schemas.microsoft.com/office/2019/extlst" xmlns:r="http://schemas.openxmlformats.org/officeDocument/2006/relationships" xmlns:m="http://schemas.openxmlformats.org/officeDocument/2006/math" xmlns:v="urn:schemas-microsoft-com:vml" xmlns:wp14="http://schemas.microsoft.com/office/word/2010/wordprocessingDrawing" xmlns:wp="http://schemas.openxmlformats.org/drawingml/2006/wordprocessingDrawing" xmlns:w10="urn:schemas-microsoft-com:office:word" xmlns:w="http://schemas.openxmlformats.org/wordprocessingml/2006/main" xmlns:w14="http://schemas.microsoft.com/office/word/2010/wordml" xmlns:w15="http://schemas.microsoft.com/office/word/2012/wordml" xmlns:w16cex="http://schemas.microsoft.com/office/word/2018/wordml/cex" xmlns:w16cid="http://schemas.microsoft.com/office/word/2016/wordml/cid" xmlns:w16="http://schemas.microsoft.com/office/word/2018/wordml" xmlns:w16du="http://schemas.microsoft.com/office/word/2023/wordml/word16du" xmlns:w16sdtdh="http://schemas.microsoft.com/office/word/2020/wordml/sdtdatahash" xmlns:w16sdtfl="http://schemas.microsoft.com/office/word/2024/wordml/sdtformatlock" xmlns:w16se="http://schemas.microsoft.com/office/word/2015/wordml/symex" xmlns:wpg="http://schemas.microsoft.com/office/word/2010/wordprocessingGroup" xmlns:wpi="http://schemas.microsoft.com/office/word/2010/wordprocessingInk" xmlns:wne="http://schemas.microsoft.com/office/word/2006/wordml" xmlns:wps="http://schemas.microsoft.com/office/word/2010/wordprocessingShape" mc:Ignorable="w14 w15 w16se w16cid w16 w16cex w16sdtdh w16sdtfl w16du wp14">
   <w:p>
     <w:pPr>
       <w:pStyle w:val="Header"/>
@@ -1023,7 +1027,7 @@
 </file>
 
 <file path=word/header2.xml><?xml version="1.0" encoding="utf-8"?>
-<w:hdr xmlns:wpc="http://schemas.microsoft.com/office/word/2010/wordprocessingCanvas" xmlns:cx="http://schemas.microsoft.com/office/drawing/2014/chartex" xmlns:cx1="http://schemas.microsoft.com/office/drawing/2015/9/8/chartex" xmlns:cx2="http://schemas.microsoft.com/office/drawing/2015/10/21/chartex" xmlns:cx3="http://schemas.microsoft.com/office/drawing/2016/5/9/chartex" xmlns:cx4="http://schemas.microsoft.com/office/drawing/2016/5/10/chartex" xmlns:cx5="http://schemas.microsoft.com/office/drawing/2016/5/11/chartex" xmlns:cx6="http://schemas.microsoft.com/office/drawing/2016/5/12/chartex" xmlns:cx7="http://schemas.microsoft.com/office/drawing/2016/5/13/chartex" xmlns:cx8="http://schemas.microsoft.com/office/drawing/2016/5/14/chartex" xmlns:mc="http://schemas.openxmlformats.org/markup-compatibility/2006" xmlns:aink="http://schemas.microsoft.com/office/drawing/2016/ink" xmlns:am3d="http://schemas.microsoft.com/office/drawing/2017/model3d" xmlns:o="urn:schemas-microsoft-com:office:office" xmlns:oel="http://schemas.microsoft.com/office/2019/extlst" xmlns:r="http://schemas.openxmlformats.org/officeDocument/2006/relationships" xmlns:m="http://schemas.openxmlformats.org/officeDocument/2006/math" xmlns:v="urn:schemas-microsoft-com:vml" xmlns:wp14="http://schemas.microsoft.com/office/word/2010/wordprocessingDrawing" xmlns:wp="http://schemas.openxmlformats.org/drawingml/2006/wordprocessingDrawing" xmlns:w10="urn:schemas-microsoft-com:office:word" xmlns:w="http://schemas.openxmlformats.org/wordprocessingml/2006/main" xmlns:w14="http://schemas.microsoft.com/office/word/2010/wordml" xmlns:w15="http://schemas.microsoft.com/office/word/2012/wordml" xmlns:w16cex="http://schemas.microsoft.com/office/word/2018/wordml/cex" xmlns:w16cid="http://schemas.microsoft.com/office/word/2016/wordml/cid" xmlns:w16="http://schemas.microsoft.com/office/word/2018/wordml" xmlns:w16sdtdh="http://schemas.microsoft.com/office/word/2020/wordml/sdtdatahash" xmlns:w16se="http://schemas.microsoft.com/office/word/2015/wordml/symex" xmlns:wpg="http://schemas.microsoft.com/office/word/2010/wordprocessingGroup" xmlns:wpi="http://schemas.microsoft.com/office/word/2010/wordprocessingInk" xmlns:wne="http://schemas.microsoft.com/office/word/2006/wordml" xmlns:wps="http://schemas.microsoft.com/office/word/2010/wordprocessingShape" mc:Ignorable="w14 w15 w16se w16cid w16 w16cex w16sdtdh wp14">
+<w:hdr xmlns:wpc="http://schemas.microsoft.com/office/word/2010/wordprocessingCanvas" xmlns:cx="http://schemas.microsoft.com/office/drawing/2014/chartex" xmlns:cx1="http://schemas.microsoft.com/office/drawing/2015/9/8/chartex" xmlns:cx2="http://schemas.microsoft.com/office/drawing/2015/10/21/chartex" xmlns:cx3="http://schemas.microsoft.com/office/drawing/2016/5/9/chartex" xmlns:cx4="http://schemas.microsoft.com/office/drawing/2016/5/10/chartex" xmlns:cx5="http://schemas.microsoft.com/office/drawing/2016/5/11/chartex" xmlns:cx6="http://schemas.microsoft.com/office/drawing/2016/5/12/chartex" xmlns:cx7="http://schemas.microsoft.com/office/drawing/2016/5/13/chartex" xmlns:cx8="http://schemas.microsoft.com/office/drawing/2016/5/14/chartex" xmlns:mc="http://schemas.openxmlformats.org/markup-compatibility/2006" xmlns:aink="http://schemas.microsoft.com/office/drawing/2016/ink" xmlns:am3d="http://schemas.microsoft.com/office/drawing/2017/model3d" xmlns:o="urn:schemas-microsoft-com:office:office" xmlns:oel="http://schemas.microsoft.com/office/2019/extlst" xmlns:r="http://schemas.openxmlformats.org/officeDocument/2006/relationships" xmlns:m="http://schemas.openxmlformats.org/officeDocument/2006/math" xmlns:v="urn:schemas-microsoft-com:vml" xmlns:wp14="http://schemas.microsoft.com/office/word/2010/wordprocessingDrawing" xmlns:wp="http://schemas.openxmlformats.org/drawingml/2006/wordprocessingDrawing" xmlns:w10="urn:schemas-microsoft-com:office:word" xmlns:w="http://schemas.openxmlformats.org/wordprocessingml/2006/main" xmlns:w14="http://schemas.microsoft.com/office/word/2010/wordml" xmlns:w15="http://schemas.microsoft.com/office/word/2012/wordml" xmlns:w16cex="http://schemas.microsoft.com/office/word/2018/wordml/cex" xmlns:w16cid="http://schemas.microsoft.com/office/word/2016/wordml/cid" xmlns:w16="http://schemas.microsoft.com/office/word/2018/wordml" xmlns:w16du="http://schemas.microsoft.com/office/word/2023/wordml/word16du" xmlns:w16sdtdh="http://schemas.microsoft.com/office/word/2020/wordml/sdtdatahash" xmlns:w16sdtfl="http://schemas.microsoft.com/office/word/2024/wordml/sdtformatlock" xmlns:w16se="http://schemas.microsoft.com/office/word/2015/wordml/symex" xmlns:wpg="http://schemas.microsoft.com/office/word/2010/wordprocessingGroup" xmlns:wpi="http://schemas.microsoft.com/office/word/2010/wordprocessingInk" xmlns:wne="http://schemas.microsoft.com/office/word/2006/wordml" xmlns:wps="http://schemas.microsoft.com/office/word/2010/wordprocessingShape" mc:Ignorable="w14 w15 w16se w16cid w16 w16cex w16sdtdh w16sdtfl w16du wp14">
   <w:p>
     <w:pPr>
       <w:pStyle w:val="Header"/>
@@ -1034,7 +1038,7 @@
 </file>
 
 <file path=word/header3.xml><?xml version="1.0" encoding="utf-8"?>
-<w:hdr xmlns:wpc="http://schemas.microsoft.com/office/word/2010/wordprocessingCanvas" xmlns:cx="http://schemas.microsoft.com/office/drawing/2014/chartex" xmlns:cx1="http://schemas.microsoft.com/office/drawing/2015/9/8/chartex" xmlns:cx2="http://schemas.microsoft.com/office/drawing/2015/10/21/chartex" xmlns:cx3="http://schemas.microsoft.com/office/drawing/2016/5/9/chartex" xmlns:cx4="http://schemas.microsoft.com/office/drawing/2016/5/10/chartex" xmlns:cx5="http://schemas.microsoft.com/office/drawing/2016/5/11/chartex" xmlns:cx6="http://schemas.microsoft.com/office/drawing/2016/5/12/chartex" xmlns:cx7="http://schemas.microsoft.com/office/drawing/2016/5/13/chartex" xmlns:cx8="http://schemas.microsoft.com/office/drawing/2016/5/14/chartex" xmlns:mc="http://schemas.openxmlformats.org/markup-compatibility/2006" xmlns:aink="http://schemas.microsoft.com/office/drawing/2016/ink" xmlns:am3d="http://schemas.microsoft.com/office/drawing/2017/model3d" xmlns:o="urn:schemas-microsoft-com:office:office" xmlns:oel="http://schemas.microsoft.com/office/2019/extlst" xmlns:r="http://schemas.openxmlformats.org/officeDocument/2006/relationships" xmlns:m="http://schemas.openxmlformats.org/officeDocument/2006/math" xmlns:v="urn:schemas-microsoft-com:vml" xmlns:wp14="http://schemas.microsoft.com/office/word/2010/wordprocessingDrawing" xmlns:wp="http://schemas.openxmlformats.org/drawingml/2006/wordprocessingDrawing" xmlns:w10="urn:schemas-microsoft-com:office:word" xmlns:w="http://schemas.openxmlformats.org/wordprocessingml/2006/main" xmlns:w14="http://schemas.microsoft.com/office/word/2010/wordml" xmlns:w15="http://schemas.microsoft.com/office/word/2012/wordml" xmlns:w16cex="http://schemas.microsoft.com/office/word/2018/wordml/cex" xmlns:w16cid="http://schemas.microsoft.com/office/word/2016/wordml/cid" xmlns:w16="http://schemas.microsoft.com/office/word/2018/wordml" xmlns:w16sdtdh="http://schemas.microsoft.com/office/word/2020/wordml/sdtdatahash" xmlns:w16se="http://schemas.microsoft.com/office/word/2015/wordml/symex" xmlns:wpg="http://schemas.microsoft.com/office/word/2010/wordprocessingGroup" xmlns:wpi="http://schemas.microsoft.com/office/word/2010/wordprocessingInk" xmlns:wne="http://schemas.microsoft.com/office/word/2006/wordml" xmlns:wps="http://schemas.microsoft.com/office/word/2010/wordprocessingShape" mc:Ignorable="w14 w15 w16se w16cid w16 w16cex w16sdtdh wp14">
+<w:hdr xmlns:wpc="http://schemas.microsoft.com/office/word/2010/wordprocessingCanvas" xmlns:cx="http://schemas.microsoft.com/office/drawing/2014/chartex" xmlns:cx1="http://schemas.microsoft.com/office/drawing/2015/9/8/chartex" xmlns:cx2="http://schemas.microsoft.com/office/drawing/2015/10/21/chartex" xmlns:cx3="http://schemas.microsoft.com/office/drawing/2016/5/9/chartex" xmlns:cx4="http://schemas.microsoft.com/office/drawing/2016/5/10/chartex" xmlns:cx5="http://schemas.microsoft.com/office/drawing/2016/5/11/chartex" xmlns:cx6="http://schemas.microsoft.com/office/drawing/2016/5/12/chartex" xmlns:cx7="http://schemas.microsoft.com/office/drawing/2016/5/13/chartex" xmlns:cx8="http://schemas.microsoft.com/office/drawing/2016/5/14/chartex" xmlns:mc="http://schemas.openxmlformats.org/markup-compatibility/2006" xmlns:aink="http://schemas.microsoft.com/office/drawing/2016/ink" xmlns:am3d="http://schemas.microsoft.com/office/drawing/2017/model3d" xmlns:o="urn:schemas-microsoft-com:office:office" xmlns:oel="http://schemas.microsoft.com/office/2019/extlst" xmlns:r="http://schemas.openxmlformats.org/officeDocument/2006/relationships" xmlns:m="http://schemas.openxmlformats.org/officeDocument/2006/math" xmlns:v="urn:schemas-microsoft-com:vml" xmlns:wp14="http://schemas.microsoft.com/office/word/2010/wordprocessingDrawing" xmlns:wp="http://schemas.openxmlformats.org/drawingml/2006/wordprocessingDrawing" xmlns:w10="urn:schemas-microsoft-com:office:word" xmlns:w="http://schemas.openxmlformats.org/wordprocessingml/2006/main" xmlns:w14="http://schemas.microsoft.com/office/word/2010/wordml" xmlns:w15="http://schemas.microsoft.com/office/word/2012/wordml" xmlns:w16cex="http://schemas.microsoft.com/office/word/2018/wordml/cex" xmlns:w16cid="http://schemas.microsoft.com/office/word/2016/wordml/cid" xmlns:w16="http://schemas.microsoft.com/office/word/2018/wordml" xmlns:w16du="http://schemas.microsoft.com/office/word/2023/wordml/word16du" xmlns:w16sdtdh="http://schemas.microsoft.com/office/word/2020/wordml/sdtdatahash" xmlns:w16sdtfl="http://schemas.microsoft.com/office/word/2024/wordml/sdtformatlock" xmlns:w16se="http://schemas.microsoft.com/office/word/2015/wordml/symex" xmlns:wpg="http://schemas.microsoft.com/office/word/2010/wordprocessingGroup" xmlns:wpi="http://schemas.microsoft.com/office/word/2010/wordprocessingInk" xmlns:wne="http://schemas.microsoft.com/office/word/2006/wordml" xmlns:wps="http://schemas.microsoft.com/office/word/2010/wordprocessingShape" mc:Ignorable="w14 w15 w16se w16cid w16 w16cex w16sdtdh w16sdtfl w16du wp14">
   <w:p>
     <w:pPr>
       <w:pStyle w:val="Header"/>
@@ -1043,7 +1047,7 @@
     <w:r>
       <w:tab/>
       <w:tab/>
-      <w:t>2026-06-17</w:t>
+      <w:t>2026-06-18</w:t>
       <w:br/>
       <w:br/>
     </w:r>
@@ -1060,7 +1064,7 @@
 </file>
 
 <file path=word/numbering.xml><?xml version="1.0" encoding="utf-8"?>
-<w:numbering xmlns:wpc="http://schemas.microsoft.com/office/word/2010/wordprocessingCanvas" xmlns:cx="http://schemas.microsoft.com/office/drawing/2014/chartex" xmlns:cx1="http://schemas.microsoft.com/office/drawing/2015/9/8/chartex" xmlns:cx2="http://schemas.microsoft.com/office/drawing/2015/10/21/chartex" xmlns:cx3="http://schemas.microsoft.com/office/drawing/2016/5/9/chartex" xmlns:cx4="http://schemas.microsoft.com/office/drawing/2016/5/10/chartex" xmlns:cx5="http://schemas.microsoft.com/office/drawing/2016/5/11/chartex" xmlns:cx6="http://schemas.microsoft.com/office/drawing/2016/5/12/chartex" xmlns:cx7="http://schemas.microsoft.com/office/drawing/2016/5/13/chartex" xmlns:cx8="http://schemas.microsoft.com/office/drawing/2016/5/14/chartex" xmlns:mc="http://schemas.openxmlformats.org/markup-compatibility/2006" xmlns:aink="http://schemas.microsoft.com/office/drawing/2016/ink" xmlns:am3d="http://schemas.microsoft.com/office/drawing/2017/model3d" xmlns:o="urn:schemas-microsoft-com:office:office" xmlns:oel="http://schemas.microsoft.com/office/2019/extlst" xmlns:r="http://schemas.openxmlformats.org/officeDocument/2006/relationships" xmlns:m="http://schemas.openxmlformats.org/officeDocument/2006/math" xmlns:v="urn:schemas-microsoft-com:vml" xmlns:wp14="http://schemas.microsoft.com/office/word/2010/wordprocessingDrawing" xmlns:wp="http://schemas.openxmlformats.org/drawingml/2006/wordprocessingDrawing" xmlns:w10="urn:schemas-microsoft-com:office:word" xmlns:w="http://schemas.openxmlformats.org/wordprocessingml/2006/main" xmlns:w14="http://schemas.microsoft.com/office/word/2010/wordml" xmlns:w15="http://schemas.microsoft.com/office/word/2012/wordml" xmlns:w16cex="http://schemas.microsoft.com/office/word/2018/wordml/cex" xmlns:w16cid="http://schemas.microsoft.com/office/word/2016/wordml/cid" xmlns:w16="http://schemas.microsoft.com/office/word/2018/wordml" xmlns:w16sdtdh="http://schemas.microsoft.com/office/word/2020/wordml/sdtdatahash" xmlns:w16se="http://schemas.microsoft.com/office/word/2015/wordml/symex" xmlns:wpg="http://schemas.microsoft.com/office/word/2010/wordprocessingGroup" xmlns:wpi="http://schemas.microsoft.com/office/word/2010/wordprocessingInk" xmlns:wne="http://schemas.microsoft.com/office/word/2006/wordml" xmlns:wps="http://schemas.microsoft.com/office/word/2010/wordprocessingShape" mc:Ignorable="w14 w15 w16se w16cid w16 w16cex w16sdtdh wp14">
+<w:numbering xmlns:wpc="http://schemas.microsoft.com/office/word/2010/wordprocessingCanvas" xmlns:cx="http://schemas.microsoft.com/office/drawing/2014/chartex" xmlns:cx1="http://schemas.microsoft.com/office/drawing/2015/9/8/chartex" xmlns:cx2="http://schemas.microsoft.com/office/drawing/2015/10/21/chartex" xmlns:cx3="http://schemas.microsoft.com/office/drawing/2016/5/9/chartex" xmlns:cx4="http://schemas.microsoft.com/office/drawing/2016/5/10/chartex" xmlns:cx5="http://schemas.microsoft.com/office/drawing/2016/5/11/chartex" xmlns:cx6="http://schemas.microsoft.com/office/drawing/2016/5/12/chartex" xmlns:cx7="http://schemas.microsoft.com/office/drawing/2016/5/13/chartex" xmlns:cx8="http://schemas.microsoft.com/office/drawing/2016/5/14/chartex" xmlns:mc="http://schemas.openxmlformats.org/markup-compatibility/2006" xmlns:aink="http://schemas.microsoft.com/office/drawing/2016/ink" xmlns:am3d="http://schemas.microsoft.com/office/drawing/2017/model3d" xmlns:o="urn:schemas-microsoft-com:office:office" xmlns:oel="http://schemas.microsoft.com/office/2019/extlst" xmlns:r="http://schemas.openxmlformats.org/officeDocument/2006/relationships" xmlns:m="http://schemas.openxmlformats.org/officeDocument/2006/math" xmlns:v="urn:schemas-microsoft-com:vml" xmlns:wp14="http://schemas.microsoft.com/office/word/2010/wordprocessingDrawing" xmlns:wp="http://schemas.openxmlformats.org/drawingml/2006/wordprocessingDrawing" xmlns:w10="urn:schemas-microsoft-com:office:word" xmlns:w="http://schemas.openxmlformats.org/wordprocessingml/2006/main" xmlns:w14="http://schemas.microsoft.com/office/word/2010/wordml" xmlns:w15="http://schemas.microsoft.com/office/word/2012/wordml" xmlns:w16cex="http://schemas.microsoft.com/office/word/2018/wordml/cex" xmlns:w16cid="http://schemas.microsoft.com/office/word/2016/wordml/cid" xmlns:w16="http://schemas.microsoft.com/office/word/2018/wordml" xmlns:w16du="http://schemas.microsoft.com/office/word/2023/wordml/word16du" xmlns:w16sdtdh="http://schemas.microsoft.com/office/word/2020/wordml/sdtdatahash" xmlns:w16sdtfl="http://schemas.microsoft.com/office/word/2024/wordml/sdtformatlock" xmlns:w16se="http://schemas.microsoft.com/office/word/2015/wordml/symex" xmlns:wpg="http://schemas.microsoft.com/office/word/2010/wordprocessingGroup" xmlns:wpi="http://schemas.microsoft.com/office/word/2010/wordprocessingInk" xmlns:wne="http://schemas.microsoft.com/office/word/2006/wordml" xmlns:wps="http://schemas.microsoft.com/office/word/2010/wordprocessingShape" mc:Ignorable="w14 w15 w16se w16cid w16 w16cex w16sdtdh w16sdtfl w16du wp14">
   <w:abstractNum w:abstractNumId="0" w15:restartNumberingAfterBreak="0">
     <w:nsid w:val="FFFFFF7C"/>
     <w:multiLevelType w:val="singleLevel"/>
@@ -1263,7 +1267,7 @@
 </file>
 
 <file path=word/styles.xml><?xml version="1.0" encoding="utf-8"?>
-<w:styles xmlns:mc="http://schemas.openxmlformats.org/markup-compatibility/2006" xmlns:r="http://schemas.openxmlformats.org/officeDocument/2006/relationships" xmlns:w="http://schemas.openxmlformats.org/wordprocessingml/2006/main" xmlns:w14="http://schemas.microsoft.com/office/word/2010/wordml" xmlns:w15="http://schemas.microsoft.com/office/word/2012/wordml" xmlns:w16cex="http://schemas.microsoft.com/office/word/2018/wordml/cex" xmlns:w16cid="http://schemas.microsoft.com/office/word/2016/wordml/cid" xmlns:w16="http://schemas.microsoft.com/office/word/2018/wordml" xmlns:w16sdtdh="http://schemas.microsoft.com/office/word/2020/wordml/sdtdatahash" xmlns:w16se="http://schemas.microsoft.com/office/word/2015/wordml/symex" mc:Ignorable="w14 w15 w16se w16cid w16 w16cex w16sdtdh">
+<w:styles xmlns:mc="http://schemas.openxmlformats.org/markup-compatibility/2006" xmlns:r="http://schemas.openxmlformats.org/officeDocument/2006/relationships" xmlns:w="http://schemas.openxmlformats.org/wordprocessingml/2006/main" xmlns:w14="http://schemas.microsoft.com/office/word/2010/wordml" xmlns:w15="http://schemas.microsoft.com/office/word/2012/wordml" xmlns:w16cex="http://schemas.microsoft.com/office/word/2018/wordml/cex" xmlns:w16cid="http://schemas.microsoft.com/office/word/2016/wordml/cid" xmlns:w16="http://schemas.microsoft.com/office/word/2018/wordml" xmlns:w16du="http://schemas.microsoft.com/office/word/2023/wordml/word16du" xmlns:w16sdtdh="http://schemas.microsoft.com/office/word/2020/wordml/sdtdatahash" xmlns:w16sdtfl="http://schemas.microsoft.com/office/word/2024/wordml/sdtformatlock" xmlns:w16se="http://schemas.microsoft.com/office/word/2015/wordml/symex" mc:Ignorable="w14 w15 w16se w16cid w16 w16cex w16sdtdh w16sdtfl w16du">
   <w:docDefaults>
     <w:rPrDefault>
       <w:rPr>
@@ -2021,7 +2025,7 @@
     <w:link w:val="TitleChar"/>
     <w:uiPriority w:val="10"/>
     <w:qFormat/>
-    <w:rsid w:val="007106C8"/>
+    <w:rsid w:val="00E854FA"/>
     <w:pPr>
       <w:spacing w:after="300" w:line="240" w:lineRule="auto"/>
       <w:contextualSpacing/>
@@ -2031,7 +2035,7 @@
       <w:rFonts w:eastAsiaTheme="majorEastAsia" w:cstheme="majorBidi"/>
       <w:spacing w:val="5"/>
       <w:kern w:val="28"/>
-      <w:sz w:val="52"/>
+      <w:sz w:val="40"/>
       <w:szCs w:val="52"/>
       <w:lang w:val="sv-SE" w:eastAsia="en-US" w:bidi="ar-SA"/>
     </w:rPr>
@@ -2041,12 +2045,12 @@
     <w:basedOn w:val="DefaultParagraphFont"/>
     <w:link w:val="Title"/>
     <w:uiPriority w:val="10"/>
-    <w:rsid w:val="007106C8"/>
+    <w:rsid w:val="00E854FA"/>
     <w:rPr>
       <w:rFonts w:ascii="Times New Roman" w:eastAsiaTheme="majorEastAsia" w:hAnsi="Times New Roman" w:cstheme="majorBidi"/>
       <w:spacing w:val="5"/>
       <w:kern w:val="28"/>
-      <w:sz w:val="52"/>
+      <w:sz w:val="40"/>
       <w:szCs w:val="52"/>
       <w:lang w:val="sv-SE" w:eastAsia="en-US" w:bidi="ar-SA"/>
     </w:rPr>

--- a/klagomål/A 7583-2026 FSC-klagomål.docx
+++ b/klagomål/A 7583-2026 FSC-klagomål.docx
@@ -1047,7 +1047,7 @@
     <w:r>
       <w:tab/>
       <w:tab/>
-      <w:t>2026-06-18</w:t>
+      <w:t>2026-06-19</w:t>
       <w:br/>
       <w:br/>
     </w:r>

--- a/klagomål/A 7583-2026 FSC-klagomål.docx
+++ b/klagomål/A 7583-2026 FSC-klagomål.docx
@@ -1047,7 +1047,7 @@
     <w:r>
       <w:tab/>
       <w:tab/>
-      <w:t>2026-06-19</w:t>
+      <w:t>2026-06-20</w:t>
       <w:br/>
       <w:br/>
     </w:r>

--- a/klagomål/A 7583-2026 FSC-klagomål.docx
+++ b/klagomål/A 7583-2026 FSC-klagomål.docx
@@ -168,38 +168,7 @@
     </w:p>
     <w:p>
       <w:r>
-        <w:t>Detta dokument behandlar höga naturvärden i avverkningsanmälan A 7583-2026 i Arvika kommun som inkom 2026-02-08 och omfattar 3,3 ha.</w:t>
-      </w:r>
-    </w:p>
-    <w:p>
-      <w:r>
-        <w:t>Nedan presenteras fynd av naturvårdsarter och fridlysta arter som gjorts i det avverkningsanmälda området, samt relevanta utdrag ur standarderna för FSC, Chain of Custody, Controlled Wood och PEFC. I BILAGA 1 finns artfakta om fridlysta arter.</w:t>
-      </w:r>
-    </w:p>
-    <w:p>
-      <w:r>
-        <w:t>Vi förväntar oss att ni återkommer med ett skriftligt svar på vårt klagomål och även beskriver vilka korrigerande åtgärder ni satt in för att rätta till identifierade brister i er efterlevnad av den svenska FSC standarden.</w:t>
-      </w:r>
-    </w:p>
-    <w:p>
-      <w:pPr>
-        <w:pStyle w:val="Heading1"/>
-      </w:pPr>
-      <w:r>
-        <w:t>Naturvårdsarter</w:t>
-      </w:r>
-    </w:p>
-    <w:p>
-      <w:r>
-        <w:t>I avverkningsanmälan har följande 3 naturvårdsarter hittats: tretåig hackspett (NT, T, §4), spillkråka (T, §4) och orre (§4). Av dessa är 1 rödlistade. För rödlistade arter har rödlistekategorin angivits inom parentes. Typiska arter inom Natura 2000 som är kopplade till skogsekosystem har markerats med (T). För fridlysta arter anges även paragrafen i Artskyddsförordningen som arten är fridlyst enligt.</w:t>
-      </w:r>
-    </w:p>
-    <w:p>
-      <w:r>
-        <w:t>De påträffade naturvårdsarterna är ett tydligt kvitto på att det rör sig om en skog med höga naturvärden.</w:t>
-      </w:r>
-      <w:r>
-        <w:t xml:space="preserve"> I Figur 1 visas fyndplatser för naturvårdsarter i området, som finns registrerade på Artportalen.</w:t>
+        <w:t>Detta klagomål behandlar höga naturvärden i avverkningsanmälan A 7583-2026 i Arvika kommun som inkom 2026-02-08 och omfattar 3,3 ha.</w:t>
       </w:r>
     </w:p>
     <w:p>
@@ -247,7 +216,101 @@
         <w:spacing w:after="240"/>
       </w:pPr>
       <w:r>
-        <w:t>Figur 1. Fyndplatser för naturvårdsarter i avverkningsanmälan (röd linje). Markörer utan svart kant är placerade på fyndplatsen. Markörer med svart kant är placerade vid sidan av fyndplatsen och har ett svart streck som visar fyndplatsens exakta position. Kartans mittpunktskoordinat är N 6626041, E 372851 i SWEREF 99 TM.</w:t>
+        <w:t>Figur 1. Fyndplatser för naturvårdsarter i avverkningsanmälan. Markörer utan svart kant är placerade på fyndplatsen. Markörer med svart kant är placerade vid sidan av fyndplatsen har ett svart streck som visar fyndplatsens exakta position. Kartans mittpunktskoordinat är N 6626041, E 372851 i SWEREF 99 TM.</w:t>
+      </w:r>
+    </w:p>
+    <w:p>
+      <w:r>
+        <w:t>I avverkningsanmälan finns fynd av 3 naturvårdsarter, varav 1 är rödlistad, 3 är fridlysta och 2 är typiska (T): tretåig hackspett (NT, T, §4), spillkråka (T, §4) och orre (§4). Se Figur 1.</w:t>
+      </w:r>
+    </w:p>
+    <w:p>
+      <w:r>
+        <w:t>Nedan presenteras relevanta utdrag ur standarderna för FSC, Chain of Custody, Controlled Wood och PEFC.</w:t>
+      </w:r>
+    </w:p>
+    <w:p>
+      <w:r>
+        <w:t>Vi förväntar oss att ni återkommer med ett skriftligt svar på vårt klagomål och även beskriver vilka korrigerande åtgärder ni satt in för att rätta till identifierade brister i er efterlevnad av den svenska FSC standarden.</w:t>
+      </w:r>
+    </w:p>
+    <w:p>
+      <w:pPr>
+        <w:pStyle w:val="Heading1"/>
+      </w:pPr>
+      <w:r>
+        <w:t>Naturvårdsarter och fridlysta arter</w:t>
+      </w:r>
+    </w:p>
+    <w:p>
+      <w:r>
+        <w:t>Nedan följer beskrivningar av de naturvårdsarter och fridlysta arter som har sina livsmiljöer och växtplatser i den avverkningsanmälda skogen. Se även ytterligare artfakta i BILAGA 1. De påträffade naturvårdsarterna är ett tydligt kvitto på att det rör sig om en skog med höga naturvärden.</w:t>
+      </w:r>
+    </w:p>
+    <w:p>
+      <w:r>
+        <w:rPr>
+          <w:b/>
+        </w:rPr>
+        <w:t>Tretåig hackspett (NT, §4)</w:t>
+      </w:r>
+      <w:r>
+        <w:t xml:space="preserve"> är rödlistad som nära hotad och ingår i bilaga 1 i EU:s fågeldirektiv. Tretåig hackspett är för sin överlevnad beroende av kontinuerlig tillförsel av äldre döende och död ved, som sker genom naturliga självgallringsprocesser i äldre grannaturskogar och barrblandade naturskogar. Om en skog genom skogsbruk gallras eller glesas ur så upphör och uteblir i stort sett den naturliga självgallringsprocessen för mycket lång tid framöver vilket omöjliggör upprätthållandet av den kontinuerliga ekologiska funktionen i ett område. Det finns studier som visar att naturskogens självgallringsprocess som den tretåiga hackspetten är beroende av, inte kan ersättas med efterlämnad hänsyn i skogsbruket (Imbeau &amp; Desrochers, 2002). Storleken på häckningsreviret varierar med skogstypen, förekomsten av död ved och graden av fragmentering, men är i allmänhet i storleksordningen 25–100 hektar. Vintertid krävs ofta betydligt större områden och det finns studier som antyder att arten behöver minst 100 hektar äldre skog. I områden med låg bonitet kan det behövas över 200 hektar lämpligt habitat för att ett par ska kunna reproducera sig. Områden med dokumenterad permanent förekomst i naturskogsmiljöer har vanligen så stora naturvärden att skogsbruk är olämpligt. Tretåig hackspett är typisk art för </w:t>
+      </w:r>
+      <w:r>
+        <w:rPr>
+          <w:i/>
+        </w:rPr>
+        <w:t xml:space="preserve">9010 Taiga, 9740 Skogsbevuxen myr, 9030 Landhöjningsskog </w:t>
+      </w:r>
+      <w:r>
+        <w:t xml:space="preserve">och </w:t>
+      </w:r>
+      <w:r>
+        <w:rPr>
+          <w:i/>
+        </w:rPr>
+        <w:t>9040 Fjällbjörkskog</w:t>
+      </w:r>
+      <w:r>
+        <w:t xml:space="preserve"> (Skogsstyrelsen, 2016; SLU Artdatabanken, 2024).</w:t>
+      </w:r>
+    </w:p>
+    <w:p>
+      <w:r>
+        <w:rPr>
+          <w:b/>
+        </w:rPr>
+        <w:t>Spillkråka (§4)</w:t>
+      </w:r>
+      <w:r>
+        <w:t xml:space="preserve"> omfattas av bilaga 1 i EU:s fågeldirektiv och är typisk art för </w:t>
+      </w:r>
+      <w:r>
+        <w:rPr>
+          <w:i/>
+        </w:rPr>
+        <w:t xml:space="preserve">9010 Taiga </w:t>
+      </w:r>
+      <w:r>
+        <w:t>och</w:t>
+      </w:r>
+      <w:r>
+        <w:rPr>
+          <w:i/>
+        </w:rPr>
+        <w:t xml:space="preserve"> 9740 Skogsbevuxen myr</w:t>
+      </w:r>
+      <w:r>
+        <w:t>. Den behöver grova träd, främst tall, asp och bok som boträd. Skogsbruk med korta omloppstider och täta, homogena ungskogar utgör det största hotet. Spillkråka är en nyckelart i skogliga miljöer vars övergivna bohål utnyttjas av flera andra hålhäckande fågelarter och fladdermöss, däribland pärluggla (EN, §4), knipa (§4), salskrake (§4) och skogsduva (§4). Hökuggla (VU, §4) och slaguggla (§4) häckar ofta i högstubbar som brutits av i höjd med ett gammalt spillkråkebo (SLU Artdatabanken, 2026; Skogsstyrelsen, 2016).</w:t>
+      </w:r>
+    </w:p>
+    <w:p>
+      <w:pPr>
+        <w:pStyle w:val="Heading1"/>
+      </w:pPr>
+      <w:r>
+        <w:t>Certifiering</w:t>
       </w:r>
     </w:p>
     <w:p>
@@ -255,26 +318,18 @@
         <w:pStyle w:val="Heading2"/>
       </w:pPr>
       <w:r>
-        <w:t>Fridlysta arter</w:t>
+        <w:t>Ur FSC-standarden</w:t>
       </w:r>
     </w:p>
     <w:p>
-      <w:r>
-        <w:t>Följande fridlysta arter har sina livsmiljöer och växtplatser i den avverkningsanmälda skogen: tretåig hackspett (NT, T, §4), spillkråka (T, §4) och orre (§4).</w:t>
-      </w:r>
-    </w:p>
-    <w:p>
-      <w:r>
-        <w:t xml:space="preserve">Observera att medlemsländerna är skyldiga att agera i enlighet med EU:s fågeldirektiv där det uttryckligen står att direktivet gäller för fåglar samt för deras ägg, bon och </w:t>
-      </w:r>
       <w:r>
         <w:rPr>
           <w:b/>
         </w:rPr>
-        <w:t xml:space="preserve">livsmiljöer </w:t>
-      </w:r>
-      <w:r>
-        <w:t>(artikel 1). Vidare att de åtgärder som vidtas inte får leda till en försämring av den nuvarande situationen beträffande bevarandet av de fågelarter som avses i artikel 1 (artikel 13). Fågeldirektivet är styrande för tillsynsansvariga myndigheters ärendehantering, ställningstaganden och beslutsfattande.</w:t>
+        <w:t xml:space="preserve">PRINCIP 1: LAGEFTERLEVNAD: </w:t>
+      </w:r>
+      <w:r>
+        <w:t>Certifikatsinnehavaren ska följa alla tillämpliga lagar, förordningar och nationellt ratificerade internationella avtal, konventioner och överenskommelser.</w:t>
       </w:r>
     </w:p>
     <w:p>
@@ -282,28 +337,89 @@
         <w:rPr>
           <w:b/>
         </w:rPr>
-        <w:t>Spillkråka (§4)</w:t>
-      </w:r>
-      <w:r>
-        <w:t xml:space="preserve"> omfattas av bilaga 1 i EU:s fågeldirektiv och är typisk art för </w:t>
+        <w:t xml:space="preserve">1.3.1 </w:t>
+      </w:r>
+      <w:r>
+        <w:t>Tillämpliga lagar och föreskrifter för brukandet av skogen följs.</w:t>
+      </w:r>
+    </w:p>
+    <w:p>
+      <w:pPr>
+        <w:pStyle w:val="ListBullet"/>
+      </w:pPr>
+      <w:r>
+        <w:rPr>
+          <w:b/>
+          <w:i/>
+        </w:rPr>
+        <w:t xml:space="preserve">Kommentar: </w:t>
+      </w:r>
+      <w:r>
+        <w:t>I den avverkningsanmälda skogen har fridlysta arter sina livsmiljöer och växtplatser. Att skada de fridlysta arternas livsmiljöer, växtplatser eller ekologiska funktion är inte tillåtet enligt artskyddsförordningen.</w:t>
       </w:r>
       <w:r>
         <w:rPr>
           <w:i/>
         </w:rPr>
-        <w:t xml:space="preserve">9010 Taiga </w:t>
-      </w:r>
-      <w:r>
-        <w:t>och</w:t>
+        <w:t xml:space="preserve"> EU:s medlemsländer och skogsbolag är skyldiga att agera i enlighet med EU:s fågeldirektiv där det uttryckligen står att direktivet gäller för fåglar samt för deras ägg, bon och </w:t>
+      </w:r>
+      <w:r>
+        <w:rPr>
+          <w:b/>
+          <w:i/>
+        </w:rPr>
+        <w:t xml:space="preserve">livsmiljöer </w:t>
+      </w:r>
+      <w:r>
+        <w:t>(artikel 1). Vidare att de åtgärder som vidtas inte får leda till en försämring av den nuvarande situationen beträffande bevarandet av de fågelarter som avses i artikel 1 (artikel 13).</w:t>
+      </w:r>
+    </w:p>
+    <w:p>
+      <w:r>
+        <w:rPr>
+          <w:b/>
+        </w:rPr>
+        <w:t xml:space="preserve">6.4 </w:t>
+      </w:r>
+      <w:r>
+        <w:t>Certifikatsinnehavaren ska skydda sällsynta arter och hotade arter samt deras livsmiljöer inom skogsbruksenheten. Det ska ske genom avsättningar, andra skyddade områden och genom att skapa konnektivitet och/eller genom andra direkta åtgärder som gynnar dessa arters överlevnad och livskraft. Åtgärderna ska stå i förhållande till brukandets skala, intensitet och risk, samt till sällsynta och hotade arters bevarandestatus och ekologiska krav. Certifikatsinnehavaren ska beakta den geografiska spridningen och ekologiska krav hos sällsynta och hotade arter utanför skogsbruksenhetens gränser när beslut om åtgärder inom skogsbruksenheten ska fattas.</w:t>
+      </w:r>
+    </w:p>
+    <w:p>
+      <w:r>
+        <w:rPr>
+          <w:b/>
+        </w:rPr>
+        <w:t xml:space="preserve">6.4.3 </w:t>
+      </w:r>
+      <w:r>
+        <w:t>Bevarandeåtgärder genomförs för de kända förekomster av rödlistade arter som påverkas av skogsbruk.</w:t>
+      </w:r>
+    </w:p>
+    <w:p>
+      <w:pPr>
+        <w:pStyle w:val="ListBullet"/>
+      </w:pPr>
+      <w:r>
+        <w:rPr>
+          <w:b/>
+          <w:i/>
+        </w:rPr>
+        <w:t xml:space="preserve">Kommentar: </w:t>
       </w:r>
       <w:r>
         <w:rPr>
           <w:i/>
         </w:rPr>
-        <w:t xml:space="preserve"> 9740 Skogsbevuxen myr</w:t>
-      </w:r>
-      <w:r>
-        <w:t>. Den behöver grova träd, främst tall, asp och bok som boträd. Skogsbruk med korta omloppstider och täta, homogena ungskogar utgör det största hotet. Spillkråka är en nyckelart i skogliga miljöer vars övergivna bohål utnyttjas av flera andra hålhäckande fågelarter och fladdermöss, däribland pärluggla (EN, §4), knipa (§4), salskrake (§4) och skogsduva (§4). Hökuggla (VU, §4) och slaguggla (§4) häckar ofta i högstubbar som brutits av i höjd med ett gammalt spillkråkebo (SLU Artdatabanken, 2026; Skogsstyrelsen, 2016).</w:t>
+        <w:t>I det avverkningsanmälda skogsområdet har 3 naturvårdsarter varav 1 rödlistade arter sina livsmiljöer och växtplatser.</w:t>
+      </w:r>
+    </w:p>
+    <w:p>
+      <w:pPr>
+        <w:pStyle w:val="Heading2"/>
+      </w:pPr>
+      <w:r>
+        <w:t>Ur Chain of Custody Certification (FSC-STD-40-004 ver 3.0)</w:t>
       </w:r>
     </w:p>
     <w:p>
@@ -311,33 +427,144 @@
         <w:rPr>
           <w:b/>
         </w:rPr>
-        <w:t>Tretåig hackspett (NT, §4)</w:t>
-      </w:r>
-      <w:r>
-        <w:t xml:space="preserve"> är rödlistad som nära hotad och ingår i bilaga 1 i EU:s fågeldirektiv. Tretåig hackspett är för sin överlevnad beroende av kontinuerlig tillförsel av äldre döende och död ved, som sker genom naturliga självgallringsprocesser i äldre grannaturskogar och barrblandade naturskogar. Om en skog genom skogsbruk gallras eller glesas ur så upphör och uteblir i stort sett den naturliga självgallringsprocessen för mycket lång tid framöver vilket omöjliggör upprätthållandet av den kontinuerliga ekologiska funktionen i ett område. Det finns studier som visar att naturskogens självgallringsprocess som den tretåiga hackspetten är beroende av, inte kan ersättas med efterlämnad hänsyn i skogsbruket (Imbeau &amp; Desrochers, 2002). Storleken på häckningsreviret varierar med skogstypen, förekomsten av död ved och graden av fragmentering, men är i allmänhet i storleksordningen 25–100 hektar. Vintertid krävs ofta betydligt större områden och det finns studier som antyder att arten behöver minst 100 hektar äldre skog. I områden med låg bonitet kan det behövas över 200 hektar lämpligt habitat för att ett par ska kunna reproducera sig. Områden med dokumenterad permanent förekomst i naturskogsmiljöer har vanligen så stora naturvärden att skogsbruk är olämpligt. Tretåig hackspett är typisk art för </w:t>
+        <w:t xml:space="preserve">1.3 </w:t>
+      </w:r>
+      <w:r>
+        <w:t xml:space="preserve">The organization shall commit to the FSC values as defined in FSC-POL-01-004 Policy for the Association of Organizations with FSC. </w:t>
+      </w:r>
+    </w:p>
+    <w:p>
+      <w:pPr>
+        <w:pStyle w:val="Heading2"/>
+      </w:pPr>
+      <w:r>
+        <w:t>Ur FSC:s policy för associerade organisationer (FSC-POL-01-004)</w:t>
+      </w:r>
+    </w:p>
+    <w:p>
+      <w:r>
+        <w:t xml:space="preserve">Som “Chain of Custody”-certifierad organisation är skogsbolaget bunden av de fastställda reglerna i Del 1 Punkt 1 c) i Policy för organisationer associerade med FSC (FSC-POL-01-004 V2-0 EN + SVE version 2012-03-02): </w:t>
+      </w:r>
+    </w:p>
+    <w:p>
+      <w:pPr>
+        <w:pStyle w:val="ListNumber"/>
+      </w:pPr>
+      <w:r>
+        <w:t>De organisationer FSC kan acceptera association med får inte direkt eller indirekt ha några kopplingar till nedanstående, oacceptabla aktiviteter:</w:t>
+      </w:r>
+    </w:p>
+    <w:p>
+      <w:pPr>
+        <w:ind w:left="357"/>
+      </w:pPr>
+      <w:r>
+        <w:t>a) Olaglig skogsavverkning och handel med olagligt avverkat virke eller skogsprodukter</w:t>
+      </w:r>
+    </w:p>
+    <w:p>
+      <w:pPr>
+        <w:ind w:left="357"/>
+      </w:pPr>
+      <w:r>
+        <w:t>...</w:t>
+      </w:r>
+    </w:p>
+    <w:p>
+      <w:pPr>
+        <w:ind w:left="357"/>
+      </w:pPr>
+      <w:r>
+        <w:t>c) Skogsbruk som förstör höga naturvärden</w:t>
+      </w:r>
+    </w:p>
+    <w:p>
+      <w:pPr>
+        <w:ind w:left="357"/>
+      </w:pPr>
+      <w:r>
+        <w:t>d) Betydande omvandling av skog till plantager eller annan, icke skoglig, markanvändning</w:t>
+      </w:r>
+    </w:p>
+    <w:p>
+      <w:pPr>
+        <w:pStyle w:val="ListBullet"/>
+      </w:pPr>
+      <w:r>
+        <w:rPr>
+          <w:b/>
+          <w:i/>
+        </w:rPr>
+        <w:t xml:space="preserve">Kommentar: </w:t>
       </w:r>
       <w:r>
         <w:rPr>
           <w:i/>
         </w:rPr>
-        <w:t xml:space="preserve">9010 Taiga, 9740 Skogsbevuxen myr, 9030 Landhöjningsskog </w:t>
-      </w:r>
-      <w:r>
-        <w:t xml:space="preserve">och </w:t>
+        <w:t>Avverkning av skog med höga naturvärden samt skada på fridlysta arter strider både mot FSC Controlled Wood-standarden och FSC:s policy for associerade organisationer.</w:t>
+      </w:r>
+    </w:p>
+    <w:p>
+      <w:pPr>
+        <w:pStyle w:val="Heading2"/>
+      </w:pPr>
+      <w:r>
+        <w:t>Ur FSC Controlled Wood (FSC-STD-40-005)</w:t>
+      </w:r>
+    </w:p>
+    <w:p>
+      <w:r>
+        <w:t>Virke som inte accepteras i FSC-märkta produkter (oacceptabelt ursprung) enligt FSC Controlled Wood (FSC-STD-40-005):</w:t>
+      </w:r>
+    </w:p>
+    <w:p>
+      <w:pPr>
+        <w:pStyle w:val="ListNumber"/>
+      </w:pPr>
+      <w:r>
+        <w:t>Illegalt avverkat virke.</w:t>
+      </w:r>
+    </w:p>
+    <w:p>
+      <w:pPr>
+        <w:pStyle w:val="ListNumber"/>
+      </w:pPr>
+      <w:r>
+        <w:t>...</w:t>
+      </w:r>
+    </w:p>
+    <w:p>
+      <w:pPr>
+        <w:pStyle w:val="ListNumber"/>
+      </w:pPr>
+      <w:r>
+        <w:t>Virke från avverkningar som hotar höga naturvärden.</w:t>
+      </w:r>
+    </w:p>
+    <w:p>
+      <w:pPr>
+        <w:pStyle w:val="ListNumber"/>
+      </w:pPr>
+      <w:r>
+        <w:t>Virke från skog som konverteras till plantager eller icke-skogligt bruk.</w:t>
+      </w:r>
+    </w:p>
+    <w:p>
+      <w:pPr>
+        <w:pStyle w:val="ListBullet"/>
+      </w:pPr>
+      <w:r>
+        <w:rPr>
+          <w:b/>
+          <w:i/>
+        </w:rPr>
+        <w:t xml:space="preserve">Kommentar: </w:t>
       </w:r>
       <w:r>
         <w:rPr>
           <w:i/>
         </w:rPr>
-        <w:t>9040 Fjällbjörkskog</w:t>
-      </w:r>
-      <w:r>
-        <w:t xml:space="preserve"> (Skogsstyrelsen, 2016; SLU Artdatabanken, 2024).</w:t>
-      </w:r>
-    </w:p>
-    <w:p>
-      <w:r>
-        <w:t>I BILAGA 1 finns mer detaljerad information om ekologi samt krav på livsmiljö hos fridlysta arter.</w:t>
+        <w:t>Avverkning av skog med höga naturvärden samt skada på fridlysta arter strider både mot FSC Controlled Wood-standarden och FSC:s policy for associerade organisationer.</w:t>
       </w:r>
     </w:p>
     <w:p>
@@ -345,7 +572,113 @@
         <w:pStyle w:val="Heading1"/>
       </w:pPr>
       <w:r>
-        <w:t>Certifiering</w:t>
+        <w:t>Ur PEFC-standarden gällande lagefterlevnad</w:t>
+      </w:r>
+    </w:p>
+    <w:p>
+      <w:r>
+        <w:t>PEFC-standarden förutsätter att tillämplig svensk lagstiftning följs. Det är utsedd tillsynsmyndighet som ansvarar för tillsyn av lagens efterlevnad. PEFC-standarden återger innehållet i vissa certifieringskritiska lag- och föreskriftskrav vilka ska ingå i granskning av PEFC-systemets efterlevnad.</w:t>
+      </w:r>
+    </w:p>
+    <w:p>
+      <w:pPr>
+        <w:pStyle w:val="ListBullet"/>
+      </w:pPr>
+      <w:r>
+        <w:rPr>
+          <w:b/>
+          <w:i/>
+        </w:rPr>
+        <w:t xml:space="preserve">Kommentar: </w:t>
+      </w:r>
+      <w:r>
+        <w:rPr>
+          <w:i/>
+        </w:rPr>
+        <w:t>I den avverkningsanmälda skogen har fridlysta arter sina livsmiljöer och växtplatser. Att skada de fridlysta arternas livsmiljöer, växtplatser eller ekologiska funktion är inte tillåtet enligt artskyddsförordningen</w:t>
+      </w:r>
+    </w:p>
+    <w:p>
+      <w:r>
+        <w:br w:type="page"/>
+      </w:r>
+    </w:p>
+    <w:p>
+      <w:pPr>
+        <w:pStyle w:val="Title"/>
+      </w:pPr>
+      <w:r>
+        <w:t>BILAGA 1 – Fridlysta arter</w:t>
+      </w:r>
+    </w:p>
+    <w:p>
+      <w:pPr>
+        <w:pStyle w:val="Heading1"/>
+      </w:pPr>
+      <w:r>
+        <w:t>Tretåig hackspett – ekologi samt krav på livsmiljön</w:t>
+      </w:r>
+    </w:p>
+    <w:p>
+      <w:r>
+        <w:t xml:space="preserve">Tretåig hackspett (NT) är fridlyst enligt §4 Artskyddsförordningen och finns med som prioriterad art i Skogsstyrelsen vägledning för skogsbruket (bilaga 4 till SVL). I vägledningen står bland annat att: </w:t>
+      </w:r>
+      <w:r>
+        <w:rPr>
+          <w:i/>
+        </w:rPr>
+        <w:t xml:space="preserve">“Tretåig hackspett har stora arealkrav och höga krav på sin livsmiljö. Omdaningen av naturskogar till kulturskogar medför en förlust av viktiga miljöer, något som förstärks av ökad fragmentering till följd av avverkningar.” </w:t>
+      </w:r>
+      <w:r>
+        <w:t xml:space="preserve">Vidare att: </w:t>
+      </w:r>
+      <w:r>
+        <w:rPr>
+          <w:i/>
+        </w:rPr>
+        <w:t>“Områden med dokumenterad permanent förekomst i naturskogsmiljöer har vanligen så stora naturvärden att skogsbruk är olämpligt”</w:t>
+      </w:r>
+      <w:r>
+        <w:t xml:space="preserve"> (SLU Artdatabanken, 2024; Skogsstyrelsen, 2016)</w:t>
+      </w:r>
+      <w:r>
+        <w:rPr>
+          <w:i/>
+        </w:rPr>
+        <w:t>.</w:t>
+      </w:r>
+    </w:p>
+    <w:p>
+      <w:r>
+        <w:t>Tretåig hackspett är beroende av större sammanhängande naturskogar med kontinuerlig tillgång och nybildning av död ved och fragmentering av livsmiljöerna utgör ett stort hot mot arten (se exempelvis Stachura-Skierczynska et al., 2009; Wesolowski et al., 2005; Butler et al., 2004; Pakkala et al., 2002; Amcoff et al., 1996; Virkkala, 1991). Det finns studier som visar att naturskogens självgallringsprocess som den tretåiga hackspetten är beroende av, inte kan ersättas med efterlämnad hänsyn i skogsbruket (Imbeau &amp; Desrochers, 2002).</w:t>
+      </w:r>
+    </w:p>
+    <w:p>
+      <w:r>
+        <w:t>Permanenta revir av tretåig hackspett karaktäriseras ofta av artens typiska ringformigt ordnade hackmärken på framför allt gamla granar. För att säkerställa att inte revir av tretåig hackspett drabbas av avverkningsplanerna bör en inventering göras i området både under häckningstid och under vintern, då arten utnyttjar betydligt större områden än under sommarens häckningsrevir. Storleken på häckningsreviret varierar med skogstypen, förekomsten av död ved och graden av fragmentering, men är i allmänhet i storleksordningen 25–100 hektar (SLU Artdatabanken, 2024; Skogsstyrelsen, 2016).</w:t>
+      </w:r>
+    </w:p>
+    <w:p>
+      <w:r>
+        <w:t xml:space="preserve">Förutom fridlysning enligt §4 Artskyddsförordningen är tretåig hackspett även förtecknad i EU:s fågeldirektiv bilaga 1. Den är typisk art för </w:t>
+      </w:r>
+      <w:r>
+        <w:rPr>
+          <w:i/>
+        </w:rPr>
+        <w:t xml:space="preserve">9010 Taiga, 9740 Skogsbevuxen myr, 9030 Landhöjningsskog </w:t>
+      </w:r>
+      <w:r>
+        <w:t xml:space="preserve">och </w:t>
+      </w:r>
+      <w:r>
+        <w:rPr>
+          <w:i/>
+        </w:rPr>
+        <w:t>9040 Fjällbjörkskog</w:t>
+      </w:r>
+      <w:r>
+        <w:t xml:space="preserve"> samt ingår i Natura 2000 och är förtecknad i Bernkonventionen bilaga II (strikt skyddade djurarter) (SLU Artdatabanken, 2024; Skogsstyrelsen, 2016).</w:t>
       </w:r>
     </w:p>
     <w:p>
@@ -353,100 +686,166 @@
         <w:pStyle w:val="Heading2"/>
       </w:pPr>
       <w:r>
-        <w:t>Ur FSC-standarden</w:t>
+        <w:t>Referenser – tretåig hackspett</w:t>
       </w:r>
     </w:p>
     <w:p>
       <w:r>
+        <w:t xml:space="preserve">Amcoff, M. &amp; Eriksson, P. 1996. </w:t>
+      </w:r>
+      <w:r>
         <w:rPr>
-          <w:b/>
+          <w:i/>
         </w:rPr>
-        <w:t xml:space="preserve">PRINCIP 1: LAGEFTERLEVNAD: </w:t>
-      </w:r>
-      <w:r>
-        <w:t>Certifikatsinnehavaren ska följa alla tillämpliga lagar, förordningar och nationellt ratificerade internationella avtal, konventioner och överenskommelser.</w:t>
+        <w:t xml:space="preserve">Förekomst av tretåig hackspett Picoides tridactylus på bestånds- och landskapsnivå. </w:t>
+      </w:r>
+      <w:r>
+        <w:t>Ornis Svecica 6: 107–119.</w:t>
       </w:r>
     </w:p>
     <w:p>
       <w:r>
+        <w:t xml:space="preserve">Butler, R., Angelstam, P., Ekelund, P. &amp; Schlaeffer, R. 2004. </w:t>
+      </w:r>
+      <w:r>
         <w:rPr>
-          <w:b/>
+          <w:i/>
         </w:rPr>
-        <w:t xml:space="preserve">1.3.1 </w:t>
-      </w:r>
-      <w:r>
-        <w:t>Tillämpliga lagar och föreskrifter för brukandet av skogen följs.</w:t>
+        <w:t xml:space="preserve">Dead wood threshold values for the three-toed woodpecker presence in boreal and sub-Alpine forest. </w:t>
+      </w:r>
+      <w:r>
+        <w:t>Biological conservation 119(3): 305–318.</w:t>
+      </w:r>
+    </w:p>
+    <w:p>
+      <w:r>
+        <w:t xml:space="preserve">Imbeau, L. &amp; Desrochers, A. 2002. </w:t>
+      </w:r>
+      <w:r>
+        <w:rPr>
+          <w:i/>
+        </w:rPr>
+        <w:t xml:space="preserve">Foraging Ecology and Use of Drumming Trees by Three-Toed Woodpeckers. </w:t>
+      </w:r>
+      <w:r>
+        <w:t>The Journal of Wildlife Management. Vol. 66, No. 1 (Jan., 2002), pp. 222–231.</w:t>
+      </w:r>
+    </w:p>
+    <w:p>
+      <w:r>
+        <w:t xml:space="preserve">Pakkala, T., Hanski, I. &amp; Tomppo, E. 2002. </w:t>
+      </w:r>
+      <w:r>
+        <w:rPr>
+          <w:i/>
+        </w:rPr>
+        <w:t xml:space="preserve">Spatial ecology of the three-toed woodpecker in managed forest landscapes. </w:t>
+      </w:r>
+      <w:r>
+        <w:t>Silva Fennica 36(1): 279–288.</w:t>
+      </w:r>
+    </w:p>
+    <w:p>
+      <w:r>
+        <w:t xml:space="preserve">Skogsstyrelsen, 2016. </w:t>
+      </w:r>
+      <w:r>
+        <w:rPr>
+          <w:i/>
+        </w:rPr>
+        <w:t>Vägledning för hänsyn till fåglar – Tretåig hackspett.</w:t>
+      </w:r>
+    </w:p>
+    <w:p>
+      <w:r>
+        <w:t xml:space="preserve">SLU Artdatabanken, 2024. </w:t>
+      </w:r>
+      <w:r>
+        <w:rPr>
+          <w:i/>
+        </w:rPr>
+        <w:t xml:space="preserve">Artfaktablad. Naturvård – artfakta. </w:t>
+      </w:r>
+      <w:r>
+        <w:t>SLU Artdatabanken, Uppsala.</w:t>
+      </w:r>
+    </w:p>
+    <w:p>
+      <w:r>
+        <w:t xml:space="preserve">Stachura-Skierczynska, K., Tumiel, T. &amp; Skierczynski, M. 2009. </w:t>
+      </w:r>
+      <w:r>
+        <w:rPr>
+          <w:i/>
+        </w:rPr>
+        <w:t xml:space="preserve">Habitat prediction model for three-toed woodpecker and its implications for the conservation of biologically valuable forests. </w:t>
+      </w:r>
+      <w:r>
+        <w:t>Forest Ecology and Management 258(5): 697–703.</w:t>
+      </w:r>
+    </w:p>
+    <w:p>
+      <w:r>
+        <w:t xml:space="preserve">Virkkala, R. 1991. </w:t>
+      </w:r>
+      <w:r>
+        <w:rPr>
+          <w:i/>
+        </w:rPr>
+        <w:t xml:space="preserve">Population trends of forest birds in a Finnish Lapland landscape of large habitat blocks – Consequences of stochastic environmental variation or regional habitat alteration. </w:t>
+      </w:r>
+      <w:r>
+        <w:t>Biological conservation 56(2): 223–240.</w:t>
+      </w:r>
+    </w:p>
+    <w:p>
+      <w:r>
+        <w:t xml:space="preserve">Wesolowski, T., Czeszczewik, D. &amp; Rowinski, P. 2005. </w:t>
+      </w:r>
+      <w:r>
+        <w:rPr>
+          <w:i/>
+        </w:rPr>
+        <w:t xml:space="preserve">Effects of forest management on Three-toed Woodpecker Picoides tridactylus distribution in the Bialowieza Forest (NE Poland): conservation implications. </w:t>
+      </w:r>
+      <w:r>
+        <w:t>Acta Ornithologica 40(1): 53–60.</w:t>
       </w:r>
     </w:p>
     <w:p>
       <w:pPr>
-        <w:pStyle w:val="ListBullet"/>
+        <w:pStyle w:val="Heading1"/>
       </w:pPr>
       <w:r>
-        <w:rPr>
-          <w:b/>
-          <w:i/>
-        </w:rPr>
-        <w:t xml:space="preserve">Kommentar: </w:t>
-      </w:r>
-      <w:r>
-        <w:t>I den avverkningsanmälda skogen har fridlysta arter sina livsmiljöer och växtplatser. Att skada de fridlysta arternas livsmiljöer, växtplatser eller ekologiska funktion är inte tillåtet enligt artskyddsförordningen.</w:t>
+        <w:t>Spillkråka – ekologi samt krav på livsmiljön</w:t>
+      </w:r>
+    </w:p>
+    <w:p>
+      <w:r>
+        <w:t xml:space="preserve">Spillkråka (§4) ingår i bilaga 1 EU:s fågeldirektiv och är typisk art för </w:t>
       </w:r>
       <w:r>
         <w:rPr>
           <w:i/>
         </w:rPr>
-        <w:t xml:space="preserve"> EU:s medlemsländer och skogsbolag är skyldiga att agera i enlighet med EU:s fågeldirektiv där det uttryckligen står att direktivet gäller för fåglar samt för deras ägg, bon och </w:t>
-      </w:r>
-      <w:r>
-        <w:rPr>
-          <w:b/>
-          <w:i/>
-        </w:rPr>
-        <w:t xml:space="preserve">livsmiljöer </w:t>
-      </w:r>
-      <w:r>
-        <w:t>(artikel 1). Vidare att de åtgärder som vidtas inte får leda till en försämring av den nuvarande situationen beträffande bevarandet av de fågelarter som avses i artikel 1 (artikel 13).</w:t>
-      </w:r>
-    </w:p>
-    <w:p>
-      <w:r>
-        <w:rPr>
-          <w:b/>
-        </w:rPr>
-        <w:t xml:space="preserve">6.4 </w:t>
-      </w:r>
-      <w:r>
-        <w:t>Certifikatsinnehavaren ska skydda sällsynta arter och hotade arter samt deras livsmiljöer inom skogsbruksenheten. Det ska ske genom avsättningar, andra skyddade områden och genom att skapa konnektivitet och/eller genom andra direkta åtgärder som gynnar dessa arters överlevnad och livskraft. Åtgärderna ska stå i förhållande till brukandets skala, intensitet och risk, samt till sällsynta och hotade arters bevarandestatus och ekologiska krav. Certifikatsinnehavaren ska beakta den geografiska spridningen och ekologiska krav hos sällsynta och hotade arter utanför skogsbruksenhetens gränser när beslut om åtgärder inom skogsbruksenheten ska fattas.</w:t>
-      </w:r>
-    </w:p>
-    <w:p>
-      <w:r>
-        <w:rPr>
-          <w:b/>
-        </w:rPr>
-        <w:t xml:space="preserve">6.4.3 </w:t>
-      </w:r>
-      <w:r>
-        <w:t>Bevarandeåtgärder genomförs för de kända förekomster av rödlistade arter som påverkas av skogsbruk.</w:t>
-      </w:r>
-    </w:p>
-    <w:p>
-      <w:pPr>
-        <w:pStyle w:val="ListBullet"/>
-      </w:pPr>
-      <w:r>
-        <w:rPr>
-          <w:b/>
-          <w:i/>
-        </w:rPr>
-        <w:t xml:space="preserve">Kommentar: </w:t>
+        <w:t xml:space="preserve">9010 Taiga </w:t>
+      </w:r>
+      <w:r>
+        <w:t>och</w:t>
       </w:r>
       <w:r>
         <w:rPr>
           <w:i/>
         </w:rPr>
-        <w:t>I det avverkningsanmälda skogsområdet har 3 naturvårdsarter varav 1 rödlistade arter sina livsmiljöer och växtplatser.</w:t>
+        <w:t xml:space="preserve"> 9740 Skogsbevuxen myr</w:t>
+      </w:r>
+      <w:r>
+        <w:t>. Den lever i både barr- och blandskog liksom i ren lövskog. De tätaste populationerna tenderar att finnas i äldre, variationsrik blandskog med gott om död ved och gamla träd. Varje par utnyttjar 400–1000 hektar skog beroende på skogens kvalitet. Skogsbruk med korta omloppstider och täta, homogena ungskogar utgör det största hotet (SLU Artdatabanken, 2026).</w:t>
+      </w:r>
+    </w:p>
+    <w:p>
+      <w:r>
+        <w:t>Spillkråka är en nyckelart i skogliga miljöer vars övergivna bohål utnyttjas av flera andra hålhäckande fågelarter och fladdermöss, däribland pärluggla (EN, §4), knipa (§4), salskrake (§4) och skogsduva (§4). Hökuggla (VU, §4) och slaguggla (§4) häckar ofta i högstubbar som brutits av i höjd med ett gammalt spillkråkebo (Skogsstyrelsen, 2016).</w:t>
       </w:r>
     </w:p>
     <w:p>
@@ -454,239 +853,6 @@
         <w:pStyle w:val="Heading2"/>
       </w:pPr>
       <w:r>
-        <w:t>Ur Chain of Custody Certification (FSC-STD-40-004 ver 3.0)</w:t>
-      </w:r>
-    </w:p>
-    <w:p>
-      <w:r>
-        <w:rPr>
-          <w:b/>
-        </w:rPr>
-        <w:t xml:space="preserve">1.3 </w:t>
-      </w:r>
-      <w:r>
-        <w:t xml:space="preserve">The organization shall commit to the FSC values as defined in FSC-POL-01-004 Policy for the Association of Organizations with FSC. </w:t>
-      </w:r>
-    </w:p>
-    <w:p>
-      <w:pPr>
-        <w:pStyle w:val="Heading2"/>
-      </w:pPr>
-      <w:r>
-        <w:t>Ur FSC:s policy för associerade organisationer (FSC-POL-01-004)</w:t>
-      </w:r>
-    </w:p>
-    <w:p>
-      <w:r>
-        <w:t xml:space="preserve">Som “Chain of Custody”-certifierad organisation är skogsbolaget bunden av de fastställda reglerna i Del 1 Punkt 1 c) i Policy för organisationer associerade med FSC (FSC-POL-01-004 V2-0 EN + SVE version 2012-03-02): </w:t>
-      </w:r>
-    </w:p>
-    <w:p>
-      <w:pPr>
-        <w:pStyle w:val="ListNumber"/>
-      </w:pPr>
-      <w:r>
-        <w:t>De organisationer FSC kan acceptera association med får inte direkt eller indirekt ha några kopplingar till nedanstående, oacceptabla aktiviteter:</w:t>
-      </w:r>
-    </w:p>
-    <w:p>
-      <w:pPr>
-        <w:ind w:left="357"/>
-      </w:pPr>
-      <w:r>
-        <w:t>a) Olaglig skogsavverkning och handel med olagligt avverkat virke eller skogsprodukter</w:t>
-      </w:r>
-    </w:p>
-    <w:p>
-      <w:pPr>
-        <w:ind w:left="357"/>
-      </w:pPr>
-      <w:r>
-        <w:t>...</w:t>
-      </w:r>
-    </w:p>
-    <w:p>
-      <w:pPr>
-        <w:ind w:left="357"/>
-      </w:pPr>
-      <w:r>
-        <w:t>c) Skogsbruk som förstör höga naturvärden</w:t>
-      </w:r>
-    </w:p>
-    <w:p>
-      <w:pPr>
-        <w:ind w:left="357"/>
-      </w:pPr>
-      <w:r>
-        <w:t>d) Betydande omvandling av skog till plantager eller annan, icke skoglig, markanvändning</w:t>
-      </w:r>
-    </w:p>
-    <w:p>
-      <w:pPr>
-        <w:pStyle w:val="ListBullet"/>
-      </w:pPr>
-      <w:r>
-        <w:rPr>
-          <w:b/>
-          <w:i/>
-        </w:rPr>
-        <w:t xml:space="preserve">Kommentar: </w:t>
-      </w:r>
-      <w:r>
-        <w:rPr>
-          <w:i/>
-        </w:rPr>
-        <w:t>Avverkning av skog med höga naturvärden samt skada på fridlysta arter strider både mot FSC Controlled Wood-standarden och FSC:s policy for associerade organisationer.</w:t>
-      </w:r>
-    </w:p>
-    <w:p>
-      <w:pPr>
-        <w:pStyle w:val="Heading2"/>
-      </w:pPr>
-      <w:r>
-        <w:t>Ur FSC Controlled Wood (FSC-STD-40-005)</w:t>
-      </w:r>
-    </w:p>
-    <w:p>
-      <w:r>
-        <w:t>Virke som inte accepteras i FSC-märkta produkter (oacceptabelt ursprung) enligt FSC Controlled Wood (FSC-STD-40-005):</w:t>
-      </w:r>
-    </w:p>
-    <w:p>
-      <w:pPr>
-        <w:pStyle w:val="ListNumber"/>
-      </w:pPr>
-      <w:r>
-        <w:t>Illegalt avverkat virke.</w:t>
-      </w:r>
-    </w:p>
-    <w:p>
-      <w:pPr>
-        <w:pStyle w:val="ListNumber"/>
-      </w:pPr>
-      <w:r>
-        <w:t>...</w:t>
-      </w:r>
-    </w:p>
-    <w:p>
-      <w:pPr>
-        <w:pStyle w:val="ListNumber"/>
-      </w:pPr>
-      <w:r>
-        <w:t>Virke från avverkningar som hotar höga naturvärden.</w:t>
-      </w:r>
-    </w:p>
-    <w:p>
-      <w:pPr>
-        <w:pStyle w:val="ListNumber"/>
-      </w:pPr>
-      <w:r>
-        <w:t>Virke från skog som konverteras till plantager eller icke-skogligt bruk.</w:t>
-      </w:r>
-    </w:p>
-    <w:p>
-      <w:pPr>
-        <w:pStyle w:val="ListBullet"/>
-      </w:pPr>
-      <w:r>
-        <w:rPr>
-          <w:b/>
-          <w:i/>
-        </w:rPr>
-        <w:t xml:space="preserve">Kommentar: </w:t>
-      </w:r>
-      <w:r>
-        <w:rPr>
-          <w:i/>
-        </w:rPr>
-        <w:t>Avverkning av skog med höga naturvärden samt skada på fridlysta arter strider både mot FSC Controlled Wood-standarden och FSC:s policy for associerade organisationer.</w:t>
-      </w:r>
-    </w:p>
-    <w:p>
-      <w:pPr>
-        <w:pStyle w:val="Heading1"/>
-      </w:pPr>
-      <w:r>
-        <w:t>Ur PEFC-standarden gällande lagefterlevnad</w:t>
-      </w:r>
-    </w:p>
-    <w:p>
-      <w:r>
-        <w:t>PEFC-standarden förutsätter att tillämplig svensk lagstiftning följs. Det är utsedd tillsynsmyndighet som ansvarar för tillsyn av lagens efterlevnad. PEFC-standarden återger innehållet i vissa certifieringskritiska lag- och föreskriftskrav vilka ska ingå i granskning av PEFC-systemets efterlevnad.</w:t>
-      </w:r>
-    </w:p>
-    <w:p>
-      <w:pPr>
-        <w:pStyle w:val="ListBullet"/>
-      </w:pPr>
-      <w:r>
-        <w:rPr>
-          <w:b/>
-          <w:i/>
-        </w:rPr>
-        <w:t xml:space="preserve">Kommentar: </w:t>
-      </w:r>
-      <w:r>
-        <w:rPr>
-          <w:i/>
-        </w:rPr>
-        <w:t>I den avverkningsanmälda skogen har fridlysta arter sina livsmiljöer och växtplatser. Att skada de fridlysta arternas livsmiljöer, växtplatser eller ekologiska funktion är inte tillåtet enligt artskyddsförordningen</w:t>
-      </w:r>
-    </w:p>
-    <w:p>
-      <w:r>
-        <w:br w:type="page"/>
-      </w:r>
-    </w:p>
-    <w:p>
-      <w:pPr>
-        <w:pStyle w:val="Title"/>
-      </w:pPr>
-      <w:r>
-        <w:t>BILAGA 1 – Fridlysta arter</w:t>
-      </w:r>
-    </w:p>
-    <w:p>
-      <w:pPr>
-        <w:pStyle w:val="Heading1"/>
-      </w:pPr>
-      <w:r>
-        <w:t>Spillkråka – ekologi samt krav på livsmiljön</w:t>
-      </w:r>
-    </w:p>
-    <w:p>
-      <w:r>
-        <w:t xml:space="preserve">Spillkråka (§4) ingår i bilaga 1 EU:s fågeldirektiv och är typisk art för </w:t>
-      </w:r>
-      <w:r>
-        <w:rPr>
-          <w:i/>
-        </w:rPr>
-        <w:t xml:space="preserve">9010 Taiga </w:t>
-      </w:r>
-      <w:r>
-        <w:t>och</w:t>
-      </w:r>
-      <w:r>
-        <w:rPr>
-          <w:i/>
-        </w:rPr>
-        <w:t xml:space="preserve"> 9740 Skogsbevuxen myr</w:t>
-      </w:r>
-      <w:r>
-        <w:t>. Den lever i både barr- och blandskog liksom i ren lövskog. De tätaste populationerna tenderar att finnas i äldre, variationsrik blandskog med gott om död ved och gamla träd. Varje par utnyttjar 400–1000 hektar skog beroende på skogens kvalitet. Skogsbruk med korta omloppstider och täta, homogena ungskogar utgör det största hotet (SLU Artdatabanken, 2026).</w:t>
-      </w:r>
-    </w:p>
-    <w:p>
-      <w:r>
-        <w:t>Spillkråka är en nyckelart i skogliga miljöer vars övergivna bohål utnyttjas av flera andra hålhäckande fågelarter och fladdermöss, däribland pärluggla (EN, §4), knipa (§4), salskrake (§4) och skogsduva (§4). Hökuggla (VU, §4) och slaguggla (§4) häckar ofta i högstubbar som brutits av i höjd med ett gammalt spillkråkebo (Skogsstyrelsen, 2016).</w:t>
-      </w:r>
-    </w:p>
-    <w:p>
-      <w:pPr>
-        <w:pStyle w:val="Heading2"/>
-      </w:pPr>
-      <w:r>
         <w:t>Referenser – spillkråka</w:t>
       </w:r>
     </w:p>
@@ -716,207 +882,6 @@
       </w:r>
       <w:r>
         <w:t>SLU Artdatabanken, Uppsala.</w:t>
-      </w:r>
-    </w:p>
-    <w:p>
-      <w:pPr>
-        <w:pStyle w:val="Heading1"/>
-      </w:pPr>
-      <w:r>
-        <w:t>Tretåig hackspett – ekologi samt krav på livsmiljön</w:t>
-      </w:r>
-    </w:p>
-    <w:p>
-      <w:r>
-        <w:t xml:space="preserve">Tretåig hackspett (NT) är fridlyst enligt §4 Artskyddsförordningen och finns med som prioriterad art i Skogsstyrelsen vägledning för skogsbruket (bilaga 4 till SVL). I vägledningen står bland annat att: </w:t>
-      </w:r>
-      <w:r>
-        <w:rPr>
-          <w:i/>
-        </w:rPr>
-        <w:t xml:space="preserve">“Tretåig hackspett har stora arealkrav och höga krav på sin livsmiljö. Omdaningen av naturskogar till kulturskogar medför en förlust av viktiga miljöer, något som förstärks av ökad fragmentering till följd av avverkningar.” </w:t>
-      </w:r>
-      <w:r>
-        <w:t xml:space="preserve">Vidare att: </w:t>
-      </w:r>
-      <w:r>
-        <w:rPr>
-          <w:i/>
-        </w:rPr>
-        <w:t>“Områden med dokumenterad permanent förekomst i naturskogsmiljöer har vanligen så stora naturvärden att skogsbruk är olämpligt”</w:t>
-      </w:r>
-      <w:r>
-        <w:t xml:space="preserve"> (SLU Artdatabanken, 2024; Skogsstyrelsen, 2016)</w:t>
-      </w:r>
-      <w:r>
-        <w:rPr>
-          <w:i/>
-        </w:rPr>
-        <w:t>.</w:t>
-      </w:r>
-    </w:p>
-    <w:p>
-      <w:r>
-        <w:t>Tretåig hackspett är beroende av större sammanhängande naturskogar med kontinuerlig tillgång och nybildning av död ved och fragmentering av livsmiljöerna utgör ett stort hot mot arten (se exempelvis Stachura-Skierczynska et al., 2009; Wesolowski et al., 2005; Butler et al., 2004; Pakkala et al., 2002; Amcoff et al., 1996; Virkkala, 1991). Det finns studier som visar att naturskogens självgallringsprocess som den tretåiga hackspetten är beroende av, inte kan ersättas med efterlämnad hänsyn i skogsbruket (Imbeau &amp; Desrochers, 2002).</w:t>
-      </w:r>
-    </w:p>
-    <w:p>
-      <w:r>
-        <w:t>Permanenta revir av tretåig hackspett karaktäriseras ofta av artens typiska ringformigt ordnade hackmärken på framför allt gamla granar. För att säkerställa att inte revir av tretåig hackspett drabbas av avverkningsplanerna bör en inventering göras i området både under häckningstid och under vintern, då arten utnyttjar betydligt större områden än under sommarens häckningsrevir. Storleken på häckningsreviret varierar med skogstypen, förekomsten av död ved och graden av fragmentering, men är i allmänhet i storleksordningen 25–100 hektar (SLU Artdatabanken, 2024; Skogsstyrelsen, 2016).</w:t>
-      </w:r>
-    </w:p>
-    <w:p>
-      <w:r>
-        <w:t xml:space="preserve">Förutom fridlysning enligt §4 Artskyddsförordningen är tretåig hackspett även förtecknad i EU:s fågeldirektiv bilaga 1. Den är typisk art för </w:t>
-      </w:r>
-      <w:r>
-        <w:rPr>
-          <w:i/>
-        </w:rPr>
-        <w:t xml:space="preserve">9010 Taiga, 9740 Skogsbevuxen myr, 9030 Landhöjningsskog </w:t>
-      </w:r>
-      <w:r>
-        <w:t xml:space="preserve">och </w:t>
-      </w:r>
-      <w:r>
-        <w:rPr>
-          <w:i/>
-        </w:rPr>
-        <w:t>9040 Fjällbjörkskog</w:t>
-      </w:r>
-      <w:r>
-        <w:t xml:space="preserve"> samt ingår i Natura 2000 och är förtecknad i Bernkonventionen bilaga II (strikt skyddade djurarter) (SLU Artdatabanken, 2024; Skogsstyrelsen, 2016).</w:t>
-      </w:r>
-    </w:p>
-    <w:p>
-      <w:pPr>
-        <w:pStyle w:val="Heading2"/>
-      </w:pPr>
-      <w:r>
-        <w:t>Referenser – tretåig hackspett</w:t>
-      </w:r>
-    </w:p>
-    <w:p>
-      <w:r>
-        <w:t xml:space="preserve">Amcoff, M. &amp; Eriksson, P. 1996. </w:t>
-      </w:r>
-      <w:r>
-        <w:rPr>
-          <w:i/>
-        </w:rPr>
-        <w:t xml:space="preserve">Förekomst av tretåig hackspett Picoides tridactylus på bestånds- och landskapsnivå. </w:t>
-      </w:r>
-      <w:r>
-        <w:t>Ornis Svecica 6: 107–119.</w:t>
-      </w:r>
-    </w:p>
-    <w:p>
-      <w:r>
-        <w:t xml:space="preserve">Butler, R., Angelstam, P., Ekelund, P. &amp; Schlaeffer, R. 2004. </w:t>
-      </w:r>
-      <w:r>
-        <w:rPr>
-          <w:i/>
-        </w:rPr>
-        <w:t xml:space="preserve">Dead wood threshold values for the three-toed woodpecker presence in boreal and sub-Alpine forest. </w:t>
-      </w:r>
-      <w:r>
-        <w:t>Biological conservation 119(3): 305–318.</w:t>
-      </w:r>
-    </w:p>
-    <w:p>
-      <w:r>
-        <w:t xml:space="preserve">Imbeau, L. &amp; Desrochers, A. 2002. </w:t>
-      </w:r>
-      <w:r>
-        <w:rPr>
-          <w:i/>
-        </w:rPr>
-        <w:t xml:space="preserve">Foraging Ecology and Use of Drumming Trees by Three-Toed Woodpeckers. </w:t>
-      </w:r>
-      <w:r>
-        <w:t>The Journal of Wildlife Management. Vol. 66, No. 1 (Jan., 2002), pp. 222–231.</w:t>
-      </w:r>
-    </w:p>
-    <w:p>
-      <w:r>
-        <w:t xml:space="preserve">Pakkala, T., Hanski, I. &amp; Tomppo, E. 2002. </w:t>
-      </w:r>
-      <w:r>
-        <w:rPr>
-          <w:i/>
-        </w:rPr>
-        <w:t xml:space="preserve">Spatial ecology of the three-toed woodpecker in managed forest landscapes. </w:t>
-      </w:r>
-      <w:r>
-        <w:t>Silva Fennica 36(1): 279–288.</w:t>
-      </w:r>
-    </w:p>
-    <w:p>
-      <w:r>
-        <w:t xml:space="preserve">Skogsstyrelsen, 2016. </w:t>
-      </w:r>
-      <w:r>
-        <w:rPr>
-          <w:i/>
-        </w:rPr>
-        <w:t>Vägledning för hänsyn till fåglar – Tretåig hackspett.</w:t>
-      </w:r>
-    </w:p>
-    <w:p>
-      <w:r>
-        <w:t xml:space="preserve">SLU Artdatabanken, 2024. </w:t>
-      </w:r>
-      <w:r>
-        <w:rPr>
-          <w:i/>
-        </w:rPr>
-        <w:t xml:space="preserve">Artfaktablad. Naturvård – artfakta. </w:t>
-      </w:r>
-      <w:r>
-        <w:t>SLU Artdatabanken, Uppsala.</w:t>
-      </w:r>
-    </w:p>
-    <w:p>
-      <w:r>
-        <w:t xml:space="preserve">Stachura-Skierczynska, K., Tumiel, T. &amp; Skierczynski, M. 2009. </w:t>
-      </w:r>
-      <w:r>
-        <w:rPr>
-          <w:i/>
-        </w:rPr>
-        <w:t xml:space="preserve">Habitat prediction model for three-toed woodpecker and its implications for the conservation of biologically valuable forests. </w:t>
-      </w:r>
-      <w:r>
-        <w:t>Forest Ecology and Management 258(5): 697–703.</w:t>
-      </w:r>
-    </w:p>
-    <w:p>
-      <w:r>
-        <w:t xml:space="preserve">Virkkala, R. 1991. </w:t>
-      </w:r>
-      <w:r>
-        <w:rPr>
-          <w:i/>
-        </w:rPr>
-        <w:t xml:space="preserve">Population trends of forest birds in a Finnish Lapland landscape of large habitat blocks – Consequences of stochastic environmental variation or regional habitat alteration. </w:t>
-      </w:r>
-      <w:r>
-        <w:t>Biological conservation 56(2): 223–240.</w:t>
-      </w:r>
-    </w:p>
-    <w:p>
-      <w:r>
-        <w:t xml:space="preserve">Wesolowski, T., Czeszczewik, D. &amp; Rowinski, P. 2005. </w:t>
-      </w:r>
-      <w:r>
-        <w:rPr>
-          <w:i/>
-        </w:rPr>
-        <w:t xml:space="preserve">Effects of forest management on Three-toed Woodpecker Picoides tridactylus distribution in the Bialowieza Forest (NE Poland): conservation implications. </w:t>
-      </w:r>
-      <w:r>
-        <w:t>Acta Ornithologica 40(1): 53–60.</w:t>
       </w:r>
     </w:p>
     <w:sectPr>
@@ -1047,7 +1012,7 @@
     <w:r>
       <w:tab/>
       <w:tab/>
-      <w:t>2026-06-20</w:t>
+      <w:t>2026-06-21</w:t>
       <w:br/>
       <w:br/>
     </w:r>

--- a/klagomål/A 7583-2026 FSC-klagomål.docx
+++ b/klagomål/A 7583-2026 FSC-klagomål.docx
@@ -1012,7 +1012,7 @@
     <w:r>
       <w:tab/>
       <w:tab/>
-      <w:t>2026-06-21</w:t>
+      <w:t>2026-06-22</w:t>
       <w:br/>
       <w:br/>
     </w:r>

--- a/klagomål/A 7583-2026 FSC-klagomål.docx
+++ b/klagomål/A 7583-2026 FSC-klagomål.docx
@@ -1012,7 +1012,7 @@
     <w:r>
       <w:tab/>
       <w:tab/>
-      <w:t>2026-06-22</w:t>
+      <w:t>2026-06-23</w:t>
       <w:br/>
       <w:br/>
     </w:r>

--- a/klagomål/A 7583-2026 FSC-klagomål.docx
+++ b/klagomål/A 7583-2026 FSC-klagomål.docx
@@ -1012,7 +1012,7 @@
     <w:r>
       <w:tab/>
       <w:tab/>
-      <w:t>2026-06-23</w:t>
+      <w:t>2026-06-24</w:t>
       <w:br/>
       <w:br/>
     </w:r>

--- a/klagomål/A 7583-2026 FSC-klagomål.docx
+++ b/klagomål/A 7583-2026 FSC-klagomål.docx
@@ -1012,7 +1012,7 @@
     <w:r>
       <w:tab/>
       <w:tab/>
-      <w:t>2026-06-24</w:t>
+      <w:t>2026-06-25</w:t>
       <w:br/>
       <w:br/>
     </w:r>

--- a/klagomål/A 7583-2026 FSC-klagomål.docx
+++ b/klagomål/A 7583-2026 FSC-klagomål.docx
@@ -1012,7 +1012,7 @@
     <w:r>
       <w:tab/>
       <w:tab/>
-      <w:t>2026-06-25</w:t>
+      <w:t>2026-06-26</w:t>
       <w:br/>
       <w:br/>
     </w:r>

--- a/klagomål/A 7583-2026 FSC-klagomål.docx
+++ b/klagomål/A 7583-2026 FSC-klagomål.docx
@@ -1012,7 +1012,7 @@
     <w:r>
       <w:tab/>
       <w:tab/>
-      <w:t>2026-06-26</w:t>
+      <w:t>2026-06-27</w:t>
       <w:br/>
       <w:br/>
     </w:r>

--- a/klagomål/A 7583-2026 FSC-klagomål.docx
+++ b/klagomål/A 7583-2026 FSC-klagomål.docx
@@ -1012,7 +1012,7 @@
     <w:r>
       <w:tab/>
       <w:tab/>
-      <w:t>2026-06-27</w:t>
+      <w:t>2026-06-28</w:t>
       <w:br/>
       <w:br/>
     </w:r>

--- a/klagomål/A 7583-2026 FSC-klagomål.docx
+++ b/klagomål/A 7583-2026 FSC-klagomål.docx
@@ -1012,7 +1012,7 @@
     <w:r>
       <w:tab/>
       <w:tab/>
-      <w:t>2026-06-28</w:t>
+      <w:t>2026-06-29</w:t>
       <w:br/>
       <w:br/>
     </w:r>

--- a/klagomål/A 7583-2026 FSC-klagomål.docx
+++ b/klagomål/A 7583-2026 FSC-klagomål.docx
@@ -1012,7 +1012,7 @@
     <w:r>
       <w:tab/>
       <w:tab/>
-      <w:t>2026-06-29</w:t>
+      <w:t>2026-06-30</w:t>
       <w:br/>
       <w:br/>
     </w:r>

--- a/klagomål/A 7583-2026 FSC-klagomål.docx
+++ b/klagomål/A 7583-2026 FSC-klagomål.docx
@@ -1012,7 +1012,7 @@
     <w:r>
       <w:tab/>
       <w:tab/>
-      <w:t>2026-06-30</w:t>
+      <w:t>2026-07-01</w:t>
       <w:br/>
       <w:br/>
     </w:r>

--- a/klagomål/A 7583-2026 FSC-klagomål.docx
+++ b/klagomål/A 7583-2026 FSC-klagomål.docx
@@ -1012,7 +1012,7 @@
     <w:r>
       <w:tab/>
       <w:tab/>
-      <w:t>2026-07-01</w:t>
+      <w:t>2026-07-02</w:t>
       <w:br/>
       <w:br/>
     </w:r>

--- a/klagomål/A 7583-2026 FSC-klagomål.docx
+++ b/klagomål/A 7583-2026 FSC-klagomål.docx
@@ -1012,7 +1012,7 @@
     <w:r>
       <w:tab/>
       <w:tab/>
-      <w:t>2026-07-13</w:t>
+      <w:t>2026-07-14</w:t>
       <w:br/>
       <w:br/>
     </w:r>

--- a/klagomål/A 7583-2026 FSC-klagomål.docx
+++ b/klagomål/A 7583-2026 FSC-klagomål.docx
@@ -1012,7 +1012,7 @@
     <w:r>
       <w:tab/>
       <w:tab/>
-      <w:t>2026-07-14</w:t>
+      <w:t>2026-07-15</w:t>
       <w:br/>
       <w:br/>
     </w:r>

--- a/klagomål/A 7583-2026 FSC-klagomål.docx
+++ b/klagomål/A 7583-2026 FSC-klagomål.docx
@@ -1012,7 +1012,7 @@
     <w:r>
       <w:tab/>
       <w:tab/>
-      <w:t>2026-07-15</w:t>
+      <w:t>2026-07-16</w:t>
       <w:br/>
       <w:br/>
     </w:r>

--- a/klagomål/A 7583-2026 FSC-klagomål.docx
+++ b/klagomål/A 7583-2026 FSC-klagomål.docx
@@ -1012,7 +1012,7 @@
     <w:r>
       <w:tab/>
       <w:tab/>
-      <w:t>2026-07-16</w:t>
+      <w:t>2026-07-17</w:t>
       <w:br/>
       <w:br/>
     </w:r>

--- a/klagomål/A 7583-2026 FSC-klagomål.docx
+++ b/klagomål/A 7583-2026 FSC-klagomål.docx
@@ -1012,7 +1012,7 @@
     <w:r>
       <w:tab/>
       <w:tab/>
-      <w:t>2026-07-17</w:t>
+      <w:t>2026-07-18</w:t>
       <w:br/>
       <w:br/>
     </w:r>

--- a/klagomål/A 7583-2026 FSC-klagomål.docx
+++ b/klagomål/A 7583-2026 FSC-klagomål.docx
@@ -1012,7 +1012,7 @@
     <w:r>
       <w:tab/>
       <w:tab/>
-      <w:t>2026-07-18</w:t>
+      <w:t>2026-07-19</w:t>
       <w:br/>
       <w:br/>
     </w:r>

--- a/klagomål/A 7583-2026 FSC-klagomål.docx
+++ b/klagomål/A 7583-2026 FSC-klagomål.docx
@@ -1012,7 +1012,7 @@
     <w:r>
       <w:tab/>
       <w:tab/>
-      <w:t>2026-07-19</w:t>
+      <w:t>2026-07-20</w:t>
       <w:br/>
       <w:br/>
     </w:r>

--- a/klagomål/A 7583-2026 FSC-klagomål.docx
+++ b/klagomål/A 7583-2026 FSC-klagomål.docx
@@ -1012,7 +1012,7 @@
     <w:r>
       <w:tab/>
       <w:tab/>
-      <w:t>2026-07-20</w:t>
+      <w:t>2026-07-21</w:t>
       <w:br/>
       <w:br/>
     </w:r>

--- a/klagomål/A 7583-2026 FSC-klagomål.docx
+++ b/klagomål/A 7583-2026 FSC-klagomål.docx
@@ -1012,7 +1012,7 @@
     <w:r>
       <w:tab/>
       <w:tab/>
-      <w:t>2026-07-21</w:t>
+      <w:t>2026-07-22</w:t>
       <w:br/>
       <w:br/>
     </w:r>

--- a/klagomål/A 7583-2026 FSC-klagomål.docx
+++ b/klagomål/A 7583-2026 FSC-klagomål.docx
@@ -1012,7 +1012,7 @@
     <w:r>
       <w:tab/>
       <w:tab/>
-      <w:t>2026-07-22</w:t>
+      <w:t>2026-07-23</w:t>
       <w:br/>
       <w:br/>
     </w:r>

--- a/klagomål/A 7583-2026 FSC-klagomål.docx
+++ b/klagomål/A 7583-2026 FSC-klagomål.docx
@@ -1012,7 +1012,7 @@
     <w:r>
       <w:tab/>
       <w:tab/>
-      <w:t>2026-07-23</w:t>
+      <w:t>2026-07-24</w:t>
       <w:br/>
       <w:br/>
     </w:r>

--- a/klagomål/A 7583-2026 FSC-klagomål.docx
+++ b/klagomål/A 7583-2026 FSC-klagomål.docx
@@ -216,7 +216,7 @@
         <w:spacing w:after="240"/>
       </w:pPr>
       <w:r>
-        <w:t>Figur 1. Fyndplatser för naturvårdsarter i avverkningsanmälan. Markörer utan svart kant är placerade på fyndplatsen. Markörer med svart kant är placerade vid sidan av fyndplatsen har ett svart streck som visar fyndplatsens exakta position. Kartans mittpunktskoordinat är N 6626041, E 372851 i SWEREF 99 TM.</w:t>
+        <w:t>Figur 1. Fyndplatser för naturvårdsarter i avverkningsanmälan. Markörer utan svart kant är placerade på fyndplatsen. Markörer med svart kant är placerade vid sidan av fyndplatsen och har ett svart streck som visar fyndplatsens exakta position. Kartans mittpunktskoordinat är N 6626041, E 372851 i SWEREF 99 TM.</w:t>
       </w:r>
     </w:p>
     <w:p>
@@ -1012,7 +1012,7 @@
     <w:r>
       <w:tab/>
       <w:tab/>
-      <w:t>2026-08-14</w:t>
+      <w:t>2026-08-15</w:t>
       <w:br/>
       <w:br/>
     </w:r>

--- a/klagomål/A 7583-2026 FSC-klagomål.docx
+++ b/klagomål/A 7583-2026 FSC-klagomål.docx
@@ -1012,7 +1012,7 @@
     <w:r>
       <w:tab/>
       <w:tab/>
-      <w:t>2026-08-15</w:t>
+      <w:t>2026-08-16</w:t>
       <w:br/>
       <w:br/>
     </w:r>

--- a/klagomål/A 7583-2026 FSC-klagomål.docx
+++ b/klagomål/A 7583-2026 FSC-klagomål.docx
@@ -1012,7 +1012,7 @@
     <w:r>
       <w:tab/>
       <w:tab/>
-      <w:t>2026-08-16</w:t>
+      <w:t>2026-08-17</w:t>
       <w:br/>
       <w:br/>
     </w:r>

--- a/klagomål/A 7583-2026 FSC-klagomål.docx
+++ b/klagomål/A 7583-2026 FSC-klagomål.docx
@@ -1012,7 +1012,7 @@
     <w:r>
       <w:tab/>
       <w:tab/>
-      <w:t>2026-08-17</w:t>
+      <w:t>2026-08-18</w:t>
       <w:br/>
       <w:br/>
     </w:r>

--- a/klagomål/A 7583-2026 FSC-klagomål.docx
+++ b/klagomål/A 7583-2026 FSC-klagomål.docx
@@ -1012,7 +1012,7 @@
     <w:r>
       <w:tab/>
       <w:tab/>
-      <w:t>2026-08-18</w:t>
+      <w:t>2026-08-19</w:t>
       <w:br/>
       <w:br/>
     </w:r>

--- a/klagomål/A 7583-2026 FSC-klagomål.docx
+++ b/klagomål/A 7583-2026 FSC-klagomål.docx
@@ -1012,7 +1012,7 @@
     <w:r>
       <w:tab/>
       <w:tab/>
-      <w:t>2026-08-19</w:t>
+      <w:t>2026-08-20</w:t>
       <w:br/>
       <w:br/>
     </w:r>

--- a/klagomål/A 7583-2026 FSC-klagomål.docx
+++ b/klagomål/A 7583-2026 FSC-klagomål.docx
@@ -1012,7 +1012,7 @@
     <w:r>
       <w:tab/>
       <w:tab/>
-      <w:t>2026-08-20</w:t>
+      <w:t>2026-08-21</w:t>
       <w:br/>
       <w:br/>
     </w:r>

--- a/klagomål/A 7583-2026 FSC-klagomål.docx
+++ b/klagomål/A 7583-2026 FSC-klagomål.docx
@@ -1012,7 +1012,7 @@
     <w:r>
       <w:tab/>
       <w:tab/>
-      <w:t>2026-08-21</w:t>
+      <w:t>2026-08-22</w:t>
       <w:br/>
       <w:br/>
     </w:r>

--- a/klagomål/A 7583-2026 FSC-klagomål.docx
+++ b/klagomål/A 7583-2026 FSC-klagomål.docx
@@ -1012,7 +1012,7 @@
     <w:r>
       <w:tab/>
       <w:tab/>
-      <w:t>2026-08-22</w:t>
+      <w:t>2026-08-23</w:t>
       <w:br/>
       <w:br/>
     </w:r>

--- a/klagomål/A 7583-2026 FSC-klagomål.docx
+++ b/klagomål/A 7583-2026 FSC-klagomål.docx
@@ -1012,7 +1012,7 @@
     <w:r>
       <w:tab/>
       <w:tab/>
-      <w:t>2026-08-23</w:t>
+      <w:t>2026-08-24</w:t>
       <w:br/>
       <w:br/>
     </w:r>

--- a/klagomål/A 7583-2026 FSC-klagomål.docx
+++ b/klagomål/A 7583-2026 FSC-klagomål.docx
@@ -1012,7 +1012,7 @@
     <w:r>
       <w:tab/>
       <w:tab/>
-      <w:t>2026-08-24</w:t>
+      <w:t>2026-08-25</w:t>
       <w:br/>
       <w:br/>
     </w:r>

--- a/klagomål/A 7583-2026 FSC-klagomål.docx
+++ b/klagomål/A 7583-2026 FSC-klagomål.docx
@@ -1012,7 +1012,7 @@
     <w:r>
       <w:tab/>
       <w:tab/>
-      <w:t>2026-08-25</w:t>
+      <w:t>2026-08-26</w:t>
       <w:br/>
       <w:br/>
     </w:r>

--- a/klagomål/A 7583-2026 FSC-klagomål.docx
+++ b/klagomål/A 7583-2026 FSC-klagomål.docx
@@ -1012,7 +1012,7 @@
     <w:r>
       <w:tab/>
       <w:tab/>
-      <w:t>2026-08-26</w:t>
+      <w:t>2026-08-27</w:t>
       <w:br/>
       <w:br/>
     </w:r>

--- a/klagomål/A 7583-2026 FSC-klagomål.docx
+++ b/klagomål/A 7583-2026 FSC-klagomål.docx
@@ -1012,7 +1012,7 @@
     <w:r>
       <w:tab/>
       <w:tab/>
-      <w:t>2026-08-27</w:t>
+      <w:t>2026-08-28</w:t>
       <w:br/>
       <w:br/>
     </w:r>

--- a/klagomål/A 7583-2026 FSC-klagomål.docx
+++ b/klagomål/A 7583-2026 FSC-klagomål.docx
@@ -1012,7 +1012,7 @@
     <w:r>
       <w:tab/>
       <w:tab/>
-      <w:t>2026-08-28</w:t>
+      <w:t>2026-08-29</w:t>
       <w:br/>
       <w:br/>
     </w:r>

--- a/klagomål/A 7583-2026 FSC-klagomål.docx
+++ b/klagomål/A 7583-2026 FSC-klagomål.docx
@@ -1012,7 +1012,7 @@
     <w:r>
       <w:tab/>
       <w:tab/>
-      <w:t>2026-08-29</w:t>
+      <w:t>2026-08-31</w:t>
       <w:br/>
       <w:br/>
     </w:r>

--- a/klagomål/A 7583-2026 FSC-klagomål.docx
+++ b/klagomål/A 7583-2026 FSC-klagomål.docx
@@ -1012,7 +1012,7 @@
     <w:r>
       <w:tab/>
       <w:tab/>
-      <w:t>2026-08-31</w:t>
+      <w:t>2026-09-01</w:t>
       <w:br/>
       <w:br/>
     </w:r>

--- a/klagomål/A 7583-2026 FSC-klagomål.docx
+++ b/klagomål/A 7583-2026 FSC-klagomål.docx
@@ -1012,7 +1012,7 @@
     <w:r>
       <w:tab/>
       <w:tab/>
-      <w:t>2026-09-01</w:t>
+      <w:t>2026-09-02</w:t>
       <w:br/>
       <w:br/>
     </w:r>

--- a/klagomål/A 7583-2026 FSC-klagomål.docx
+++ b/klagomål/A 7583-2026 FSC-klagomål.docx
@@ -1012,7 +1012,7 @@
     <w:r>
       <w:tab/>
       <w:tab/>
-      <w:t>2026-09-02</w:t>
+      <w:t>2026-09-03</w:t>
       <w:br/>
       <w:br/>
     </w:r>

--- a/klagomål/A 7583-2026 FSC-klagomål.docx
+++ b/klagomål/A 7583-2026 FSC-klagomål.docx
@@ -1012,7 +1012,7 @@
     <w:r>
       <w:tab/>
       <w:tab/>
-      <w:t>2026-09-03</w:t>
+      <w:t>2026-09-04</w:t>
       <w:br/>
       <w:br/>
     </w:r>

--- a/klagomål/A 7583-2026 FSC-klagomål.docx
+++ b/klagomål/A 7583-2026 FSC-klagomål.docx
@@ -1012,7 +1012,7 @@
     <w:r>
       <w:tab/>
       <w:tab/>
-      <w:t>2026-09-04</w:t>
+      <w:t>2026-09-05</w:t>
       <w:br/>
       <w:br/>
     </w:r>

--- a/klagomål/A 7583-2026 FSC-klagomål.docx
+++ b/klagomål/A 7583-2026 FSC-klagomål.docx
@@ -1012,7 +1012,7 @@
     <w:r>
       <w:tab/>
       <w:tab/>
-      <w:t>2026-09-05</w:t>
+      <w:t>2026-09-06</w:t>
       <w:br/>
       <w:br/>
     </w:r>

--- a/klagomål/A 7583-2026 FSC-klagomål.docx
+++ b/klagomål/A 7583-2026 FSC-klagomål.docx
@@ -1012,7 +1012,7 @@
     <w:r>
       <w:tab/>
       <w:tab/>
-      <w:t>2026-09-06</w:t>
+      <w:t>2026-09-07</w:t>
       <w:br/>
       <w:br/>
     </w:r>

--- a/klagomål/A 7583-2026 FSC-klagomål.docx
+++ b/klagomål/A 7583-2026 FSC-klagomål.docx
@@ -1012,7 +1012,7 @@
     <w:r>
       <w:tab/>
       <w:tab/>
-      <w:t>2026-09-07</w:t>
+      <w:t>2026-09-08</w:t>
       <w:br/>
       <w:br/>
     </w:r>

--- a/klagomål/A 7583-2026 FSC-klagomål.docx
+++ b/klagomål/A 7583-2026 FSC-klagomål.docx
@@ -1012,7 +1012,7 @@
     <w:r>
       <w:tab/>
       <w:tab/>
-      <w:t>2026-09-08</w:t>
+      <w:t>2026-09-09</w:t>
       <w:br/>
       <w:br/>
     </w:r>

--- a/klagomål/A 7583-2026 FSC-klagomål.docx
+++ b/klagomål/A 7583-2026 FSC-klagomål.docx
@@ -1012,7 +1012,7 @@
     <w:r>
       <w:tab/>
       <w:tab/>
-      <w:t>2026-09-09</w:t>
+      <w:t>2026-09-10</w:t>
       <w:br/>
       <w:br/>
     </w:r>

--- a/klagomål/A 7583-2026 FSC-klagomål.docx
+++ b/klagomål/A 7583-2026 FSC-klagomål.docx
@@ -1012,7 +1012,7 @@
     <w:r>
       <w:tab/>
       <w:tab/>
-      <w:t>2026-09-10</w:t>
+      <w:t>2026-09-11</w:t>
       <w:br/>
       <w:br/>
     </w:r>

--- a/klagomål/A 7583-2026 FSC-klagomål.docx
+++ b/klagomål/A 7583-2026 FSC-klagomål.docx
@@ -1012,7 +1012,7 @@
     <w:r>
       <w:tab/>
       <w:tab/>
-      <w:t>2026-09-11</w:t>
+      <w:t>2026-09-12</w:t>
       <w:br/>
       <w:br/>
     </w:r>

--- a/klagomål/A 7583-2026 FSC-klagomål.docx
+++ b/klagomål/A 7583-2026 FSC-klagomål.docx
@@ -1012,7 +1012,7 @@
     <w:r>
       <w:tab/>
       <w:tab/>
-      <w:t>2026-09-12</w:t>
+      <w:t>2026-09-13</w:t>
       <w:br/>
       <w:br/>
     </w:r>
